--- a/fuentes/22230063_CF02_DI.docx
+++ b/fuentes/22230063_CF02_DI.docx
@@ -1,6 +1,6 @@
 
 <file path=word/document.xml><?xml version="1.0" encoding="utf-8"?>
-<w:document xmlns:wpc="http://schemas.microsoft.com/office/word/2010/wordprocessingCanvas" xmlns:cx="http://schemas.microsoft.com/office/drawing/2014/chartex" xmlns:cx1="http://schemas.microsoft.com/office/drawing/2015/9/8/chartex" xmlns:cx2="http://schemas.microsoft.com/office/drawing/2015/10/21/chartex" xmlns:cx3="http://schemas.microsoft.com/office/drawing/2016/5/9/chartex" xmlns:cx4="http://schemas.microsoft.com/office/drawing/2016/5/10/chartex" xmlns:cx5="http://schemas.microsoft.com/office/drawing/2016/5/11/chartex" xmlns:cx6="http://schemas.microsoft.com/office/drawing/2016/5/12/chartex" xmlns:cx7="http://schemas.microsoft.com/office/drawing/2016/5/13/chartex" xmlns:cx8="http://schemas.microsoft.com/office/drawing/2016/5/14/chartex" xmlns:mc="http://schemas.openxmlformats.org/markup-compatibility/2006" xmlns:aink="http://schemas.microsoft.com/office/drawing/2016/ink" xmlns:am3d="http://schemas.microsoft.com/office/drawing/2017/model3d" xmlns:o="urn:schemas-microsoft-com:office:office" xmlns:oel="http://schemas.microsoft.com/office/2019/extlst" xmlns:r="http://schemas.openxmlformats.org/officeDocument/2006/relationships" xmlns:m="http://schemas.openxmlformats.org/officeDocument/2006/math" xmlns:v="urn:schemas-microsoft-com:vml" xmlns:wp14="http://schemas.microsoft.com/office/word/2010/wordprocessingDrawing" xmlns:wp="http://schemas.openxmlformats.org/drawingml/2006/wordprocessingDrawing" xmlns:w10="urn:schemas-microsoft-com:office:word" xmlns:w="http://schemas.openxmlformats.org/wordprocessingml/2006/main" xmlns:w14="http://schemas.microsoft.com/office/word/2010/wordml" xmlns:w15="http://schemas.microsoft.com/office/word/2012/wordml" xmlns:w16cex="http://schemas.microsoft.com/office/word/2018/wordml/cex" xmlns:w16cid="http://schemas.microsoft.com/office/word/2016/wordml/cid" xmlns:w16="http://schemas.microsoft.com/office/word/2018/wordml" xmlns:w16du="http://schemas.microsoft.com/office/word/2023/wordml/word16du" xmlns:w16sdtdh="http://schemas.microsoft.com/office/word/2020/wordml/sdtdatahash" xmlns:w16sdtfl="http://schemas.microsoft.com/office/word/2024/wordml/sdtformatlock" xmlns:w16se="http://schemas.microsoft.com/office/word/2015/wordml/symex" xmlns:wpg="http://schemas.microsoft.com/office/word/2010/wordprocessingGroup" xmlns:wpi="http://schemas.microsoft.com/office/word/2010/wordprocessingInk" xmlns:wne="http://schemas.microsoft.com/office/word/2006/wordml" xmlns:wps="http://schemas.microsoft.com/office/word/2010/wordprocessingShape" mc:Ignorable="w14 w15 w16se w16cid w16 w16cex w16sdtdh w16sdtfl w16du wp14">
+<w:document xmlns:wpc="http://schemas.microsoft.com/office/word/2010/wordprocessingCanvas" xmlns:cx="http://schemas.microsoft.com/office/drawing/2014/chartex" xmlns:cx1="http://schemas.microsoft.com/office/drawing/2015/9/8/chartex" xmlns:cx2="http://schemas.microsoft.com/office/drawing/2015/10/21/chartex" xmlns:cx3="http://schemas.microsoft.com/office/drawing/2016/5/9/chartex" xmlns:cx4="http://schemas.microsoft.com/office/drawing/2016/5/10/chartex" xmlns:cx5="http://schemas.microsoft.com/office/drawing/2016/5/11/chartex" xmlns:cx6="http://schemas.microsoft.com/office/drawing/2016/5/12/chartex" xmlns:cx7="http://schemas.microsoft.com/office/drawing/2016/5/13/chartex" xmlns:cx8="http://schemas.microsoft.com/office/drawing/2016/5/14/chartex" xmlns:mc="http://schemas.openxmlformats.org/markup-compatibility/2006" xmlns:aink="http://schemas.microsoft.com/office/drawing/2016/ink" xmlns:am3d="http://schemas.microsoft.com/office/drawing/2017/model3d" xmlns:o="urn:schemas-microsoft-com:office:office" xmlns:oel="http://schemas.microsoft.com/office/2019/extlst" xmlns:r="http://schemas.openxmlformats.org/officeDocument/2006/relationships" xmlns:m="http://schemas.openxmlformats.org/officeDocument/2006/math" xmlns:v="urn:schemas-microsoft-com:vml" xmlns:wp14="http://schemas.microsoft.com/office/word/2010/wordprocessingDrawing" xmlns:wp="http://schemas.openxmlformats.org/drawingml/2006/wordprocessingDrawing" xmlns:w10="urn:schemas-microsoft-com:office:word" xmlns:w="http://schemas.openxmlformats.org/wordprocessingml/2006/main" xmlns:w14="http://schemas.microsoft.com/office/word/2010/wordml" xmlns:w15="http://schemas.microsoft.com/office/word/2012/wordml" xmlns:w16cex="http://schemas.microsoft.com/office/word/2018/wordml/cex" xmlns:w16cid="http://schemas.microsoft.com/office/word/2016/wordml/cid" xmlns:w16="http://schemas.microsoft.com/office/word/2018/wordml" xmlns:w16du="http://schemas.microsoft.com/office/word/2023/wordml/word16du" xmlns:w16sdtdh="http://schemas.microsoft.com/office/word/2020/wordml/sdtdatahash" xmlns:w16sdtfl="http://schemas.microsoft.com/office/word/2024/wordml/sdtformatlock" xmlns:w16se="http://schemas.microsoft.com/office/word/2015/wordml/symex" xmlns:wpg="http://schemas.microsoft.com/office/word/2010/wordprocessingGroup" xmlns:wpi="http://schemas.microsoft.com/office/word/2010/wordprocessingInk" xmlns:wne="http://schemas.microsoft.com/office/word/2006/wordml" xmlns:wps="http://schemas.microsoft.com/office/word/2010/wordprocessingShape" xmlns:a="http://schemas.openxmlformats.org/drawingml/2006/main" xmlns:pic="http://schemas.openxmlformats.org/drawingml/2006/picture" xmlns:a14="http://schemas.microsoft.com/office/drawing/2010/main" mc:Ignorable="w14 w15 w16se w16cid w16 w16cex w16sdtdh w16sdtfl w16du wp14">
   <w:body>
     <w:p>
       <w:pPr>
@@ -43,12 +43,12 @@
         <w:tblW w:w="9962" w:type="dxa"/>
         <w:tblInd w:w="0" w:type="dxa"/>
         <w:tblBorders>
-          <w:top w:val="single" w:sz="4" w:space="0" w:color="000000"/>
-          <w:left w:val="single" w:sz="4" w:space="0" w:color="000000"/>
-          <w:bottom w:val="single" w:sz="4" w:space="0" w:color="000000"/>
-          <w:right w:val="single" w:sz="4" w:space="0" w:color="000000"/>
-          <w:insideH w:val="single" w:sz="4" w:space="0" w:color="000000"/>
-          <w:insideV w:val="single" w:sz="4" w:space="0" w:color="000000"/>
+          <w:top w:val="single" w:color="000000" w:sz="4" w:space="0"/>
+          <w:left w:val="single" w:color="000000" w:sz="4" w:space="0"/>
+          <w:bottom w:val="single" w:color="000000" w:sz="4" w:space="0"/>
+          <w:right w:val="single" w:color="000000" w:sz="4" w:space="0"/>
+          <w:insideH w:val="single" w:color="000000" w:sz="4" w:space="0"/>
+          <w:insideV w:val="single" w:color="000000" w:sz="4" w:space="0"/>
         </w:tblBorders>
         <w:tblLayout w:type="fixed"/>
         <w:tblLook w:val="0400" w:firstRow="0" w:lastRow="0" w:firstColumn="0" w:lastColumn="0" w:noHBand="0" w:noVBand="1"/>
@@ -132,12 +132,12 @@
         <w:tblW w:w="9962" w:type="dxa"/>
         <w:tblInd w:w="0" w:type="dxa"/>
         <w:tblBorders>
-          <w:top w:val="single" w:sz="4" w:space="0" w:color="000000"/>
-          <w:left w:val="single" w:sz="4" w:space="0" w:color="000000"/>
-          <w:bottom w:val="single" w:sz="4" w:space="0" w:color="000000"/>
-          <w:right w:val="single" w:sz="4" w:space="0" w:color="000000"/>
-          <w:insideH w:val="single" w:sz="4" w:space="0" w:color="000000"/>
-          <w:insideV w:val="single" w:sz="4" w:space="0" w:color="000000"/>
+          <w:top w:val="single" w:color="000000" w:sz="4" w:space="0"/>
+          <w:left w:val="single" w:color="000000" w:sz="4" w:space="0"/>
+          <w:bottom w:val="single" w:color="000000" w:sz="4" w:space="0"/>
+          <w:right w:val="single" w:color="000000" w:sz="4" w:space="0"/>
+          <w:insideH w:val="single" w:color="000000" w:sz="4" w:space="0"/>
+          <w:insideV w:val="single" w:color="000000" w:sz="4" w:space="0"/>
         </w:tblBorders>
         <w:tblLayout w:type="fixed"/>
         <w:tblLook w:val="0400" w:firstRow="0" w:lastRow="0" w:firstColumn="0" w:lastColumn="0" w:noHBand="0" w:noVBand="1"/>
@@ -296,12 +296,12 @@
         <w:tblW w:w="9962" w:type="dxa"/>
         <w:tblInd w:w="0" w:type="dxa"/>
         <w:tblBorders>
-          <w:top w:val="single" w:sz="4" w:space="0" w:color="000000"/>
-          <w:left w:val="single" w:sz="4" w:space="0" w:color="000000"/>
-          <w:bottom w:val="single" w:sz="4" w:space="0" w:color="000000"/>
-          <w:right w:val="single" w:sz="4" w:space="0" w:color="000000"/>
-          <w:insideH w:val="single" w:sz="4" w:space="0" w:color="000000"/>
-          <w:insideV w:val="single" w:sz="4" w:space="0" w:color="000000"/>
+          <w:top w:val="single" w:color="000000" w:sz="4" w:space="0"/>
+          <w:left w:val="single" w:color="000000" w:sz="4" w:space="0"/>
+          <w:bottom w:val="single" w:color="000000" w:sz="4" w:space="0"/>
+          <w:right w:val="single" w:color="000000" w:sz="4" w:space="0"/>
+          <w:insideH w:val="single" w:color="000000" w:sz="4" w:space="0"/>
+          <w:insideV w:val="single" w:color="000000" w:sz="4" w:space="0"/>
         </w:tblBorders>
         <w:tblLayout w:type="fixed"/>
         <w:tblLook w:val="0400" w:firstRow="0" w:lastRow="0" w:firstColumn="0" w:lastColumn="0" w:noHBand="0" w:noVBand="1"/>
@@ -423,7 +423,7 @@
             </w:pPr>
             <w:r>
               <w:rPr>
-                <w:rFonts w:ascii="Calibri" w:eastAsia="Times New Roman" w:hAnsi="Calibri" w:cs="Calibri"/>
+                <w:rFonts w:ascii="Calibri" w:hAnsi="Calibri" w:eastAsia="Times New Roman" w:cs="Calibri"/>
                 <w:color w:val="000000"/>
                 <w:sz w:val="22"/>
                 <w:szCs w:val="22"/>
@@ -432,7 +432,7 @@
             </w:r>
             <w:r>
               <w:rPr>
-                <w:rFonts w:ascii="Calibri" w:eastAsia="Times New Roman" w:hAnsi="Calibri" w:cs="Calibri"/>
+                <w:rFonts w:ascii="Calibri" w:hAnsi="Calibri" w:eastAsia="Times New Roman" w:cs="Calibri"/>
                 <w:color w:val="000000"/>
                 <w:sz w:val="22"/>
                 <w:szCs w:val="22"/>
@@ -571,12 +571,12 @@
         <w:tblW w:w="9962" w:type="dxa"/>
         <w:tblInd w:w="0" w:type="dxa"/>
         <w:tblBorders>
-          <w:top w:val="single" w:sz="4" w:space="0" w:color="000000"/>
-          <w:left w:val="single" w:sz="4" w:space="0" w:color="000000"/>
-          <w:bottom w:val="single" w:sz="4" w:space="0" w:color="000000"/>
-          <w:right w:val="single" w:sz="4" w:space="0" w:color="000000"/>
-          <w:insideH w:val="single" w:sz="4" w:space="0" w:color="000000"/>
-          <w:insideV w:val="single" w:sz="4" w:space="0" w:color="000000"/>
+          <w:top w:val="single" w:color="000000" w:sz="4" w:space="0"/>
+          <w:left w:val="single" w:color="000000" w:sz="4" w:space="0"/>
+          <w:bottom w:val="single" w:color="000000" w:sz="4" w:space="0"/>
+          <w:right w:val="single" w:color="000000" w:sz="4" w:space="0"/>
+          <w:insideH w:val="single" w:color="000000" w:sz="4" w:space="0"/>
+          <w:insideV w:val="single" w:color="000000" w:sz="4" w:space="0"/>
         </w:tblBorders>
         <w:tblLayout w:type="fixed"/>
         <w:tblLook w:val="0400" w:firstRow="0" w:lastRow="0" w:firstColumn="0" w:lastColumn="0" w:noHBand="0" w:noVBand="1"/>
@@ -727,7 +727,7 @@
     <w:sdt>
       <w:sdtPr>
         <w:rPr>
-          <w:rFonts w:ascii="Calibri" w:eastAsia="Arial" w:hAnsi="Calibri" w:cs="Calibri"/>
+          <w:rFonts w:ascii="Calibri" w:hAnsi="Calibri" w:eastAsia="Arial" w:cs="Calibri"/>
           <w:color w:val="auto"/>
           <w:sz w:val="22"/>
           <w:szCs w:val="22"/>
@@ -741,9 +741,14 @@
       </w:sdtPr>
       <w:sdtEndPr>
         <w:rPr>
-          <w:b/>
-          <w:bCs/>
+          <w:rFonts w:ascii="Calibri" w:hAnsi="Calibri" w:eastAsia="Arial" w:cs="Calibri"/>
+          <w:b w:val="1"/>
+          <w:bCs w:val="1"/>
           <w:noProof/>
+          <w:color w:val="auto"/>
+          <w:sz w:val="22"/>
+          <w:szCs w:val="22"/>
+          <w:lang w:val="es-CO" w:eastAsia="ja-JP"/>
         </w:rPr>
       </w:sdtEndPr>
       <w:sdtContent>
@@ -794,7 +799,7 @@
               <w:tab w:val="right" w:leader="dot" w:pos="9962"/>
             </w:tabs>
             <w:rPr>
-              <w:rFonts w:asciiTheme="minorHAnsi" w:eastAsiaTheme="minorEastAsia" w:hAnsiTheme="minorHAnsi" w:cstheme="minorBidi"/>
+              <w:rFonts w:asciiTheme="minorHAnsi" w:hAnsiTheme="minorHAnsi" w:eastAsiaTheme="minorEastAsia" w:cstheme="minorBidi"/>
               <w:noProof/>
               <w:kern w:val="2"/>
               <w:sz w:val="24"/>
@@ -821,7 +826,7 @@
             </w:rPr>
             <w:fldChar w:fldCharType="separate"/>
           </w:r>
-          <w:hyperlink w:anchor="_Toc215738863" w:history="1">
+          <w:hyperlink w:history="1" w:anchor="_Toc215738863">
             <w:r>
               <w:rPr>
                 <w:rStyle w:val="Hipervnculo"/>
@@ -834,7 +839,7 @@
             </w:r>
             <w:r>
               <w:rPr>
-                <w:rFonts w:asciiTheme="minorHAnsi" w:eastAsiaTheme="minorEastAsia" w:hAnsiTheme="minorHAnsi" w:cstheme="minorBidi"/>
+                <w:rFonts w:asciiTheme="minorHAnsi" w:hAnsiTheme="minorHAnsi" w:eastAsiaTheme="minorEastAsia" w:cstheme="minorBidi"/>
                 <w:noProof/>
                 <w:kern w:val="2"/>
                 <w:sz w:val="24"/>
@@ -912,7 +917,7 @@
               <w:tab w:val="right" w:leader="dot" w:pos="9962"/>
             </w:tabs>
             <w:rPr>
-              <w:rFonts w:asciiTheme="minorHAnsi" w:eastAsiaTheme="minorEastAsia" w:hAnsiTheme="minorHAnsi" w:cstheme="minorBidi"/>
+              <w:rFonts w:asciiTheme="minorHAnsi" w:hAnsiTheme="minorHAnsi" w:eastAsiaTheme="minorEastAsia" w:cstheme="minorBidi"/>
               <w:noProof/>
               <w:kern w:val="2"/>
               <w:sz w:val="24"/>
@@ -921,7 +926,7 @@
               <w14:ligatures w14:val="standardContextual"/>
             </w:rPr>
           </w:pPr>
-          <w:hyperlink w:anchor="_Toc215738864" w:history="1">
+          <w:hyperlink w:history="1" w:anchor="_Toc215738864">
             <w:r>
               <w:rPr>
                 <w:rStyle w:val="Hipervnculo"/>
@@ -934,7 +939,7 @@
             </w:r>
             <w:r>
               <w:rPr>
-                <w:rFonts w:asciiTheme="minorHAnsi" w:eastAsiaTheme="minorEastAsia" w:hAnsiTheme="minorHAnsi" w:cstheme="minorBidi"/>
+                <w:rFonts w:asciiTheme="minorHAnsi" w:hAnsiTheme="minorHAnsi" w:eastAsiaTheme="minorEastAsia" w:cstheme="minorBidi"/>
                 <w:noProof/>
                 <w:kern w:val="2"/>
                 <w:sz w:val="24"/>
@@ -1012,7 +1017,7 @@
               <w:tab w:val="right" w:leader="dot" w:pos="9962"/>
             </w:tabs>
             <w:rPr>
-              <w:rFonts w:asciiTheme="minorHAnsi" w:eastAsiaTheme="minorEastAsia" w:hAnsiTheme="minorHAnsi" w:cstheme="minorBidi"/>
+              <w:rFonts w:asciiTheme="minorHAnsi" w:hAnsiTheme="minorHAnsi" w:eastAsiaTheme="minorEastAsia" w:cstheme="minorBidi"/>
               <w:noProof/>
               <w:kern w:val="2"/>
               <w:sz w:val="24"/>
@@ -1021,7 +1026,7 @@
               <w14:ligatures w14:val="standardContextual"/>
             </w:rPr>
           </w:pPr>
-          <w:hyperlink w:anchor="_Toc215738865" w:history="1">
+          <w:hyperlink w:history="1" w:anchor="_Toc215738865">
             <w:r>
               <w:rPr>
                 <w:rStyle w:val="Hipervnculo"/>
@@ -1032,7 +1037,7 @@
             </w:r>
             <w:r>
               <w:rPr>
-                <w:rFonts w:asciiTheme="minorHAnsi" w:eastAsiaTheme="minorEastAsia" w:hAnsiTheme="minorHAnsi" w:cstheme="minorBidi"/>
+                <w:rFonts w:asciiTheme="minorHAnsi" w:hAnsiTheme="minorHAnsi" w:eastAsiaTheme="minorEastAsia" w:cstheme="minorBidi"/>
                 <w:noProof/>
                 <w:kern w:val="2"/>
                 <w:sz w:val="24"/>
@@ -1116,7 +1121,7 @@
               <w:tab w:val="right" w:leader="dot" w:pos="9962"/>
             </w:tabs>
             <w:rPr>
-              <w:rFonts w:asciiTheme="minorHAnsi" w:eastAsiaTheme="minorEastAsia" w:hAnsiTheme="minorHAnsi" w:cstheme="minorBidi"/>
+              <w:rFonts w:asciiTheme="minorHAnsi" w:hAnsiTheme="minorHAnsi" w:eastAsiaTheme="minorEastAsia" w:cstheme="minorBidi"/>
               <w:noProof/>
               <w:kern w:val="2"/>
               <w:sz w:val="24"/>
@@ -1125,7 +1130,7 @@
               <w14:ligatures w14:val="standardContextual"/>
             </w:rPr>
           </w:pPr>
-          <w:hyperlink w:anchor="_Toc215738866" w:history="1">
+          <w:hyperlink w:history="1" w:anchor="_Toc215738866">
             <w:r>
               <w:rPr>
                 <w:rStyle w:val="Hipervnculo"/>
@@ -1136,7 +1141,7 @@
             </w:r>
             <w:r>
               <w:rPr>
-                <w:rFonts w:asciiTheme="minorHAnsi" w:eastAsiaTheme="minorEastAsia" w:hAnsiTheme="minorHAnsi" w:cstheme="minorBidi"/>
+                <w:rFonts w:asciiTheme="minorHAnsi" w:hAnsiTheme="minorHAnsi" w:eastAsiaTheme="minorEastAsia" w:cstheme="minorBidi"/>
                 <w:noProof/>
                 <w:kern w:val="2"/>
                 <w:sz w:val="24"/>
@@ -1220,7 +1225,7 @@
               <w:tab w:val="right" w:leader="dot" w:pos="9962"/>
             </w:tabs>
             <w:rPr>
-              <w:rFonts w:asciiTheme="minorHAnsi" w:eastAsiaTheme="minorEastAsia" w:hAnsiTheme="minorHAnsi" w:cstheme="minorBidi"/>
+              <w:rFonts w:asciiTheme="minorHAnsi" w:hAnsiTheme="minorHAnsi" w:eastAsiaTheme="minorEastAsia" w:cstheme="minorBidi"/>
               <w:noProof/>
               <w:kern w:val="2"/>
               <w:sz w:val="24"/>
@@ -1229,7 +1234,7 @@
               <w14:ligatures w14:val="standardContextual"/>
             </w:rPr>
           </w:pPr>
-          <w:hyperlink w:anchor="_Toc215738867" w:history="1">
+          <w:hyperlink w:history="1" w:anchor="_Toc215738867">
             <w:r>
               <w:rPr>
                 <w:rStyle w:val="Hipervnculo"/>
@@ -1240,7 +1245,7 @@
             </w:r>
             <w:r>
               <w:rPr>
-                <w:rFonts w:asciiTheme="minorHAnsi" w:eastAsiaTheme="minorEastAsia" w:hAnsiTheme="minorHAnsi" w:cstheme="minorBidi"/>
+                <w:rFonts w:asciiTheme="minorHAnsi" w:hAnsiTheme="minorHAnsi" w:eastAsiaTheme="minorEastAsia" w:cstheme="minorBidi"/>
                 <w:noProof/>
                 <w:kern w:val="2"/>
                 <w:sz w:val="24"/>
@@ -1324,7 +1329,7 @@
               <w:tab w:val="right" w:leader="dot" w:pos="9962"/>
             </w:tabs>
             <w:rPr>
-              <w:rFonts w:asciiTheme="minorHAnsi" w:eastAsiaTheme="minorEastAsia" w:hAnsiTheme="minorHAnsi" w:cstheme="minorBidi"/>
+              <w:rFonts w:asciiTheme="minorHAnsi" w:hAnsiTheme="minorHAnsi" w:eastAsiaTheme="minorEastAsia" w:cstheme="minorBidi"/>
               <w:noProof/>
               <w:kern w:val="2"/>
               <w:sz w:val="24"/>
@@ -1333,7 +1338,7 @@
               <w14:ligatures w14:val="standardContextual"/>
             </w:rPr>
           </w:pPr>
-          <w:hyperlink w:anchor="_Toc215738868" w:history="1">
+          <w:hyperlink w:history="1" w:anchor="_Toc215738868">
             <w:r>
               <w:rPr>
                 <w:rStyle w:val="Hipervnculo"/>
@@ -1356,7 +1361,7 @@
             </w:r>
             <w:r>
               <w:rPr>
-                <w:rFonts w:asciiTheme="minorHAnsi" w:eastAsiaTheme="minorEastAsia" w:hAnsiTheme="minorHAnsi" w:cstheme="minorBidi"/>
+                <w:rFonts w:asciiTheme="minorHAnsi" w:hAnsiTheme="minorHAnsi" w:eastAsiaTheme="minorEastAsia" w:cstheme="minorBidi"/>
                 <w:noProof/>
                 <w:kern w:val="2"/>
                 <w:sz w:val="24"/>
@@ -1434,7 +1439,7 @@
               <w:tab w:val="right" w:leader="dot" w:pos="9962"/>
             </w:tabs>
             <w:rPr>
-              <w:rFonts w:asciiTheme="minorHAnsi" w:eastAsiaTheme="minorEastAsia" w:hAnsiTheme="minorHAnsi" w:cstheme="minorBidi"/>
+              <w:rFonts w:asciiTheme="minorHAnsi" w:hAnsiTheme="minorHAnsi" w:eastAsiaTheme="minorEastAsia" w:cstheme="minorBidi"/>
               <w:noProof/>
               <w:kern w:val="2"/>
               <w:sz w:val="24"/>
@@ -1443,7 +1448,7 @@
               <w14:ligatures w14:val="standardContextual"/>
             </w:rPr>
           </w:pPr>
-          <w:hyperlink w:anchor="_Toc215738869" w:history="1">
+          <w:hyperlink w:history="1" w:anchor="_Toc215738869">
             <w:r>
               <w:rPr>
                 <w:rStyle w:val="Hipervnculo"/>
@@ -1466,7 +1471,7 @@
             </w:r>
             <w:r>
               <w:rPr>
-                <w:rFonts w:asciiTheme="minorHAnsi" w:eastAsiaTheme="minorEastAsia" w:hAnsiTheme="minorHAnsi" w:cstheme="minorBidi"/>
+                <w:rFonts w:asciiTheme="minorHAnsi" w:hAnsiTheme="minorHAnsi" w:eastAsiaTheme="minorEastAsia" w:cstheme="minorBidi"/>
                 <w:noProof/>
                 <w:kern w:val="2"/>
                 <w:sz w:val="24"/>
@@ -1544,7 +1549,7 @@
               <w:tab w:val="right" w:leader="dot" w:pos="9962"/>
             </w:tabs>
             <w:rPr>
-              <w:rFonts w:asciiTheme="minorHAnsi" w:eastAsiaTheme="minorEastAsia" w:hAnsiTheme="minorHAnsi" w:cstheme="minorBidi"/>
+              <w:rFonts w:asciiTheme="minorHAnsi" w:hAnsiTheme="minorHAnsi" w:eastAsiaTheme="minorEastAsia" w:cstheme="minorBidi"/>
               <w:noProof/>
               <w:kern w:val="2"/>
               <w:sz w:val="24"/>
@@ -1553,7 +1558,7 @@
               <w14:ligatures w14:val="standardContextual"/>
             </w:rPr>
           </w:pPr>
-          <w:hyperlink w:anchor="_Toc215738870" w:history="1">
+          <w:hyperlink w:history="1" w:anchor="_Toc215738870">
             <w:r>
               <w:rPr>
                 <w:rStyle w:val="Hipervnculo"/>
@@ -1576,7 +1581,7 @@
             </w:r>
             <w:r>
               <w:rPr>
-                <w:rFonts w:asciiTheme="minorHAnsi" w:eastAsiaTheme="minorEastAsia" w:hAnsiTheme="minorHAnsi" w:cstheme="minorBidi"/>
+                <w:rFonts w:asciiTheme="minorHAnsi" w:hAnsiTheme="minorHAnsi" w:eastAsiaTheme="minorEastAsia" w:cstheme="minorBidi"/>
                 <w:noProof/>
                 <w:kern w:val="2"/>
                 <w:sz w:val="24"/>
@@ -1654,7 +1659,7 @@
               <w:tab w:val="right" w:leader="dot" w:pos="9962"/>
             </w:tabs>
             <w:rPr>
-              <w:rFonts w:asciiTheme="minorHAnsi" w:eastAsiaTheme="minorEastAsia" w:hAnsiTheme="minorHAnsi" w:cstheme="minorBidi"/>
+              <w:rFonts w:asciiTheme="minorHAnsi" w:hAnsiTheme="minorHAnsi" w:eastAsiaTheme="minorEastAsia" w:cstheme="minorBidi"/>
               <w:noProof/>
               <w:kern w:val="2"/>
               <w:sz w:val="24"/>
@@ -1663,7 +1668,7 @@
               <w14:ligatures w14:val="standardContextual"/>
             </w:rPr>
           </w:pPr>
-          <w:hyperlink w:anchor="_Toc215738871" w:history="1">
+          <w:hyperlink w:history="1" w:anchor="_Toc215738871">
             <w:r>
               <w:rPr>
                 <w:rStyle w:val="Hipervnculo"/>
@@ -1686,7 +1691,7 @@
             </w:r>
             <w:r>
               <w:rPr>
-                <w:rFonts w:asciiTheme="minorHAnsi" w:eastAsiaTheme="minorEastAsia" w:hAnsiTheme="minorHAnsi" w:cstheme="minorBidi"/>
+                <w:rFonts w:asciiTheme="minorHAnsi" w:hAnsiTheme="minorHAnsi" w:eastAsiaTheme="minorEastAsia" w:cstheme="minorBidi"/>
                 <w:noProof/>
                 <w:kern w:val="2"/>
                 <w:sz w:val="24"/>
@@ -1764,7 +1769,7 @@
               <w:tab w:val="right" w:leader="dot" w:pos="9962"/>
             </w:tabs>
             <w:rPr>
-              <w:rFonts w:asciiTheme="minorHAnsi" w:eastAsiaTheme="minorEastAsia" w:hAnsiTheme="minorHAnsi" w:cstheme="minorBidi"/>
+              <w:rFonts w:asciiTheme="minorHAnsi" w:hAnsiTheme="minorHAnsi" w:eastAsiaTheme="minorEastAsia" w:cstheme="minorBidi"/>
               <w:noProof/>
               <w:kern w:val="2"/>
               <w:sz w:val="24"/>
@@ -1773,7 +1778,7 @@
               <w14:ligatures w14:val="standardContextual"/>
             </w:rPr>
           </w:pPr>
-          <w:hyperlink w:anchor="_Toc215738872" w:history="1">
+          <w:hyperlink w:history="1" w:anchor="_Toc215738872">
             <w:r>
               <w:rPr>
                 <w:rStyle w:val="Hipervnculo"/>
@@ -1796,7 +1801,7 @@
             </w:r>
             <w:r>
               <w:rPr>
-                <w:rFonts w:asciiTheme="minorHAnsi" w:eastAsiaTheme="minorEastAsia" w:hAnsiTheme="minorHAnsi" w:cstheme="minorBidi"/>
+                <w:rFonts w:asciiTheme="minorHAnsi" w:hAnsiTheme="minorHAnsi" w:eastAsiaTheme="minorEastAsia" w:cstheme="minorBidi"/>
                 <w:noProof/>
                 <w:kern w:val="2"/>
                 <w:sz w:val="24"/>
@@ -1874,7 +1879,7 @@
               <w:tab w:val="right" w:leader="dot" w:pos="9962"/>
             </w:tabs>
             <w:rPr>
-              <w:rFonts w:asciiTheme="minorHAnsi" w:eastAsiaTheme="minorEastAsia" w:hAnsiTheme="minorHAnsi" w:cstheme="minorBidi"/>
+              <w:rFonts w:asciiTheme="minorHAnsi" w:hAnsiTheme="minorHAnsi" w:eastAsiaTheme="minorEastAsia" w:cstheme="minorBidi"/>
               <w:noProof/>
               <w:kern w:val="2"/>
               <w:sz w:val="24"/>
@@ -1883,7 +1888,7 @@
               <w14:ligatures w14:val="standardContextual"/>
             </w:rPr>
           </w:pPr>
-          <w:hyperlink w:anchor="_Toc215738873" w:history="1">
+          <w:hyperlink w:history="1" w:anchor="_Toc215738873">
             <w:r>
               <w:rPr>
                 <w:rStyle w:val="Hipervnculo"/>
@@ -1906,7 +1911,7 @@
             </w:r>
             <w:r>
               <w:rPr>
-                <w:rFonts w:asciiTheme="minorHAnsi" w:eastAsiaTheme="minorEastAsia" w:hAnsiTheme="minorHAnsi" w:cstheme="minorBidi"/>
+                <w:rFonts w:asciiTheme="minorHAnsi" w:hAnsiTheme="minorHAnsi" w:eastAsiaTheme="minorEastAsia" w:cstheme="minorBidi"/>
                 <w:noProof/>
                 <w:kern w:val="2"/>
                 <w:sz w:val="24"/>
@@ -1984,7 +1989,7 @@
               <w:tab w:val="right" w:leader="dot" w:pos="9962"/>
             </w:tabs>
             <w:rPr>
-              <w:rFonts w:asciiTheme="minorHAnsi" w:eastAsiaTheme="minorEastAsia" w:hAnsiTheme="minorHAnsi" w:cstheme="minorBidi"/>
+              <w:rFonts w:asciiTheme="minorHAnsi" w:hAnsiTheme="minorHAnsi" w:eastAsiaTheme="minorEastAsia" w:cstheme="minorBidi"/>
               <w:noProof/>
               <w:kern w:val="2"/>
               <w:sz w:val="24"/>
@@ -1993,7 +1998,7 @@
               <w14:ligatures w14:val="standardContextual"/>
             </w:rPr>
           </w:pPr>
-          <w:hyperlink w:anchor="_Toc215738874" w:history="1">
+          <w:hyperlink w:history="1" w:anchor="_Toc215738874">
             <w:r>
               <w:rPr>
                 <w:rStyle w:val="Hipervnculo"/>
@@ -2016,7 +2021,7 @@
             </w:r>
             <w:r>
               <w:rPr>
-                <w:rFonts w:asciiTheme="minorHAnsi" w:eastAsiaTheme="minorEastAsia" w:hAnsiTheme="minorHAnsi" w:cstheme="minorBidi"/>
+                <w:rFonts w:asciiTheme="minorHAnsi" w:hAnsiTheme="minorHAnsi" w:eastAsiaTheme="minorEastAsia" w:cstheme="minorBidi"/>
                 <w:noProof/>
                 <w:kern w:val="2"/>
                 <w:sz w:val="24"/>
@@ -2133,7 +2138,7 @@
           <w:szCs w:val="20"/>
         </w:rPr>
       </w:pPr>
-      <w:bookmarkStart w:id="0" w:name="_Toc215738863"/>
+      <w:bookmarkStart w:name="_Toc215738863" w:id="0"/>
       <w:r>
         <w:rPr>
           <w:rFonts w:ascii="Calibri" w:hAnsi="Calibri" w:cs="Calibri"/>
@@ -2145,6 +2150,78 @@
         <w:t>INTRODUCCIÓN</w:t>
       </w:r>
       <w:bookmarkEnd w:id="0"/>
+    </w:p>
+    <w:p>
+      <w:pPr>
+        <w:pStyle w:val="Normal0"/>
+        <w:pBdr>
+          <w:top w:val="nil" w:color="FF000000" w:sz="0" w:space="0"/>
+          <w:left w:val="nil" w:color="FF000000" w:sz="0" w:space="0"/>
+          <w:bottom w:val="nil" w:color="FF000000" w:sz="0" w:space="0"/>
+          <w:right w:val="nil" w:color="FF000000" w:sz="0" w:space="0"/>
+          <w:between w:val="nil" w:color="FF000000" w:sz="0" w:space="0"/>
+        </w:pBdr>
+        <w:spacing w:line="360" w:lineRule="auto"/>
+        <w:rPr>
+          <w:rFonts w:ascii="Calibri" w:hAnsi="Calibri" w:cs="Calibri"/>
+        </w:rPr>
+      </w:pPr>
+      <w:r>
+        <w:rPr>
+          <w:rFonts w:ascii="Calibri" w:hAnsi="Calibri" w:cs="Calibri"/>
+        </w:rPr>
+        <w:t>Bienvenido al componente formativo</w:t>
+      </w:r>
+      <w:r>
+        <w:rPr>
+          <w:rFonts w:ascii="Calibri" w:hAnsi="Calibri" w:cs="Calibri"/>
+        </w:rPr>
+        <w:t xml:space="preserve"> “</w:t>
+      </w:r>
+      <w:r>
+        <w:rPr>
+          <w:rFonts w:ascii="Calibri" w:hAnsi="Calibri" w:cs="Calibri"/>
+        </w:rPr>
+        <w:t>Acciones y estrategias de eficiencia energética</w:t>
+      </w:r>
+      <w:r>
+        <w:rPr>
+          <w:rFonts w:ascii="Calibri" w:hAnsi="Calibri" w:cs="Calibri"/>
+        </w:rPr>
+        <w:t xml:space="preserve">”. El </w:t>
+      </w:r>
+      <w:commentRangeStart w:id="1"/>
+      <w:r>
+        <w:rPr>
+          <w:rFonts w:ascii="Calibri" w:hAnsi="Calibri" w:cs="Calibri"/>
+        </w:rPr>
+        <w:t>contenido</w:t>
+      </w:r>
+      <w:commentRangeEnd w:id="1"/>
+      <w:r>
+        <w:rPr>
+          <w:rStyle w:val="CommentReference"/>
+        </w:rPr>
+        <w:commentReference w:id="1"/>
+      </w:r>
+      <w:r>
+        <w:rPr>
+          <w:rFonts w:ascii="Calibri" w:hAnsi="Calibri" w:cs="Calibri"/>
+        </w:rPr>
+        <w:t xml:space="preserve"> del </w:t>
+      </w:r>
+      <w:r>
+        <w:rPr>
+          <w:rFonts w:ascii="Calibri" w:hAnsi="Calibri" w:cs="Calibri"/>
+        </w:rPr>
+        <w:t>componente</w:t>
+      </w:r>
+      <w:r>
+        <w:rPr>
+          <w:rFonts w:ascii="Calibri" w:hAnsi="Calibri" w:cs="Calibri"/>
+        </w:rPr>
+        <w:t xml:space="preserve"> ha sido diseñado para proporcionar la información necesaria que permita aprovechar de manera óptima este programa de formación, presentando los objetivos de aprendizaje, la estructura de los contenidos, las actividades a desarrollar, los criterios de evaluación y los recursos de apoyo disponibles.</w:t>
+      </w:r>
     </w:p>
     <w:p>
       <w:pPr>
@@ -2161,47 +2238,6 @@
           <w:rFonts w:ascii="Calibri" w:hAnsi="Calibri" w:cs="Calibri"/>
         </w:rPr>
       </w:pPr>
-      <w:r>
-        <w:rPr>
-          <w:rFonts w:ascii="Calibri" w:hAnsi="Calibri" w:cs="Calibri"/>
-        </w:rPr>
-        <w:t>Bienvenido al componente formativo</w:t>
-      </w:r>
-      <w:r>
-        <w:rPr>
-          <w:rFonts w:ascii="Calibri" w:hAnsi="Calibri" w:cs="Calibri"/>
-        </w:rPr>
-        <w:t xml:space="preserve"> “Implementación de prácticas sostenibles en gestión de recursos e</w:t>
-      </w:r>
-      <w:r>
-        <w:rPr>
-          <w:rFonts w:ascii="Calibri" w:hAnsi="Calibri" w:cs="Calibri"/>
-        </w:rPr>
-        <w:t xml:space="preserve">nergéticos”. El </w:t>
-      </w:r>
-      <w:commentRangeStart w:id="1"/>
-      <w:r>
-        <w:rPr>
-          <w:rFonts w:ascii="Calibri" w:hAnsi="Calibri" w:cs="Calibri"/>
-        </w:rPr>
-        <w:t>contenido</w:t>
-      </w:r>
-      <w:commentRangeEnd w:id="1"/>
-      <w:r>
-        <w:rPr>
-          <w:rStyle w:val="Refdecomentario"/>
-          <w:rFonts w:ascii="Calibri" w:hAnsi="Calibri" w:cs="Calibri"/>
-          <w:sz w:val="22"/>
-          <w:szCs w:val="22"/>
-        </w:rPr>
-        <w:commentReference w:id="1"/>
-      </w:r>
-      <w:r>
-        <w:rPr>
-          <w:rFonts w:ascii="Calibri" w:hAnsi="Calibri" w:cs="Calibri"/>
-        </w:rPr>
-        <w:t xml:space="preserve"> del curso ha sido diseñado para proporcionar la información necesaria que permita aprovechar de manera óptima este programa de formación, presentando los objetivos de aprendizaje, la estructura de los contenidos, las actividades a desarrollar, los criterios de evaluación y los recursos de apoyo disponibles.</w:t>
-      </w:r>
     </w:p>
     <w:p>
       <w:pPr>
@@ -2218,6 +2254,114 @@
           <w:rFonts w:ascii="Calibri" w:hAnsi="Calibri" w:cs="Calibri"/>
         </w:rPr>
       </w:pPr>
+      <w:r>
+        <w:rPr>
+          <w:rFonts w:ascii="Calibri" w:hAnsi="Calibri" w:cs="Calibri"/>
+        </w:rPr>
+        <w:t xml:space="preserve">El componente </w:t>
+      </w:r>
+      <w:r>
+        <w:rPr>
+          <w:rFonts w:ascii="Calibri" w:hAnsi="Calibri" w:cs="Calibri"/>
+        </w:rPr>
+        <w:t xml:space="preserve">se enfoca en la etapa clave de la proposición e implementación de soluciones, donde la </w:t>
+      </w:r>
+      <w:r>
+        <w:rPr>
+          <w:rFonts w:ascii="Calibri" w:hAnsi="Calibri" w:cs="Calibri"/>
+        </w:rPr>
+        <w:t>e</w:t>
+      </w:r>
+      <w:r>
+        <w:rPr>
+          <w:rFonts w:ascii="Calibri" w:hAnsi="Calibri" w:cs="Calibri"/>
+        </w:rPr>
+        <w:t xml:space="preserve">ficiencia </w:t>
+      </w:r>
+      <w:r>
+        <w:rPr>
+          <w:rFonts w:ascii="Calibri" w:hAnsi="Calibri" w:cs="Calibri"/>
+        </w:rPr>
+        <w:t>e</w:t>
+      </w:r>
+      <w:r>
+        <w:rPr>
+          <w:rFonts w:ascii="Calibri" w:hAnsi="Calibri" w:cs="Calibri"/>
+        </w:rPr>
+        <w:t xml:space="preserve">nergética (EE) se consolida como un eje fundamental de la sostenibilidad, al convertir el ahorro de recursos en rentabilidad económica y en la reducción de impactos ambientales, en concordancia con lo establecido en la Ley 2099 de 2021 en Colombia. El contenido se estructura para facilitar la transición del análisis a la acción, iniciando con los </w:t>
+      </w:r>
+      <w:r>
+        <w:rPr>
+          <w:rFonts w:ascii="Calibri" w:hAnsi="Calibri" w:cs="Calibri"/>
+        </w:rPr>
+        <w:t>f</w:t>
+      </w:r>
+      <w:r>
+        <w:rPr>
+          <w:rFonts w:ascii="Calibri" w:hAnsi="Calibri" w:cs="Calibri"/>
+        </w:rPr>
+        <w:t xml:space="preserve">undamentos de la </w:t>
+      </w:r>
+      <w:r>
+        <w:rPr>
+          <w:rFonts w:ascii="Calibri" w:hAnsi="Calibri" w:cs="Calibri"/>
+        </w:rPr>
+        <w:t>a</w:t>
+      </w:r>
+      <w:r>
+        <w:rPr>
+          <w:rFonts w:ascii="Calibri" w:hAnsi="Calibri" w:cs="Calibri"/>
+        </w:rPr>
+        <w:t xml:space="preserve">uditoría </w:t>
+      </w:r>
+      <w:r>
+        <w:rPr>
+          <w:rFonts w:ascii="Calibri" w:hAnsi="Calibri" w:cs="Calibri"/>
+        </w:rPr>
+        <w:t>e</w:t>
+      </w:r>
+      <w:r>
+        <w:rPr>
+          <w:rFonts w:ascii="Calibri" w:hAnsi="Calibri" w:cs="Calibri"/>
+        </w:rPr>
+        <w:t>nergética (AE), la definición de la línea base de consumo y los objetivos de ahorro, y p</w:t>
+      </w:r>
+      <w:r>
+        <w:rPr>
+          <w:rFonts w:ascii="Calibri" w:hAnsi="Calibri" w:cs="Calibri"/>
+        </w:rPr>
+        <w:t>rofundizando posteriormente en estrategias de i</w:t>
+      </w:r>
+      <w:r>
+        <w:rPr>
+          <w:rFonts w:ascii="Calibri" w:hAnsi="Calibri" w:cs="Calibri"/>
+        </w:rPr>
+        <w:t>ntervenció</w:t>
+      </w:r>
+      <w:r>
+        <w:rPr>
+          <w:rFonts w:ascii="Calibri" w:hAnsi="Calibri" w:cs="Calibri"/>
+        </w:rPr>
+        <w:t>n específicas por uso final en fuerza motriz, i</w:t>
+      </w:r>
+      <w:r>
+        <w:rPr>
+          <w:rFonts w:ascii="Calibri" w:hAnsi="Calibri" w:cs="Calibri"/>
+        </w:rPr>
+        <w:t xml:space="preserve">luminación y </w:t>
+      </w:r>
+      <w:r>
+        <w:rPr>
+          <w:rFonts w:ascii="Calibri" w:hAnsi="Calibri" w:cs="Calibri"/>
+        </w:rPr>
+        <w:t>c</w:t>
+      </w:r>
+      <w:r>
+        <w:rPr>
+          <w:rFonts w:ascii="Calibri" w:hAnsi="Calibri" w:cs="Calibri"/>
+        </w:rPr>
+        <w:t>limatización.</w:t>
+      </w:r>
     </w:p>
     <w:p>
       <w:pPr>
@@ -2234,114 +2378,6 @@
           <w:rFonts w:ascii="Calibri" w:hAnsi="Calibri" w:cs="Calibri"/>
         </w:rPr>
       </w:pPr>
-      <w:r>
-        <w:rPr>
-          <w:rFonts w:ascii="Calibri" w:hAnsi="Calibri" w:cs="Calibri"/>
-        </w:rPr>
-        <w:t xml:space="preserve">El componente </w:t>
-      </w:r>
-      <w:r>
-        <w:rPr>
-          <w:rFonts w:ascii="Calibri" w:hAnsi="Calibri" w:cs="Calibri"/>
-        </w:rPr>
-        <w:t xml:space="preserve">se enfoca en la etapa clave de la proposición e implementación de soluciones, donde la </w:t>
-      </w:r>
-      <w:r>
-        <w:rPr>
-          <w:rFonts w:ascii="Calibri" w:hAnsi="Calibri" w:cs="Calibri"/>
-        </w:rPr>
-        <w:t>e</w:t>
-      </w:r>
-      <w:r>
-        <w:rPr>
-          <w:rFonts w:ascii="Calibri" w:hAnsi="Calibri" w:cs="Calibri"/>
-        </w:rPr>
-        <w:t xml:space="preserve">ficiencia </w:t>
-      </w:r>
-      <w:r>
-        <w:rPr>
-          <w:rFonts w:ascii="Calibri" w:hAnsi="Calibri" w:cs="Calibri"/>
-        </w:rPr>
-        <w:t>e</w:t>
-      </w:r>
-      <w:r>
-        <w:rPr>
-          <w:rFonts w:ascii="Calibri" w:hAnsi="Calibri" w:cs="Calibri"/>
-        </w:rPr>
-        <w:t xml:space="preserve">nergética (EE) se consolida como un eje fundamental de la sostenibilidad, al convertir el ahorro de recursos en rentabilidad económica y en la reducción de impactos ambientales, en concordancia con lo establecido en la Ley 2099 de 2021 en Colombia. El contenido se estructura para facilitar la transición del análisis a la acción, iniciando con los </w:t>
-      </w:r>
-      <w:r>
-        <w:rPr>
-          <w:rFonts w:ascii="Calibri" w:hAnsi="Calibri" w:cs="Calibri"/>
-        </w:rPr>
-        <w:t>f</w:t>
-      </w:r>
-      <w:r>
-        <w:rPr>
-          <w:rFonts w:ascii="Calibri" w:hAnsi="Calibri" w:cs="Calibri"/>
-        </w:rPr>
-        <w:t xml:space="preserve">undamentos de la </w:t>
-      </w:r>
-      <w:r>
-        <w:rPr>
-          <w:rFonts w:ascii="Calibri" w:hAnsi="Calibri" w:cs="Calibri"/>
-        </w:rPr>
-        <w:t>a</w:t>
-      </w:r>
-      <w:r>
-        <w:rPr>
-          <w:rFonts w:ascii="Calibri" w:hAnsi="Calibri" w:cs="Calibri"/>
-        </w:rPr>
-        <w:t xml:space="preserve">uditoría </w:t>
-      </w:r>
-      <w:r>
-        <w:rPr>
-          <w:rFonts w:ascii="Calibri" w:hAnsi="Calibri" w:cs="Calibri"/>
-        </w:rPr>
-        <w:t>e</w:t>
-      </w:r>
-      <w:r>
-        <w:rPr>
-          <w:rFonts w:ascii="Calibri" w:hAnsi="Calibri" w:cs="Calibri"/>
-        </w:rPr>
-        <w:t>nergética (AE), la definición de la línea base de consumo y los objetivos de ahorro, y p</w:t>
-      </w:r>
-      <w:r>
-        <w:rPr>
-          <w:rFonts w:ascii="Calibri" w:hAnsi="Calibri" w:cs="Calibri"/>
-        </w:rPr>
-        <w:t>rofundizando posteriormente en estrategias de i</w:t>
-      </w:r>
-      <w:r>
-        <w:rPr>
-          <w:rFonts w:ascii="Calibri" w:hAnsi="Calibri" w:cs="Calibri"/>
-        </w:rPr>
-        <w:t>ntervenció</w:t>
-      </w:r>
-      <w:r>
-        <w:rPr>
-          <w:rFonts w:ascii="Calibri" w:hAnsi="Calibri" w:cs="Calibri"/>
-        </w:rPr>
-        <w:t>n específicas por uso final en fuerza motriz, i</w:t>
-      </w:r>
-      <w:r>
-        <w:rPr>
-          <w:rFonts w:ascii="Calibri" w:hAnsi="Calibri" w:cs="Calibri"/>
-        </w:rPr>
-        <w:t xml:space="preserve">luminación y </w:t>
-      </w:r>
-      <w:r>
-        <w:rPr>
-          <w:rFonts w:ascii="Calibri" w:hAnsi="Calibri" w:cs="Calibri"/>
-        </w:rPr>
-        <w:t>c</w:t>
-      </w:r>
-      <w:r>
-        <w:rPr>
-          <w:rFonts w:ascii="Calibri" w:hAnsi="Calibri" w:cs="Calibri"/>
-        </w:rPr>
-        <w:t>limatización.</w:t>
-      </w:r>
     </w:p>
     <w:p>
       <w:pPr>
@@ -2358,22 +2394,6 @@
           <w:rFonts w:ascii="Calibri" w:hAnsi="Calibri" w:cs="Calibri"/>
         </w:rPr>
       </w:pPr>
-    </w:p>
-    <w:p>
-      <w:pPr>
-        <w:pStyle w:val="Normal0"/>
-        <w:pBdr>
-          <w:top w:val="nil"/>
-          <w:left w:val="nil"/>
-          <w:bottom w:val="nil"/>
-          <w:right w:val="nil"/>
-          <w:between w:val="nil"/>
-        </w:pBdr>
-        <w:spacing w:line="360" w:lineRule="auto"/>
-        <w:rPr>
-          <w:rFonts w:ascii="Calibri" w:hAnsi="Calibri" w:cs="Calibri"/>
-        </w:rPr>
-      </w:pPr>
       <w:r>
         <w:rPr>
           <w:rFonts w:ascii="Calibri" w:hAnsi="Calibri" w:cs="Calibri"/>
@@ -2505,7 +2525,7 @@
           <w:szCs w:val="20"/>
         </w:rPr>
       </w:pPr>
-      <w:bookmarkStart w:id="2" w:name="_Toc215738864"/>
+      <w:bookmarkStart w:name="_Toc215738864" w:id="2"/>
       <w:r>
         <w:rPr>
           <w:rFonts w:ascii="Calibri" w:hAnsi="Calibri" w:cs="Calibri"/>
@@ -2534,7 +2554,7 @@
           <w:szCs w:val="22"/>
         </w:rPr>
       </w:pPr>
-      <w:bookmarkStart w:id="3" w:name="_Toc215738865"/>
+      <w:bookmarkStart w:name="_Toc215738865" w:id="3"/>
       <w:r>
         <w:rPr>
           <w:rFonts w:ascii="Calibri" w:hAnsi="Calibri" w:cs="Calibri"/>
@@ -5820,7 +5840,7 @@
           </wp:inline>
         </w:drawing>
       </w:r>
-      <w:bookmarkStart w:id="18" w:name="_Toc215738866"/>
+      <w:bookmarkStart w:name="_Toc215738866" w:id="18"/>
       <w:commentRangeEnd w:id="17"/>
       <w:r>
         <w:rPr>
@@ -10909,7 +10929,7 @@
           <w:szCs w:val="22"/>
         </w:rPr>
       </w:pPr>
-      <w:bookmarkStart w:id="28" w:name="_Toc215738867"/>
+      <w:bookmarkStart w:name="_Toc215738867" w:id="28"/>
       <w:r>
         <w:rPr>
           <w:rFonts w:ascii="Calibri" w:hAnsi="Calibri" w:cs="Calibri"/>
@@ -14397,7 +14417,7 @@
           <w:szCs w:val="20"/>
         </w:rPr>
       </w:pPr>
-      <w:bookmarkStart w:id="39" w:name="_Toc215738868"/>
+      <w:bookmarkStart w:name="_Toc215738868" w:id="39"/>
       <w:commentRangeStart w:id="40"/>
       <w:r>
         <w:rPr>
@@ -14540,7 +14560,7 @@
           <w:szCs w:val="20"/>
         </w:rPr>
       </w:pPr>
-      <w:bookmarkStart w:id="41" w:name="_Toc215738869"/>
+      <w:bookmarkStart w:name="_Toc215738869" w:id="41"/>
       <w:r>
         <w:rPr>
           <w:rFonts w:ascii="Calibri" w:hAnsi="Calibri" w:cs="Calibri"/>
@@ -14646,7 +14666,7 @@
           <w:szCs w:val="20"/>
         </w:rPr>
       </w:pPr>
-      <w:bookmarkStart w:id="42" w:name="_Toc215738871"/>
+      <w:bookmarkStart w:name="_Toc215738871" w:id="42"/>
     </w:p>
     <w:p>
       <w:pPr>
@@ -14696,12 +14716,12 @@
       <w:tblPr>
         <w:tblW w:w="9962" w:type="dxa"/>
         <w:tblBorders>
-          <w:top w:val="single" w:sz="4" w:space="0" w:color="000000"/>
-          <w:left w:val="single" w:sz="4" w:space="0" w:color="000000"/>
-          <w:bottom w:val="single" w:sz="4" w:space="0" w:color="000000"/>
-          <w:right w:val="single" w:sz="4" w:space="0" w:color="000000"/>
-          <w:insideH w:val="single" w:sz="4" w:space="0" w:color="000000"/>
-          <w:insideV w:val="single" w:sz="4" w:space="0" w:color="000000"/>
+          <w:top w:val="single" w:color="000000" w:sz="4" w:space="0"/>
+          <w:left w:val="single" w:color="000000" w:sz="4" w:space="0"/>
+          <w:bottom w:val="single" w:color="000000" w:sz="4" w:space="0"/>
+          <w:right w:val="single" w:color="000000" w:sz="4" w:space="0"/>
+          <w:insideH w:val="single" w:color="000000" w:sz="4" w:space="0"/>
+          <w:insideV w:val="single" w:color="000000" w:sz="4" w:space="0"/>
         </w:tblBorders>
         <w:tblLayout w:type="fixed"/>
         <w:tblLook w:val="0400" w:firstRow="0" w:lastRow="0" w:firstColumn="0" w:lastColumn="0" w:noHBand="0" w:noVBand="1"/>
@@ -15581,7 +15601,7 @@
           <w:szCs w:val="20"/>
         </w:rPr>
       </w:pPr>
-      <w:bookmarkStart w:id="43" w:name="_Toc215738872"/>
+      <w:bookmarkStart w:name="_Toc215738872" w:id="43"/>
       <w:r>
         <w:rPr>
           <w:rFonts w:ascii="Calibri" w:hAnsi="Calibri" w:cs="Calibri"/>
@@ -15598,13 +15618,13 @@
       <w:pPr>
         <w:spacing w:before="100" w:beforeAutospacing="1" w:after="100" w:afterAutospacing="1" w:line="240" w:lineRule="auto"/>
         <w:rPr>
-          <w:rFonts w:ascii="Calibri" w:eastAsia="Times New Roman" w:hAnsi="Calibri" w:cs="Calibri"/>
+          <w:rFonts w:ascii="Calibri" w:hAnsi="Calibri" w:eastAsia="Times New Roman" w:cs="Calibri"/>
           <w:lang w:eastAsia="es-CO"/>
         </w:rPr>
       </w:pPr>
       <w:r>
         <w:rPr>
-          <w:rFonts w:ascii="Calibri" w:eastAsia="Times New Roman" w:hAnsi="Calibri" w:cs="Calibri"/>
+          <w:rFonts w:ascii="Calibri" w:hAnsi="Calibri" w:eastAsia="Times New Roman" w:cs="Calibri"/>
           <w:lang w:eastAsia="es-CO"/>
         </w:rPr>
         <w:t xml:space="preserve">Comisión de Regulación de Energía y Gas. (2020). Estructura tarifaria del servicio de energía eléctrica (Resolución CREG 015 de 2018 y sus modificaciones). </w:t>
@@ -15614,13 +15634,13 @@
       <w:pPr>
         <w:spacing w:before="100" w:beforeAutospacing="1" w:after="100" w:afterAutospacing="1" w:line="240" w:lineRule="auto"/>
         <w:rPr>
-          <w:rFonts w:ascii="Calibri" w:eastAsia="Times New Roman" w:hAnsi="Calibri" w:cs="Calibri"/>
+          <w:rFonts w:ascii="Calibri" w:hAnsi="Calibri" w:eastAsia="Times New Roman" w:cs="Calibri"/>
           <w:lang w:eastAsia="es-CO"/>
         </w:rPr>
       </w:pPr>
       <w:r>
         <w:rPr>
-          <w:rFonts w:ascii="Calibri" w:eastAsia="Times New Roman" w:hAnsi="Calibri" w:cs="Calibri"/>
+          <w:rFonts w:ascii="Calibri" w:hAnsi="Calibri" w:eastAsia="Times New Roman" w:cs="Calibri"/>
           <w:lang w:eastAsia="es-CO"/>
         </w:rPr>
         <w:t xml:space="preserve">Congreso de la República de Colombia. (2021). Ley 2099 de 2021: Por medio de la cual se dictan disposiciones para la transición energética, la dinamización del mercado energético, la reactivación económica del país y se dictan otras disposiciones. Diario Oficial No. 51.738. </w:t>
@@ -15630,20 +15650,20 @@
       <w:pPr>
         <w:spacing w:before="100" w:beforeAutospacing="1" w:after="100" w:afterAutospacing="1" w:line="240" w:lineRule="auto"/>
         <w:rPr>
-          <w:rFonts w:ascii="Calibri" w:eastAsia="Times New Roman" w:hAnsi="Calibri" w:cs="Calibri"/>
+          <w:rFonts w:ascii="Calibri" w:hAnsi="Calibri" w:eastAsia="Times New Roman" w:cs="Calibri"/>
           <w:lang w:eastAsia="es-CO"/>
         </w:rPr>
       </w:pPr>
       <w:r>
         <w:rPr>
-          <w:rFonts w:ascii="Calibri" w:eastAsia="Times New Roman" w:hAnsi="Calibri" w:cs="Calibri"/>
+          <w:rFonts w:ascii="Calibri" w:hAnsi="Calibri" w:eastAsia="Times New Roman" w:cs="Calibri"/>
           <w:lang w:eastAsia="es-CO"/>
         </w:rPr>
         <w:t>Departamento Nacional de Planeación. (2022). Plan Nacional de Desarrollo 2022–2026: Colombia potencia mundial de la vida (capítulo sobre transición energética).</w:t>
       </w:r>
       <w:r>
         <w:rPr>
-          <w:rFonts w:ascii="Calibri" w:eastAsia="Times New Roman" w:hAnsi="Calibri" w:cs="Calibri"/>
+          <w:rFonts w:ascii="Calibri" w:hAnsi="Calibri" w:eastAsia="Times New Roman" w:cs="Calibri"/>
           <w:lang w:eastAsia="es-CO"/>
         </w:rPr>
         <w:t xml:space="preserve"> </w:t>
@@ -15653,13 +15673,13 @@
       <w:pPr>
         <w:spacing w:before="100" w:beforeAutospacing="1" w:after="100" w:afterAutospacing="1" w:line="240" w:lineRule="auto"/>
         <w:rPr>
-          <w:rFonts w:ascii="Calibri" w:eastAsia="Times New Roman" w:hAnsi="Calibri" w:cs="Calibri"/>
+          <w:rFonts w:ascii="Calibri" w:hAnsi="Calibri" w:eastAsia="Times New Roman" w:cs="Calibri"/>
           <w:lang w:eastAsia="es-CO"/>
         </w:rPr>
       </w:pPr>
       <w:r>
         <w:rPr>
-          <w:rFonts w:ascii="Calibri" w:eastAsia="Times New Roman" w:hAnsi="Calibri" w:cs="Calibri"/>
+          <w:rFonts w:ascii="Calibri" w:hAnsi="Calibri" w:eastAsia="Times New Roman" w:cs="Calibri"/>
           <w:lang w:eastAsia="es-CO"/>
         </w:rPr>
         <w:t xml:space="preserve">Ellen MacArthur Foundation. (2017). Towards a circular economy: A business case for energy efficiency. </w:t>
@@ -15669,55 +15689,55 @@
       <w:pPr>
         <w:spacing w:before="100" w:beforeAutospacing="1" w:after="100" w:afterAutospacing="1" w:line="240" w:lineRule="auto"/>
         <w:rPr>
-          <w:rFonts w:ascii="Calibri" w:eastAsia="Times New Roman" w:hAnsi="Calibri" w:cs="Calibri"/>
+          <w:rFonts w:ascii="Calibri" w:hAnsi="Calibri" w:eastAsia="Times New Roman" w:cs="Calibri"/>
           <w:lang w:eastAsia="es-CO"/>
         </w:rPr>
       </w:pPr>
       <w:r>
         <w:rPr>
-          <w:rFonts w:ascii="Calibri" w:eastAsia="Times New Roman" w:hAnsi="Calibri" w:cs="Calibri"/>
+          <w:rFonts w:ascii="Calibri" w:hAnsi="Calibri" w:eastAsia="Times New Roman" w:cs="Calibri"/>
           <w:lang w:eastAsia="es-CO"/>
         </w:rPr>
         <w:t>Gómez Inguanzo</w:t>
       </w:r>
       <w:r>
         <w:rPr>
-          <w:rFonts w:ascii="Calibri" w:eastAsia="Times New Roman" w:hAnsi="Calibri" w:cs="Calibri"/>
+          <w:rFonts w:ascii="Calibri" w:hAnsi="Calibri" w:eastAsia="Times New Roman" w:cs="Calibri"/>
           <w:lang w:eastAsia="es-CO"/>
         </w:rPr>
         <w:t xml:space="preserve">, </w:t>
       </w:r>
       <w:r>
         <w:rPr>
-          <w:rFonts w:ascii="Calibri" w:eastAsia="Times New Roman" w:hAnsi="Calibri" w:cs="Calibri"/>
+          <w:rFonts w:ascii="Calibri" w:hAnsi="Calibri" w:eastAsia="Times New Roman" w:cs="Calibri"/>
           <w:lang w:eastAsia="es-CO"/>
         </w:rPr>
         <w:t>J.</w:t>
       </w:r>
       <w:r>
         <w:rPr>
-          <w:rFonts w:ascii="Calibri" w:eastAsia="Times New Roman" w:hAnsi="Calibri" w:cs="Calibri"/>
+          <w:rFonts w:ascii="Calibri" w:hAnsi="Calibri" w:eastAsia="Times New Roman" w:cs="Calibri"/>
           <w:lang w:eastAsia="es-CO"/>
         </w:rPr>
         <w:t xml:space="preserve"> </w:t>
       </w:r>
       <w:r>
         <w:rPr>
-          <w:rFonts w:ascii="Calibri" w:eastAsia="Times New Roman" w:hAnsi="Calibri" w:cs="Calibri"/>
+          <w:rFonts w:ascii="Calibri" w:hAnsi="Calibri" w:eastAsia="Times New Roman" w:cs="Calibri"/>
           <w:lang w:eastAsia="es-CO"/>
         </w:rPr>
         <w:t xml:space="preserve">M. </w:t>
       </w:r>
       <w:r>
         <w:rPr>
-          <w:rFonts w:ascii="Calibri" w:eastAsia="Times New Roman" w:hAnsi="Calibri" w:cs="Calibri"/>
+          <w:rFonts w:ascii="Calibri" w:hAnsi="Calibri" w:eastAsia="Times New Roman" w:cs="Calibri"/>
           <w:lang w:eastAsia="es-CO"/>
         </w:rPr>
         <w:t>(2018). La línea base y su importancia en la ISO 50001. SinCeODos</w:t>
       </w:r>
       <w:r>
         <w:rPr>
-          <w:rFonts w:ascii="Calibri" w:eastAsia="Times New Roman" w:hAnsi="Calibri" w:cs="Calibri"/>
+          <w:rFonts w:ascii="Calibri" w:hAnsi="Calibri" w:eastAsia="Times New Roman" w:cs="Calibri"/>
           <w:lang w:eastAsia="es-CO"/>
         </w:rPr>
         <w:t>.</w:t>
@@ -15727,20 +15747,20 @@
       <w:pPr>
         <w:spacing w:before="100" w:beforeAutospacing="1" w:after="100" w:afterAutospacing="1" w:line="240" w:lineRule="auto"/>
         <w:rPr>
-          <w:rFonts w:ascii="Calibri" w:eastAsia="Times New Roman" w:hAnsi="Calibri" w:cs="Calibri"/>
+          <w:rFonts w:ascii="Calibri" w:hAnsi="Calibri" w:eastAsia="Times New Roman" w:cs="Calibri"/>
           <w:lang w:eastAsia="es-CO"/>
         </w:rPr>
       </w:pPr>
       <w:r>
         <w:rPr>
-          <w:rFonts w:ascii="Calibri" w:eastAsia="Times New Roman" w:hAnsi="Calibri" w:cs="Calibri"/>
+          <w:rFonts w:ascii="Calibri" w:hAnsi="Calibri" w:eastAsia="Times New Roman" w:cs="Calibri"/>
           <w:lang w:eastAsia="es-CO"/>
         </w:rPr>
         <w:t>IPS Ingenieros. (2020). Aislamiento térmico</w:t>
       </w:r>
       <w:r>
         <w:rPr>
-          <w:rFonts w:ascii="Calibri" w:eastAsia="Times New Roman" w:hAnsi="Calibri" w:cs="Calibri"/>
+          <w:rFonts w:ascii="Calibri" w:hAnsi="Calibri" w:eastAsia="Times New Roman" w:cs="Calibri"/>
           <w:lang w:eastAsia="es-CO"/>
         </w:rPr>
         <w:t xml:space="preserve">: 2 tips para implementarlo. </w:t>
@@ -15750,57 +15770,43 @@
       <w:pPr>
         <w:spacing w:before="100" w:beforeAutospacing="1" w:after="100" w:afterAutospacing="1" w:line="240" w:lineRule="auto"/>
         <w:rPr>
-          <w:rFonts w:ascii="Calibri" w:eastAsia="Times New Roman" w:hAnsi="Calibri" w:cs="Calibri"/>
+          <w:rFonts w:ascii="Calibri" w:hAnsi="Calibri" w:eastAsia="Times New Roman" w:cs="Calibri"/>
           <w:lang w:eastAsia="es-CO"/>
         </w:rPr>
       </w:pPr>
       <w:r>
         <w:rPr>
-          <w:rFonts w:ascii="Calibri" w:eastAsia="Times New Roman" w:hAnsi="Calibri" w:cs="Calibri"/>
+          <w:rFonts w:ascii="Calibri" w:hAnsi="Calibri" w:eastAsia="Times New Roman" w:cs="Calibri"/>
           <w:lang w:eastAsia="es-CO"/>
         </w:rPr>
         <w:t xml:space="preserve">Nie, S. (2024). </w:t>
       </w:r>
       <w:r>
         <w:rPr>
-          <w:rFonts w:ascii="Calibri" w:eastAsia="Times New Roman" w:hAnsi="Calibri" w:cs="Calibri"/>
+          <w:rFonts w:ascii="Calibri" w:hAnsi="Calibri" w:eastAsia="Times New Roman" w:cs="Calibri"/>
           <w:lang w:eastAsia="es-CO"/>
         </w:rPr>
         <w:t xml:space="preserve">The difference between IE1, IE2, IE3, and IE4 motors. </w:t>
       </w:r>
       <w:r>
         <w:rPr>
-          <w:rFonts w:ascii="Calibri" w:eastAsia="Times New Roman" w:hAnsi="Calibri" w:cs="Calibri"/>
+          <w:rFonts w:ascii="Calibri" w:hAnsi="Calibri" w:eastAsia="Times New Roman" w:cs="Calibri"/>
           <w:lang w:eastAsia="es-CO"/>
         </w:rPr>
-        <w:t>LU</w:t>
-      </w:r>
-      <w:r>
-        <w:rPr>
-          <w:rFonts w:ascii="Calibri" w:eastAsia="Times New Roman" w:hAnsi="Calibri" w:cs="Calibri"/>
+        <w:t>LUPMOTORS.</w:t>
+      </w:r>
+    </w:p>
+    <w:p>
+      <w:pPr>
+        <w:spacing w:before="100" w:beforeAutospacing="1" w:after="100" w:afterAutospacing="1" w:line="240" w:lineRule="auto"/>
+        <w:rPr>
+          <w:rFonts w:ascii="Calibri" w:hAnsi="Calibri" w:eastAsia="Times New Roman" w:cs="Calibri"/>
           <w:lang w:eastAsia="es-CO"/>
         </w:rPr>
-        <w:t>PMOTORS</w:t>
-      </w:r>
-      <w:r>
-        <w:rPr>
-          <w:rFonts w:ascii="Calibri" w:eastAsia="Times New Roman" w:hAnsi="Calibri" w:cs="Calibri"/>
-          <w:lang w:eastAsia="es-CO"/>
-        </w:rPr>
-        <w:t>.</w:t>
-      </w:r>
-    </w:p>
-    <w:p>
-      <w:pPr>
-        <w:spacing w:before="100" w:beforeAutospacing="1" w:after="100" w:afterAutospacing="1" w:line="240" w:lineRule="auto"/>
-        <w:rPr>
-          <w:rFonts w:ascii="Calibri" w:eastAsia="Times New Roman" w:hAnsi="Calibri" w:cs="Calibri"/>
-          <w:lang w:eastAsia="es-CO"/>
-        </w:rPr>
-      </w:pPr>
-      <w:r>
-        <w:rPr>
-          <w:rFonts w:ascii="Calibri" w:eastAsia="Times New Roman" w:hAnsi="Calibri" w:cs="Calibri"/>
+      </w:pPr>
+      <w:r>
+        <w:rPr>
+          <w:rFonts w:ascii="Calibri" w:hAnsi="Calibri" w:eastAsia="Times New Roman" w:cs="Calibri"/>
           <w:lang w:eastAsia="es-CO"/>
         </w:rPr>
         <w:lastRenderedPageBreak/>
@@ -15811,13 +15817,13 @@
       <w:pPr>
         <w:spacing w:before="100" w:beforeAutospacing="1" w:after="100" w:afterAutospacing="1" w:line="240" w:lineRule="auto"/>
         <w:rPr>
-          <w:rFonts w:ascii="Calibri" w:eastAsia="Times New Roman" w:hAnsi="Calibri" w:cs="Calibri"/>
+          <w:rFonts w:ascii="Calibri" w:hAnsi="Calibri" w:eastAsia="Times New Roman" w:cs="Calibri"/>
           <w:lang w:eastAsia="es-CO"/>
         </w:rPr>
       </w:pPr>
       <w:r>
         <w:rPr>
-          <w:rFonts w:ascii="Calibri" w:eastAsia="Times New Roman" w:hAnsi="Calibri" w:cs="Calibri"/>
+          <w:rFonts w:ascii="Calibri" w:hAnsi="Calibri" w:eastAsia="Times New Roman" w:cs="Calibri"/>
           <w:lang w:eastAsia="es-CO"/>
         </w:rPr>
         <w:t>Naciones Unidas. (1987). Informe de la Comisión Mundial sobre Medio Ambiente y Desarrollo: Nuestro futuro común (Informe Brundtland). Asamblea General de las Naciones Unidas.</w:t>
@@ -15827,7 +15833,7 @@
       <w:pPr>
         <w:spacing w:before="100" w:beforeAutospacing="1" w:after="100" w:afterAutospacing="1" w:line="240" w:lineRule="auto"/>
         <w:rPr>
-          <w:rFonts w:ascii="Calibri" w:eastAsia="Times New Roman" w:hAnsi="Calibri" w:cs="Calibri"/>
+          <w:rFonts w:ascii="Calibri" w:hAnsi="Calibri" w:eastAsia="Times New Roman" w:cs="Calibri"/>
           <w:lang w:eastAsia="es-CO"/>
         </w:rPr>
       </w:pPr>
@@ -15840,21 +15846,21 @@
       </w:r>
       <w:r>
         <w:rPr>
-          <w:rFonts w:ascii="Calibri" w:eastAsia="Times New Roman" w:hAnsi="Calibri" w:cs="Calibri"/>
+          <w:rFonts w:ascii="Calibri" w:hAnsi="Calibri" w:eastAsia="Times New Roman" w:cs="Calibri"/>
           <w:lang w:eastAsia="es-CO"/>
         </w:rPr>
         <w:t xml:space="preserve">. (s.f.). </w:t>
       </w:r>
       <w:r>
         <w:rPr>
-          <w:rFonts w:ascii="Calibri" w:eastAsia="Times New Roman" w:hAnsi="Calibri" w:cs="Calibri"/>
+          <w:rFonts w:ascii="Calibri" w:hAnsi="Calibri" w:eastAsia="Times New Roman" w:cs="Calibri"/>
           <w:lang w:eastAsia="es-CO"/>
         </w:rPr>
         <w:t>Variador de frecuencia SINAMICS V20 Siemens. Motores Eléctricos</w:t>
       </w:r>
       <w:r>
         <w:rPr>
-          <w:rFonts w:ascii="Calibri" w:eastAsia="Times New Roman" w:hAnsi="Calibri" w:cs="Calibri"/>
+          <w:rFonts w:ascii="Calibri" w:hAnsi="Calibri" w:eastAsia="Times New Roman" w:cs="Calibri"/>
           <w:lang w:eastAsia="es-CO"/>
         </w:rPr>
         <w:t>.</w:t>
@@ -15864,13 +15870,13 @@
       <w:pPr>
         <w:spacing w:before="100" w:beforeAutospacing="1" w:after="100" w:afterAutospacing="1" w:line="240" w:lineRule="auto"/>
         <w:rPr>
-          <w:rFonts w:ascii="Calibri" w:eastAsia="Times New Roman" w:hAnsi="Calibri" w:cs="Calibri"/>
+          <w:rFonts w:ascii="Calibri" w:hAnsi="Calibri" w:eastAsia="Times New Roman" w:cs="Calibri"/>
           <w:lang w:eastAsia="es-CO"/>
         </w:rPr>
       </w:pPr>
       <w:r>
         <w:rPr>
-          <w:rFonts w:ascii="Calibri" w:eastAsia="Times New Roman" w:hAnsi="Calibri" w:cs="Calibri"/>
+          <w:rFonts w:ascii="Calibri" w:hAnsi="Calibri" w:eastAsia="Times New Roman" w:cs="Calibri"/>
           <w:highlight w:val="yellow"/>
           <w:lang w:eastAsia="es-CO"/>
         </w:rPr>
@@ -15878,79 +15884,37 @@
       </w:r>
       <w:r>
         <w:rPr>
-          <w:rFonts w:ascii="Calibri" w:eastAsia="Times New Roman" w:hAnsi="Calibri" w:cs="Calibri"/>
+          <w:rFonts w:ascii="Calibri" w:hAnsi="Calibri" w:eastAsia="Times New Roman" w:cs="Calibri"/>
           <w:lang w:eastAsia="es-CO"/>
         </w:rPr>
-        <w:t>elle</w:t>
-      </w:r>
-      <w:r>
-        <w:rPr>
-          <w:rFonts w:ascii="Calibri" w:eastAsia="Times New Roman" w:hAnsi="Calibri" w:cs="Calibri"/>
+        <w:t>ellez, S., &amp; Duarte, O. (2016). Gestión de la Demanda en Redes Eléctricas Inteligentes: Revisión y Futuras Estrategias. RECIEEE Programa Estratégico Nacional de Gestión Integral de Energía, 1-7.</w:t>
+      </w:r>
+    </w:p>
+    <w:p>
+      <w:pPr>
+        <w:spacing w:before="100" w:beforeAutospacing="1" w:after="100" w:afterAutospacing="1" w:line="240" w:lineRule="auto"/>
+        <w:rPr>
+          <w:rFonts w:ascii="Calibri" w:hAnsi="Calibri" w:eastAsia="Times New Roman" w:cs="Calibri"/>
           <w:lang w:eastAsia="es-CO"/>
         </w:rPr>
-        <w:t>z</w:t>
-      </w:r>
-      <w:r>
-        <w:rPr>
-          <w:rFonts w:ascii="Calibri" w:eastAsia="Times New Roman" w:hAnsi="Calibri" w:cs="Calibri"/>
+      </w:pPr>
+      <w:r>
+        <w:rPr>
+          <w:rFonts w:ascii="Calibri" w:hAnsi="Calibri" w:eastAsia="Times New Roman" w:cs="Calibri"/>
           <w:lang w:eastAsia="es-CO"/>
         </w:rPr>
-        <w:t xml:space="preserve">, S., &amp; Duarte, O. (2016). Gestión de la Demanda en Redes Eléctricas Inteligentes: Revisión y Futuras Estrategias. RECIEEE Programa </w:t>
-      </w:r>
-      <w:r>
-        <w:rPr>
-          <w:rFonts w:ascii="Calibri" w:eastAsia="Times New Roman" w:hAnsi="Calibri" w:cs="Calibri"/>
+        <w:t>WEG. (</w:t>
+      </w:r>
+      <w:r>
+        <w:rPr>
+          <w:rFonts w:ascii="Calibri" w:hAnsi="Calibri" w:eastAsia="Times New Roman" w:cs="Calibri"/>
           <w:lang w:eastAsia="es-CO"/>
         </w:rPr>
-        <w:t>Estratégico</w:t>
-      </w:r>
-      <w:r>
-        <w:rPr>
-          <w:rFonts w:ascii="Calibri" w:eastAsia="Times New Roman" w:hAnsi="Calibri" w:cs="Calibri"/>
-          <w:lang w:eastAsia="es-CO"/>
-        </w:rPr>
-        <w:t xml:space="preserve"> Nacional de </w:t>
-      </w:r>
-      <w:r>
-        <w:rPr>
-          <w:rFonts w:ascii="Calibri" w:eastAsia="Times New Roman" w:hAnsi="Calibri" w:cs="Calibri"/>
-          <w:lang w:eastAsia="es-CO"/>
-        </w:rPr>
-        <w:t>Gestión</w:t>
-      </w:r>
-      <w:r>
-        <w:rPr>
-          <w:rFonts w:ascii="Calibri" w:eastAsia="Times New Roman" w:hAnsi="Calibri" w:cs="Calibri"/>
-          <w:lang w:eastAsia="es-CO"/>
-        </w:rPr>
-        <w:t xml:space="preserve"> Integral de Energía, 1-7.</w:t>
-      </w:r>
-    </w:p>
-    <w:p>
-      <w:pPr>
-        <w:spacing w:before="100" w:beforeAutospacing="1" w:after="100" w:afterAutospacing="1" w:line="240" w:lineRule="auto"/>
-        <w:rPr>
-          <w:rFonts w:ascii="Calibri" w:eastAsia="Times New Roman" w:hAnsi="Calibri" w:cs="Calibri"/>
-          <w:lang w:eastAsia="es-CO"/>
-        </w:rPr>
-      </w:pPr>
-      <w:r>
-        <w:rPr>
-          <w:rFonts w:ascii="Calibri" w:eastAsia="Times New Roman" w:hAnsi="Calibri" w:cs="Calibri"/>
-          <w:lang w:eastAsia="es-CO"/>
-        </w:rPr>
-        <w:t>WEG. (</w:t>
-      </w:r>
-      <w:r>
-        <w:rPr>
-          <w:rFonts w:ascii="Calibri" w:eastAsia="Times New Roman" w:hAnsi="Calibri" w:cs="Calibri"/>
-          <w:lang w:eastAsia="es-CO"/>
-        </w:rPr>
         <w:t>s.f.</w:t>
       </w:r>
       <w:r>
         <w:rPr>
-          <w:rFonts w:ascii="Calibri" w:eastAsia="Times New Roman" w:hAnsi="Calibri" w:cs="Calibri"/>
+          <w:rFonts w:ascii="Calibri" w:hAnsi="Calibri" w:eastAsia="Times New Roman" w:cs="Calibri"/>
           <w:lang w:eastAsia="es-CO"/>
         </w:rPr>
         <w:t xml:space="preserve">). Banco de condensadores trifásico con protección BCWP. </w:t>
@@ -15972,7 +15936,7 @@
           <w:szCs w:val="20"/>
         </w:rPr>
       </w:pPr>
-      <w:bookmarkStart w:id="44" w:name="_Toc215738873"/>
+      <w:bookmarkStart w:name="_Toc215738873" w:id="44"/>
       <w:r>
         <w:rPr>
           <w:rFonts w:ascii="Calibri" w:hAnsi="Calibri" w:cs="Calibri"/>
@@ -16003,12 +15967,12 @@
         <w:tblW w:w="9967" w:type="dxa"/>
         <w:tblInd w:w="0" w:type="dxa"/>
         <w:tblBorders>
-          <w:top w:val="single" w:sz="4" w:space="0" w:color="000000"/>
-          <w:left w:val="single" w:sz="4" w:space="0" w:color="000000"/>
-          <w:bottom w:val="single" w:sz="4" w:space="0" w:color="000000"/>
-          <w:right w:val="single" w:sz="4" w:space="0" w:color="000000"/>
-          <w:insideH w:val="single" w:sz="4" w:space="0" w:color="000000"/>
-          <w:insideV w:val="single" w:sz="4" w:space="0" w:color="000000"/>
+          <w:top w:val="single" w:color="000000" w:sz="4" w:space="0"/>
+          <w:left w:val="single" w:color="000000" w:sz="4" w:space="0"/>
+          <w:bottom w:val="single" w:color="000000" w:sz="4" w:space="0"/>
+          <w:right w:val="single" w:color="000000" w:sz="4" w:space="0"/>
+          <w:insideH w:val="single" w:color="000000" w:sz="4" w:space="0"/>
+          <w:insideV w:val="single" w:color="000000" w:sz="4" w:space="0"/>
         </w:tblBorders>
         <w:tblLayout w:type="fixed"/>
         <w:tblLook w:val="0400" w:firstRow="0" w:lastRow="0" w:firstColumn="0" w:lastColumn="0" w:noHBand="0" w:noVBand="1"/>
@@ -16487,7 +16451,7 @@
           <w:szCs w:val="20"/>
         </w:rPr>
       </w:pPr>
-      <w:bookmarkStart w:id="45" w:name="_Toc215738874"/>
+      <w:bookmarkStart w:name="_Toc215738874" w:id="45"/>
       <w:r>
         <w:rPr>
           <w:rFonts w:ascii="Calibri" w:hAnsi="Calibri" w:cs="Calibri"/>
@@ -16545,12 +16509,12 @@
       <w:tblPr>
         <w:tblW w:w="9967" w:type="dxa"/>
         <w:tblBorders>
-          <w:top w:val="single" w:sz="4" w:space="0" w:color="000000"/>
-          <w:left w:val="single" w:sz="4" w:space="0" w:color="000000"/>
-          <w:bottom w:val="single" w:sz="4" w:space="0" w:color="000000"/>
-          <w:right w:val="single" w:sz="4" w:space="0" w:color="000000"/>
-          <w:insideH w:val="single" w:sz="4" w:space="0" w:color="000000"/>
-          <w:insideV w:val="single" w:sz="4" w:space="0" w:color="000000"/>
+          <w:top w:val="single" w:color="000000" w:sz="4" w:space="0"/>
+          <w:left w:val="single" w:color="000000" w:sz="4" w:space="0"/>
+          <w:bottom w:val="single" w:color="000000" w:sz="4" w:space="0"/>
+          <w:right w:val="single" w:color="000000" w:sz="4" w:space="0"/>
+          <w:insideH w:val="single" w:color="000000" w:sz="4" w:space="0"/>
+          <w:insideV w:val="single" w:color="000000" w:sz="4" w:space="0"/>
         </w:tblBorders>
         <w:shd w:val="clear" w:color="auto" w:fill="DAEEF3" w:themeFill="accent5" w:themeFillTint="33"/>
         <w:tblLayout w:type="fixed"/>
@@ -16583,7 +16547,7 @@
                 <w:szCs w:val="20"/>
               </w:rPr>
             </w:pPr>
-            <w:bookmarkStart w:id="46" w:name="_Hlk191019237"/>
+            <w:bookmarkStart w:name="_Hlk191019237" w:id="46"/>
           </w:p>
         </w:tc>
         <w:tc>
@@ -16866,7 +16830,7 @@
     <w:sectPr>
       <w:headerReference w:type="default" r:id="rId39"/>
       <w:footerReference w:type="default" r:id="rId40"/>
-      <w:pgSz w:w="12240" w:h="15840"/>
+      <w:pgSz w:w="12240" w:h="15840" w:orient="portrait"/>
       <w:pgMar w:top="1701" w:right="1134" w:bottom="1134" w:left="1134" w:header="720" w:footer="0" w:gutter="0"/>
       <w:pgNumType w:start="1"/>
       <w:cols w:space="720"/>
@@ -16877,7 +16841,7 @@
 
 <file path=word/comments.xml><?xml version="1.0" encoding="utf-8"?>
 <w:comments xmlns:wpc="http://schemas.microsoft.com/office/word/2010/wordprocessingCanvas" xmlns:cx="http://schemas.microsoft.com/office/drawing/2014/chartex" xmlns:cx1="http://schemas.microsoft.com/office/drawing/2015/9/8/chartex" xmlns:cx2="http://schemas.microsoft.com/office/drawing/2015/10/21/chartex" xmlns:cx3="http://schemas.microsoft.com/office/drawing/2016/5/9/chartex" xmlns:cx4="http://schemas.microsoft.com/office/drawing/2016/5/10/chartex" xmlns:cx5="http://schemas.microsoft.com/office/drawing/2016/5/11/chartex" xmlns:cx6="http://schemas.microsoft.com/office/drawing/2016/5/12/chartex" xmlns:cx7="http://schemas.microsoft.com/office/drawing/2016/5/13/chartex" xmlns:cx8="http://schemas.microsoft.com/office/drawing/2016/5/14/chartex" xmlns:mc="http://schemas.openxmlformats.org/markup-compatibility/2006" xmlns:aink="http://schemas.microsoft.com/office/drawing/2016/ink" xmlns:am3d="http://schemas.microsoft.com/office/drawing/2017/model3d" xmlns:o="urn:schemas-microsoft-com:office:office" xmlns:oel="http://schemas.microsoft.com/office/2019/extlst" xmlns:r="http://schemas.openxmlformats.org/officeDocument/2006/relationships" xmlns:m="http://schemas.openxmlformats.org/officeDocument/2006/math" xmlns:v="urn:schemas-microsoft-com:vml" xmlns:wp14="http://schemas.microsoft.com/office/word/2010/wordprocessingDrawing" xmlns:wp="http://schemas.openxmlformats.org/drawingml/2006/wordprocessingDrawing" xmlns:w10="urn:schemas-microsoft-com:office:word" xmlns:w="http://schemas.openxmlformats.org/wordprocessingml/2006/main" xmlns:w14="http://schemas.microsoft.com/office/word/2010/wordml" xmlns:w15="http://schemas.microsoft.com/office/word/2012/wordml" xmlns:w16cex="http://schemas.microsoft.com/office/word/2018/wordml/cex" xmlns:w16cid="http://schemas.microsoft.com/office/word/2016/wordml/cid" xmlns:w16="http://schemas.microsoft.com/office/word/2018/wordml" xmlns:w16du="http://schemas.microsoft.com/office/word/2023/wordml/word16du" xmlns:w16sdtdh="http://schemas.microsoft.com/office/word/2020/wordml/sdtdatahash" xmlns:w16sdtfl="http://schemas.microsoft.com/office/word/2024/wordml/sdtformatlock" xmlns:w16se="http://schemas.microsoft.com/office/word/2015/wordml/symex" xmlns:wpg="http://schemas.microsoft.com/office/word/2010/wordprocessingGroup" xmlns:wpi="http://schemas.microsoft.com/office/word/2010/wordprocessingInk" xmlns:wne="http://schemas.microsoft.com/office/word/2006/wordml" xmlns:wps="http://schemas.microsoft.com/office/word/2010/wordprocessingShape" mc:Ignorable="w14 w15 w16se w16cid w16 w16cex w16sdtdh w16sdtfl w16du wp14">
-  <w:comment w:id="1" w:author="LauraPGM" w:date="2025-12-16T16:54:00Z" w:initials="L">
+  <w:comment w:initials="L" w:author="LauraPGM" w:date="2025-12-16T16:54:00Z" w:id="1">
     <w:p>
       <w:r>
         <w:rPr>
@@ -16894,7 +16858,7 @@
         </w:rPr>
         <w:t xml:space="preserve"> </w:t>
       </w:r>
-      <w:hyperlink r:id="rId1" w:history="1">
+      <w:hyperlink w:history="1" r:id="rId1">
         <w:r>
           <w:rPr>
             <w:rStyle w:val="Hipervnculo"/>
@@ -16909,7 +16873,7 @@
       </w:pPr>
     </w:p>
   </w:comment>
-  <w:comment w:id="4" w:author="LauraPGM" w:date="2025-12-15T22:08:00Z" w:initials="L">
+  <w:comment w:initials="L" w:author="LauraPGM" w:date="2025-12-15T22:08:00Z" w:id="4">
     <w:p>
       <w:pPr>
         <w:pStyle w:val="Textocomentario"/>
@@ -16948,7 +16912,7 @@
       </w:r>
     </w:p>
   </w:comment>
-  <w:comment w:id="5" w:author="LauraPGM" w:date="2025-12-15T22:26:00Z" w:initials="L">
+  <w:comment w:initials="L" w:author="LauraPGM" w:date="2025-12-15T22:26:00Z" w:id="5">
     <w:p>
       <w:pPr>
         <w:pStyle w:val="Ttulo1"/>
@@ -16984,7 +16948,7 @@
       </w:pPr>
     </w:p>
   </w:comment>
-  <w:comment w:id="6" w:author="LauraPGM" w:date="2025-12-15T22:27:00Z" w:initials="L">
+  <w:comment w:initials="L" w:author="LauraPGM" w:date="2025-12-15T22:27:00Z" w:id="6">
     <w:p>
       <w:pPr>
         <w:pStyle w:val="Textocomentario"/>
@@ -17010,7 +16974,7 @@
       </w:r>
     </w:p>
   </w:comment>
-  <w:comment w:id="7" w:author="LauraPGM" w:date="2025-12-15T15:02:00Z" w:initials="L">
+  <w:comment w:initials="L" w:author="LauraPGM" w:date="2025-12-15T15:02:00Z" w:id="7">
     <w:p>
       <w:pPr>
         <w:pStyle w:val="Textocomentario"/>
@@ -17052,7 +17016,7 @@
       </w:r>
     </w:p>
   </w:comment>
-  <w:comment w:id="8" w:author="LauraPGM" w:date="2025-12-15T15:12:00Z" w:initials="L">
+  <w:comment w:initials="L" w:author="LauraPGM" w:date="2025-12-15T15:12:00Z" w:id="8">
     <w:p>
       <w:pPr>
         <w:pStyle w:val="Textocomentario"/>
@@ -17074,7 +17038,7 @@
       </w:r>
     </w:p>
   </w:comment>
-  <w:comment w:id="10" w:author="LauraPGM" w:date="2025-12-15T15:08:00Z" w:initials="L">
+  <w:comment w:initials="L" w:author="LauraPGM" w:date="2025-12-15T15:08:00Z" w:id="10">
     <w:p>
       <w:pPr>
         <w:pStyle w:val="Textocomentario"/>
@@ -17093,7 +17057,7 @@
       </w:r>
     </w:p>
   </w:comment>
-  <w:comment w:id="9" w:author="LauraPGM" w:date="2025-12-15T22:14:00Z" w:initials="L">
+  <w:comment w:initials="L" w:author="LauraPGM" w:date="2025-12-15T22:14:00Z" w:id="9">
     <w:p>
       <w:pPr>
         <w:pStyle w:val="Textocomentario"/>
@@ -17115,7 +17079,7 @@
       </w:r>
     </w:p>
   </w:comment>
-  <w:comment w:id="12" w:author="LauraPGM" w:date="2025-12-15T15:09:00Z" w:initials="L">
+  <w:comment w:initials="L" w:author="LauraPGM" w:date="2025-12-15T15:09:00Z" w:id="12">
     <w:p>
       <w:pPr>
         <w:pStyle w:val="Textocomentario"/>
@@ -17134,7 +17098,7 @@
       </w:r>
     </w:p>
   </w:comment>
-  <w:comment w:id="11" w:author="LauraPGM" w:date="2025-12-15T22:16:00Z" w:initials="L">
+  <w:comment w:initials="L" w:author="LauraPGM" w:date="2025-12-15T22:16:00Z" w:id="11">
     <w:p>
       <w:pPr>
         <w:pStyle w:val="Textocomentario"/>
@@ -17165,12 +17129,12 @@
       </w:r>
     </w:p>
   </w:comment>
-  <w:comment w:id="13" w:author="LauraPGM" w:date="2026-03-02T22:30:00Z" w:initials="L">
+  <w:comment w:initials="L" w:author="LauraPGM" w:date="2026-03-02T22:30:00Z" w:id="13">
     <w:p>
       <w:pPr>
         <w:shd w:val="clear" w:color="auto" w:fill="D1F1DA"/>
         <w:rPr>
-          <w:rFonts w:ascii="Calibri" w:eastAsia="Times New Roman" w:hAnsi="Calibri" w:cs="Calibri"/>
+          <w:rFonts w:ascii="Calibri" w:hAnsi="Calibri" w:eastAsia="Times New Roman" w:cs="Calibri"/>
           <w:color w:val="000000"/>
           <w:sz w:val="20"/>
           <w:szCs w:val="20"/>
@@ -17194,7 +17158,7 @@
       </w:r>
       <w:r>
         <w:rPr>
-          <w:rFonts w:ascii="Calibri" w:eastAsia="Times New Roman" w:hAnsi="Calibri" w:cs="Calibri"/>
+          <w:rFonts w:ascii="Calibri" w:hAnsi="Calibri" w:eastAsia="Times New Roman" w:cs="Calibri"/>
           <w:color w:val="000000"/>
           <w:sz w:val="20"/>
           <w:szCs w:val="20"/>
@@ -17208,7 +17172,7 @@
         <w:shd w:val="clear" w:color="auto" w:fill="D1F1DA"/>
         <w:spacing w:line="240" w:lineRule="auto"/>
         <w:rPr>
-          <w:rFonts w:ascii="Calibri" w:eastAsia="Times New Roman" w:hAnsi="Calibri" w:cs="Calibri"/>
+          <w:rFonts w:ascii="Calibri" w:hAnsi="Calibri" w:eastAsia="Times New Roman" w:cs="Calibri"/>
           <w:color w:val="000000"/>
           <w:sz w:val="20"/>
           <w:szCs w:val="20"/>
@@ -17231,7 +17195,7 @@
         <w:shd w:val="clear" w:color="auto" w:fill="D1F1DA"/>
         <w:spacing w:line="240" w:lineRule="auto"/>
         <w:rPr>
-          <w:rFonts w:ascii="Calibri" w:eastAsia="Times New Roman" w:hAnsi="Calibri" w:cs="Calibri"/>
+          <w:rFonts w:ascii="Calibri" w:hAnsi="Calibri" w:eastAsia="Times New Roman" w:cs="Calibri"/>
           <w:color w:val="000000"/>
           <w:sz w:val="20"/>
           <w:szCs w:val="20"/>
@@ -17240,7 +17204,7 @@
       </w:pPr>
       <w:r>
         <w:rPr>
-          <w:rFonts w:ascii="Calibri" w:eastAsia="Times New Roman" w:hAnsi="Calibri" w:cs="Calibri"/>
+          <w:rFonts w:ascii="Calibri" w:hAnsi="Calibri" w:eastAsia="Times New Roman" w:cs="Calibri"/>
           <w:color w:val="000000"/>
           <w:sz w:val="20"/>
           <w:szCs w:val="20"/>
@@ -17255,7 +17219,7 @@
       </w:pPr>
     </w:p>
   </w:comment>
-  <w:comment w:id="14" w:author="LauraPGM" w:date="2025-12-15T21:37:00Z" w:initials="L">
+  <w:comment w:initials="L" w:author="LauraPGM" w:date="2025-12-15T21:37:00Z" w:id="14">
     <w:p>
       <w:pPr>
         <w:pStyle w:val="Textocomentario"/>
@@ -17277,7 +17241,7 @@
       </w:r>
     </w:p>
   </w:comment>
-  <w:comment w:id="15" w:author="LauraPGM" w:date="2025-12-15T21:41:00Z" w:initials="L">
+  <w:comment w:initials="L" w:author="LauraPGM" w:date="2025-12-15T21:41:00Z" w:id="15">
     <w:p>
       <w:pPr>
         <w:pStyle w:val="Textocomentario"/>
@@ -17299,12 +17263,12 @@
       </w:r>
     </w:p>
   </w:comment>
-  <w:comment w:id="17" w:author="LauraPGM" w:date="2026-03-02T22:34:00Z" w:initials="L">
+  <w:comment w:initials="L" w:author="LauraPGM" w:date="2026-03-02T22:34:00Z" w:id="17">
     <w:p>
       <w:pPr>
         <w:shd w:val="clear" w:color="auto" w:fill="D1F1DA"/>
         <w:rPr>
-          <w:rFonts w:ascii="Calibri" w:eastAsia="Times New Roman" w:hAnsi="Calibri" w:cs="Calibri"/>
+          <w:rFonts w:ascii="Calibri" w:hAnsi="Calibri" w:eastAsia="Times New Roman" w:cs="Calibri"/>
           <w:color w:val="000000"/>
           <w:lang w:eastAsia="es-CO"/>
         </w:rPr>
@@ -17317,7 +17281,7 @@
       </w:r>
       <w:r>
         <w:rPr>
-          <w:rFonts w:ascii="Calibri" w:eastAsia="Times New Roman" w:hAnsi="Calibri" w:cs="Calibri"/>
+          <w:rFonts w:ascii="Calibri" w:hAnsi="Calibri" w:eastAsia="Times New Roman" w:cs="Calibri"/>
           <w:noProof/>
           <w:color w:val="000000"/>
           <w:lang w:eastAsia="es-CO"/>
@@ -17326,7 +17290,7 @@
       </w:r>
       <w:r>
         <w:rPr>
-          <w:rFonts w:ascii="Calibri" w:eastAsia="Times New Roman" w:hAnsi="Calibri" w:cs="Calibri"/>
+          <w:rFonts w:ascii="Calibri" w:hAnsi="Calibri" w:eastAsia="Times New Roman" w:cs="Calibri"/>
           <w:color w:val="000000"/>
           <w:lang w:eastAsia="es-CO"/>
         </w:rPr>
@@ -17338,14 +17302,14 @@
         <w:shd w:val="clear" w:color="auto" w:fill="D1F1DA"/>
         <w:spacing w:line="240" w:lineRule="auto"/>
         <w:rPr>
-          <w:rFonts w:ascii="Calibri" w:eastAsia="Times New Roman" w:hAnsi="Calibri" w:cs="Calibri"/>
+          <w:rFonts w:ascii="Calibri" w:hAnsi="Calibri" w:eastAsia="Times New Roman" w:cs="Calibri"/>
           <w:color w:val="000000"/>
           <w:lang w:eastAsia="es-CO"/>
         </w:rPr>
       </w:pPr>
       <w:r>
         <w:rPr>
-          <w:rFonts w:ascii="Calibri" w:eastAsia="Times New Roman" w:hAnsi="Calibri" w:cs="Calibri"/>
+          <w:rFonts w:ascii="Calibri" w:hAnsi="Calibri" w:eastAsia="Times New Roman" w:cs="Calibri"/>
           <w:color w:val="000000"/>
           <w:lang w:eastAsia="es-CO"/>
         </w:rPr>
@@ -17357,14 +17321,14 @@
         <w:shd w:val="clear" w:color="auto" w:fill="D1F1DA"/>
         <w:spacing w:line="240" w:lineRule="auto"/>
         <w:rPr>
-          <w:rFonts w:ascii="Calibri" w:eastAsia="Times New Roman" w:hAnsi="Calibri" w:cs="Calibri"/>
+          <w:rFonts w:ascii="Calibri" w:hAnsi="Calibri" w:eastAsia="Times New Roman" w:cs="Calibri"/>
           <w:color w:val="000000"/>
           <w:lang w:eastAsia="es-CO"/>
         </w:rPr>
       </w:pPr>
       <w:r>
         <w:rPr>
-          <w:rFonts w:ascii="Calibri" w:eastAsia="Times New Roman" w:hAnsi="Calibri" w:cs="Calibri"/>
+          <w:rFonts w:ascii="Calibri" w:hAnsi="Calibri" w:eastAsia="Times New Roman" w:cs="Calibri"/>
           <w:color w:val="000000"/>
           <w:lang w:eastAsia="es-CO"/>
         </w:rPr>
@@ -17376,14 +17340,14 @@
         <w:shd w:val="clear" w:color="auto" w:fill="D1F1DA"/>
         <w:spacing w:line="240" w:lineRule="auto"/>
         <w:rPr>
-          <w:rFonts w:ascii="Calibri" w:eastAsia="Times New Roman" w:hAnsi="Calibri" w:cs="Calibri"/>
+          <w:rFonts w:ascii="Calibri" w:hAnsi="Calibri" w:eastAsia="Times New Roman" w:cs="Calibri"/>
           <w:color w:val="000000"/>
           <w:lang w:eastAsia="es-CO"/>
         </w:rPr>
       </w:pPr>
       <w:r>
         <w:rPr>
-          <w:rFonts w:ascii="Calibri" w:eastAsia="Times New Roman" w:hAnsi="Calibri" w:cs="Calibri"/>
+          <w:rFonts w:ascii="Calibri" w:hAnsi="Calibri" w:eastAsia="Times New Roman" w:cs="Calibri"/>
           <w:color w:val="000000"/>
           <w:lang w:eastAsia="es-CO"/>
         </w:rPr>
@@ -17396,7 +17360,7 @@
       </w:pPr>
     </w:p>
   </w:comment>
-  <w:comment w:id="16" w:author="LauraPGM" w:date="2025-12-22T16:40:00Z" w:initials="L">
+  <w:comment w:initials="L" w:author="LauraPGM" w:date="2025-12-22T16:40:00Z" w:id="16">
     <w:p>
       <w:pPr>
         <w:pStyle w:val="Textocomentario"/>
@@ -17437,7 +17401,7 @@
       </w:r>
     </w:p>
   </w:comment>
-  <w:comment w:id="19" w:author="LauraPGM" w:date="2025-12-15T15:33:00Z" w:initials="L">
+  <w:comment w:initials="L" w:author="LauraPGM" w:date="2025-12-15T15:33:00Z" w:id="19">
     <w:p>
       <w:pPr>
         <w:pStyle w:val="Textocomentario"/>
@@ -17487,7 +17451,7 @@
       </w:pPr>
     </w:p>
   </w:comment>
-  <w:comment w:id="20" w:author="LauraPGM" w:date="2025-12-15T15:37:00Z" w:initials="L">
+  <w:comment w:initials="L" w:author="LauraPGM" w:date="2025-12-15T15:37:00Z" w:id="20">
     <w:p>
       <w:pPr>
         <w:pStyle w:val="Textocomentario"/>
@@ -17535,7 +17499,7 @@
       </w:r>
     </w:p>
   </w:comment>
-  <w:comment w:id="21" w:author="LauraPGM" w:date="2025-12-15T15:40:00Z" w:initials="L">
+  <w:comment w:initials="L" w:author="LauraPGM" w:date="2025-12-15T15:40:00Z" w:id="21">
     <w:p>
       <w:pPr>
         <w:pStyle w:val="Textocomentario"/>
@@ -17583,7 +17547,7 @@
       </w:r>
     </w:p>
   </w:comment>
-  <w:comment w:id="22" w:author="LauraPGM" w:date="2025-12-15T22:32:00Z" w:initials="L">
+  <w:comment w:initials="L" w:author="LauraPGM" w:date="2025-12-15T22:32:00Z" w:id="22">
     <w:p>
       <w:pPr>
         <w:pStyle w:val="Ttulo1"/>
@@ -17628,7 +17592,7 @@
       </w:pPr>
     </w:p>
   </w:comment>
-  <w:comment w:id="23" w:author="LauraPGM" w:date="2025-12-15T15:44:00Z" w:initials="L">
+  <w:comment w:initials="L" w:author="LauraPGM" w:date="2025-12-15T15:44:00Z" w:id="23">
     <w:p>
       <w:pPr>
         <w:pStyle w:val="Textocomentario"/>
@@ -17670,7 +17634,7 @@
       </w:r>
     </w:p>
   </w:comment>
-  <w:comment w:id="24" w:author="LauraPGM" w:date="2025-12-15T22:34:00Z" w:initials="L">
+  <w:comment w:initials="L" w:author="LauraPGM" w:date="2025-12-15T22:34:00Z" w:id="24">
     <w:p>
       <w:pPr>
         <w:pStyle w:val="Ttulo1"/>
@@ -17706,7 +17670,7 @@
       </w:pPr>
     </w:p>
   </w:comment>
-  <w:comment w:id="25" w:author="LauraPGM" w:date="2025-12-15T15:50:00Z" w:initials="L">
+  <w:comment w:initials="L" w:author="LauraPGM" w:date="2025-12-15T15:50:00Z" w:id="25">
     <w:p>
       <w:pPr>
         <w:pStyle w:val="Textocomentario"/>
@@ -17748,7 +17712,7 @@
       </w:r>
     </w:p>
   </w:comment>
-  <w:comment w:id="26" w:author="LauraPGM" w:date="2025-12-15T16:04:00Z" w:initials="L">
+  <w:comment w:initials="L" w:author="LauraPGM" w:date="2025-12-15T16:04:00Z" w:id="26">
     <w:p>
       <w:pPr>
         <w:pStyle w:val="Textocomentario"/>
@@ -17790,7 +17754,7 @@
       </w:r>
     </w:p>
   </w:comment>
-  <w:comment w:id="27" w:author="LauraPGM" w:date="2025-12-15T16:40:00Z" w:initials="L">
+  <w:comment w:initials="L" w:author="LauraPGM" w:date="2025-12-15T16:40:00Z" w:id="27">
     <w:p>
       <w:pPr>
         <w:pStyle w:val="Textocomentario"/>
@@ -17832,7 +17796,7 @@
       </w:r>
     </w:p>
   </w:comment>
-  <w:comment w:id="30" w:author="LauraPGM" w:date="2025-12-15T17:07:00Z" w:initials="L">
+  <w:comment w:initials="L" w:author="LauraPGM" w:date="2025-12-15T17:07:00Z" w:id="30">
     <w:p>
       <w:pPr>
         <w:pStyle w:val="Textocomentario"/>
@@ -17851,7 +17815,7 @@
       </w:r>
     </w:p>
   </w:comment>
-  <w:comment w:id="29" w:author="LauraPGM" w:date="2025-12-15T21:45:00Z" w:initials="L">
+  <w:comment w:initials="L" w:author="LauraPGM" w:date="2025-12-15T21:45:00Z" w:id="29">
     <w:p>
       <w:pPr>
         <w:pStyle w:val="Textocomentario"/>
@@ -17873,12 +17837,12 @@
       </w:r>
     </w:p>
   </w:comment>
-  <w:comment w:id="31" w:author="LauraPGM" w:date="2026-03-02T22:43:00Z" w:initials="L">
+  <w:comment w:initials="L" w:author="LauraPGM" w:date="2026-03-02T22:43:00Z" w:id="31">
     <w:p>
       <w:pPr>
         <w:shd w:val="clear" w:color="auto" w:fill="D1F1DA"/>
         <w:rPr>
-          <w:rFonts w:ascii="Calibri" w:eastAsia="Times New Roman" w:hAnsi="Calibri" w:cs="Calibri"/>
+          <w:rFonts w:ascii="Calibri" w:hAnsi="Calibri" w:eastAsia="Times New Roman" w:cs="Calibri"/>
           <w:color w:val="000000"/>
           <w:lang w:eastAsia="es-CO"/>
         </w:rPr>
@@ -17897,7 +17861,7 @@
       </w:r>
       <w:r>
         <w:rPr>
-          <w:rFonts w:ascii="Calibri" w:eastAsia="Times New Roman" w:hAnsi="Calibri" w:cs="Calibri"/>
+          <w:rFonts w:ascii="Calibri" w:hAnsi="Calibri" w:eastAsia="Times New Roman" w:cs="Calibri"/>
           <w:color w:val="000000"/>
           <w:lang w:eastAsia="es-CO"/>
         </w:rPr>
@@ -17909,7 +17873,7 @@
         <w:shd w:val="clear" w:color="auto" w:fill="D1F1DA"/>
         <w:spacing w:line="240" w:lineRule="auto"/>
         <w:rPr>
-          <w:rFonts w:ascii="Calibri" w:eastAsia="Times New Roman" w:hAnsi="Calibri" w:cs="Calibri"/>
+          <w:rFonts w:ascii="Calibri" w:hAnsi="Calibri" w:eastAsia="Times New Roman" w:cs="Calibri"/>
           <w:noProof/>
           <w:color w:val="000000"/>
           <w:lang w:eastAsia="es-CO"/>
@@ -17917,7 +17881,7 @@
       </w:pPr>
       <w:r>
         <w:rPr>
-          <w:rFonts w:ascii="Calibri" w:eastAsia="Times New Roman" w:hAnsi="Calibri" w:cs="Calibri"/>
+          <w:rFonts w:ascii="Calibri" w:hAnsi="Calibri" w:eastAsia="Times New Roman" w:cs="Calibri"/>
           <w:color w:val="000000"/>
           <w:lang w:eastAsia="es-CO"/>
         </w:rPr>
@@ -17929,14 +17893,14 @@
         <w:shd w:val="clear" w:color="auto" w:fill="D1F1DA"/>
         <w:spacing w:line="240" w:lineRule="auto"/>
         <w:rPr>
-          <w:rFonts w:ascii="Calibri" w:eastAsia="Times New Roman" w:hAnsi="Calibri" w:cs="Calibri"/>
+          <w:rFonts w:ascii="Calibri" w:hAnsi="Calibri" w:eastAsia="Times New Roman" w:cs="Calibri"/>
           <w:color w:val="000000"/>
           <w:lang w:eastAsia="es-CO"/>
         </w:rPr>
       </w:pPr>
       <w:r>
         <w:rPr>
-          <w:rFonts w:ascii="Calibri" w:eastAsia="Times New Roman" w:hAnsi="Calibri" w:cs="Calibri"/>
+          <w:rFonts w:ascii="Calibri" w:hAnsi="Calibri" w:eastAsia="Times New Roman" w:cs="Calibri"/>
           <w:color w:val="000000"/>
           <w:lang w:eastAsia="es-CO"/>
         </w:rPr>
@@ -17948,14 +17912,14 @@
         <w:shd w:val="clear" w:color="auto" w:fill="D1F1DA"/>
         <w:spacing w:line="240" w:lineRule="auto"/>
         <w:rPr>
-          <w:rFonts w:ascii="Calibri" w:eastAsia="Times New Roman" w:hAnsi="Calibri" w:cs="Calibri"/>
+          <w:rFonts w:ascii="Calibri" w:hAnsi="Calibri" w:eastAsia="Times New Roman" w:cs="Calibri"/>
           <w:color w:val="000000"/>
           <w:lang w:eastAsia="es-CO"/>
         </w:rPr>
       </w:pPr>
       <w:r>
         <w:rPr>
-          <w:rFonts w:ascii="Calibri" w:eastAsia="Times New Roman" w:hAnsi="Calibri" w:cs="Calibri"/>
+          <w:rFonts w:ascii="Calibri" w:hAnsi="Calibri" w:eastAsia="Times New Roman" w:cs="Calibri"/>
           <w:color w:val="000000"/>
           <w:lang w:eastAsia="es-CO"/>
         </w:rPr>
@@ -17967,14 +17931,14 @@
         <w:shd w:val="clear" w:color="auto" w:fill="D1F1DA"/>
         <w:spacing w:line="240" w:lineRule="auto"/>
         <w:rPr>
-          <w:rFonts w:ascii="Calibri" w:eastAsia="Times New Roman" w:hAnsi="Calibri" w:cs="Calibri"/>
+          <w:rFonts w:ascii="Calibri" w:hAnsi="Calibri" w:eastAsia="Times New Roman" w:cs="Calibri"/>
           <w:color w:val="000000"/>
           <w:lang w:eastAsia="es-CO"/>
         </w:rPr>
       </w:pPr>
       <w:r>
         <w:rPr>
-          <w:rFonts w:ascii="Calibri" w:eastAsia="Times New Roman" w:hAnsi="Calibri" w:cs="Calibri"/>
+          <w:rFonts w:ascii="Calibri" w:hAnsi="Calibri" w:eastAsia="Times New Roman" w:cs="Calibri"/>
           <w:color w:val="000000"/>
           <w:lang w:eastAsia="es-CO"/>
         </w:rPr>
@@ -17987,7 +17951,7 @@
       </w:pPr>
     </w:p>
   </w:comment>
-  <w:comment w:id="32" w:author="LauraPGM" w:date="2025-12-15T21:50:00Z" w:initials="L">
+  <w:comment w:initials="L" w:author="LauraPGM" w:date="2025-12-15T21:50:00Z" w:id="32">
     <w:p>
       <w:pPr>
         <w:pStyle w:val="Textocomentario"/>
@@ -18009,7 +17973,7 @@
       </w:r>
     </w:p>
   </w:comment>
-  <w:comment w:id="33" w:author="LauraPGM" w:date="2025-12-15T21:56:00Z" w:initials="L">
+  <w:comment w:initials="L" w:author="LauraPGM" w:date="2025-12-15T21:56:00Z" w:id="33">
     <w:p>
       <w:pPr>
         <w:pStyle w:val="Textocomentario"/>
@@ -18031,7 +17995,7 @@
       </w:r>
     </w:p>
   </w:comment>
-  <w:comment w:id="35" w:author="LauraPGM" w:date="2025-12-15T22:02:00Z" w:initials="L">
+  <w:comment w:initials="L" w:author="LauraPGM" w:date="2025-12-15T22:02:00Z" w:id="35">
     <w:p>
       <w:pPr>
         <w:pStyle w:val="NormalWeb"/>
@@ -18067,12 +18031,12 @@
       </w:pPr>
     </w:p>
   </w:comment>
-  <w:comment w:id="34" w:author="LauraPGM" w:date="2026-03-02T22:52:00Z" w:initials="L">
+  <w:comment w:initials="L" w:author="LauraPGM" w:date="2026-03-02T22:52:00Z" w:id="34">
     <w:p>
       <w:pPr>
         <w:shd w:val="clear" w:color="auto" w:fill="D1F1DA"/>
         <w:rPr>
-          <w:rFonts w:ascii="Calibri" w:eastAsia="Times New Roman" w:hAnsi="Calibri" w:cs="Calibri"/>
+          <w:rFonts w:ascii="Calibri" w:hAnsi="Calibri" w:eastAsia="Times New Roman" w:cs="Calibri"/>
           <w:color w:val="000000"/>
           <w:lang w:eastAsia="es-CO"/>
         </w:rPr>
@@ -18085,7 +18049,7 @@
       </w:r>
       <w:r>
         <w:rPr>
-          <w:rFonts w:ascii="Calibri" w:eastAsia="Times New Roman" w:hAnsi="Calibri" w:cs="Calibri"/>
+          <w:rFonts w:ascii="Calibri" w:hAnsi="Calibri" w:eastAsia="Times New Roman" w:cs="Calibri"/>
           <w:noProof/>
           <w:color w:val="000000"/>
           <w:lang w:eastAsia="es-CO"/>
@@ -18094,7 +18058,7 @@
       </w:r>
       <w:r>
         <w:rPr>
-          <w:rFonts w:ascii="Calibri" w:eastAsia="Times New Roman" w:hAnsi="Calibri" w:cs="Calibri"/>
+          <w:rFonts w:ascii="Calibri" w:hAnsi="Calibri" w:eastAsia="Times New Roman" w:cs="Calibri"/>
           <w:color w:val="000000"/>
           <w:lang w:eastAsia="es-CO"/>
         </w:rPr>
@@ -18106,14 +18070,14 @@
         <w:shd w:val="clear" w:color="auto" w:fill="D1F1DA"/>
         <w:spacing w:line="240" w:lineRule="auto"/>
         <w:rPr>
-          <w:rFonts w:ascii="Calibri" w:eastAsia="Times New Roman" w:hAnsi="Calibri" w:cs="Calibri"/>
+          <w:rFonts w:ascii="Calibri" w:hAnsi="Calibri" w:eastAsia="Times New Roman" w:cs="Calibri"/>
           <w:color w:val="000000"/>
           <w:lang w:eastAsia="es-CO"/>
         </w:rPr>
       </w:pPr>
       <w:r>
         <w:rPr>
-          <w:rFonts w:ascii="Calibri" w:eastAsia="Times New Roman" w:hAnsi="Calibri" w:cs="Calibri"/>
+          <w:rFonts w:ascii="Calibri" w:hAnsi="Calibri" w:eastAsia="Times New Roman" w:cs="Calibri"/>
           <w:color w:val="000000"/>
           <w:lang w:eastAsia="es-CO"/>
         </w:rPr>
@@ -18125,14 +18089,14 @@
         <w:shd w:val="clear" w:color="auto" w:fill="D1F1DA"/>
         <w:spacing w:line="240" w:lineRule="auto"/>
         <w:rPr>
-          <w:rFonts w:ascii="Calibri" w:eastAsia="Times New Roman" w:hAnsi="Calibri" w:cs="Calibri"/>
+          <w:rFonts w:ascii="Calibri" w:hAnsi="Calibri" w:eastAsia="Times New Roman" w:cs="Calibri"/>
           <w:color w:val="000000"/>
           <w:lang w:eastAsia="es-CO"/>
         </w:rPr>
       </w:pPr>
       <w:r>
         <w:rPr>
-          <w:rFonts w:ascii="Calibri" w:eastAsia="Times New Roman" w:hAnsi="Calibri" w:cs="Calibri"/>
+          <w:rFonts w:ascii="Calibri" w:hAnsi="Calibri" w:eastAsia="Times New Roman" w:cs="Calibri"/>
           <w:color w:val="000000"/>
           <w:lang w:eastAsia="es-CO"/>
         </w:rPr>
@@ -18144,14 +18108,14 @@
         <w:shd w:val="clear" w:color="auto" w:fill="D1F1DA"/>
         <w:spacing w:line="240" w:lineRule="auto"/>
         <w:rPr>
-          <w:rFonts w:ascii="Calibri" w:eastAsia="Times New Roman" w:hAnsi="Calibri" w:cs="Calibri"/>
+          <w:rFonts w:ascii="Calibri" w:hAnsi="Calibri" w:eastAsia="Times New Roman" w:cs="Calibri"/>
           <w:color w:val="000000"/>
           <w:lang w:eastAsia="es-CO"/>
         </w:rPr>
       </w:pPr>
       <w:r>
         <w:rPr>
-          <w:rFonts w:ascii="Calibri" w:eastAsia="Times New Roman" w:hAnsi="Calibri" w:cs="Calibri"/>
+          <w:rFonts w:ascii="Calibri" w:hAnsi="Calibri" w:eastAsia="Times New Roman" w:cs="Calibri"/>
           <w:color w:val="000000"/>
           <w:lang w:eastAsia="es-CO"/>
         </w:rPr>
@@ -18163,14 +18127,14 @@
         <w:shd w:val="clear" w:color="auto" w:fill="D1F1DA"/>
         <w:spacing w:line="240" w:lineRule="auto"/>
         <w:rPr>
-          <w:rFonts w:ascii="Calibri" w:eastAsia="Times New Roman" w:hAnsi="Calibri" w:cs="Calibri"/>
+          <w:rFonts w:ascii="Calibri" w:hAnsi="Calibri" w:eastAsia="Times New Roman" w:cs="Calibri"/>
           <w:color w:val="000000"/>
           <w:lang w:eastAsia="es-CO"/>
         </w:rPr>
       </w:pPr>
       <w:r>
         <w:rPr>
-          <w:rFonts w:ascii="Calibri" w:eastAsia="Times New Roman" w:hAnsi="Calibri" w:cs="Calibri"/>
+          <w:rFonts w:ascii="Calibri" w:hAnsi="Calibri" w:eastAsia="Times New Roman" w:cs="Calibri"/>
           <w:color w:val="000000"/>
           <w:lang w:eastAsia="es-CO"/>
         </w:rPr>
@@ -18183,12 +18147,12 @@
       </w:pPr>
     </w:p>
   </w:comment>
-  <w:comment w:id="36" w:author="LauraPGM" w:date="2026-03-02T22:55:00Z" w:initials="L">
+  <w:comment w:initials="L" w:author="LauraPGM" w:date="2026-03-02T22:55:00Z" w:id="36">
     <w:p>
       <w:pPr>
         <w:shd w:val="clear" w:color="auto" w:fill="D1F1DA"/>
         <w:rPr>
-          <w:rFonts w:ascii="Calibri" w:eastAsia="Times New Roman" w:hAnsi="Calibri" w:cs="Calibri"/>
+          <w:rFonts w:ascii="Calibri" w:hAnsi="Calibri" w:eastAsia="Times New Roman" w:cs="Calibri"/>
           <w:color w:val="000000"/>
           <w:lang w:eastAsia="es-CO"/>
         </w:rPr>
@@ -18207,7 +18171,7 @@
       </w:r>
       <w:r>
         <w:rPr>
-          <w:rFonts w:ascii="Calibri" w:eastAsia="Times New Roman" w:hAnsi="Calibri" w:cs="Calibri"/>
+          <w:rFonts w:ascii="Calibri" w:hAnsi="Calibri" w:eastAsia="Times New Roman" w:cs="Calibri"/>
           <w:color w:val="000000"/>
           <w:lang w:eastAsia="es-CO"/>
         </w:rPr>
@@ -18219,14 +18183,14 @@
         <w:shd w:val="clear" w:color="auto" w:fill="D1F1DA"/>
         <w:spacing w:line="240" w:lineRule="auto"/>
         <w:rPr>
-          <w:rFonts w:ascii="Calibri" w:eastAsia="Times New Roman" w:hAnsi="Calibri" w:cs="Calibri"/>
+          <w:rFonts w:ascii="Calibri" w:hAnsi="Calibri" w:eastAsia="Times New Roman" w:cs="Calibri"/>
           <w:color w:val="000000"/>
           <w:lang w:eastAsia="es-CO"/>
         </w:rPr>
       </w:pPr>
       <w:r>
         <w:rPr>
-          <w:rFonts w:ascii="Calibri" w:eastAsia="Times New Roman" w:hAnsi="Calibri" w:cs="Calibri"/>
+          <w:rFonts w:ascii="Calibri" w:hAnsi="Calibri" w:eastAsia="Times New Roman" w:cs="Calibri"/>
           <w:color w:val="000000"/>
           <w:lang w:eastAsia="es-CO"/>
         </w:rPr>
@@ -18239,7 +18203,7 @@
       </w:pPr>
     </w:p>
   </w:comment>
-  <w:comment w:id="37" w:author="LauraPGM" w:date="2025-12-15T22:04:00Z" w:initials="L">
+  <w:comment w:initials="L" w:author="LauraPGM" w:date="2025-12-15T22:04:00Z" w:id="37">
     <w:p>
       <w:pPr>
         <w:pStyle w:val="Textocomentario"/>
@@ -18261,12 +18225,12 @@
       </w:r>
     </w:p>
   </w:comment>
-  <w:comment w:id="38" w:author="LauraPGM" w:date="2026-03-02T22:56:00Z" w:initials="L">
+  <w:comment w:initials="L" w:author="LauraPGM" w:date="2026-03-02T22:56:00Z" w:id="38">
     <w:p>
       <w:pPr>
         <w:shd w:val="clear" w:color="auto" w:fill="D1F1DA"/>
         <w:rPr>
-          <w:rFonts w:ascii="Calibri" w:eastAsia="Times New Roman" w:hAnsi="Calibri" w:cs="Calibri"/>
+          <w:rFonts w:ascii="Calibri" w:hAnsi="Calibri" w:eastAsia="Times New Roman" w:cs="Calibri"/>
           <w:color w:val="000000"/>
           <w:lang w:eastAsia="es-CO"/>
         </w:rPr>
@@ -18285,7 +18249,7 @@
       </w:r>
       <w:r>
         <w:rPr>
-          <w:rFonts w:ascii="Calibri" w:eastAsia="Times New Roman" w:hAnsi="Calibri" w:cs="Calibri"/>
+          <w:rFonts w:ascii="Calibri" w:hAnsi="Calibri" w:eastAsia="Times New Roman" w:cs="Calibri"/>
           <w:color w:val="000000"/>
           <w:lang w:eastAsia="es-CO"/>
         </w:rPr>
@@ -18297,14 +18261,14 @@
         <w:shd w:val="clear" w:color="auto" w:fill="D1F1DA"/>
         <w:spacing w:line="240" w:lineRule="auto"/>
         <w:rPr>
-          <w:rFonts w:ascii="Calibri" w:eastAsia="Times New Roman" w:hAnsi="Calibri" w:cs="Calibri"/>
+          <w:rFonts w:ascii="Calibri" w:hAnsi="Calibri" w:eastAsia="Times New Roman" w:cs="Calibri"/>
           <w:color w:val="000000"/>
           <w:lang w:eastAsia="es-CO"/>
         </w:rPr>
       </w:pPr>
       <w:r>
         <w:rPr>
-          <w:rFonts w:ascii="Calibri" w:eastAsia="Times New Roman" w:hAnsi="Calibri" w:cs="Calibri"/>
+          <w:rFonts w:ascii="Calibri" w:hAnsi="Calibri" w:eastAsia="Times New Roman" w:cs="Calibri"/>
           <w:color w:val="000000"/>
           <w:lang w:eastAsia="es-CO"/>
         </w:rPr>
@@ -18317,7 +18281,7 @@
       </w:pPr>
     </w:p>
   </w:comment>
-  <w:comment w:id="40" w:author="LauraPGM" w:date="2025-12-15T22:54:00Z" w:initials="L">
+  <w:comment w:initials="L" w:author="LauraPGM" w:date="2025-12-15T22:54:00Z" w:id="40">
     <w:p>
       <w:pPr>
         <w:pStyle w:val="Textocomentario"/>
@@ -18481,7 +18445,7 @@
       <w:ind w:left="-2" w:hanging="2"/>
       <w:jc w:val="right"/>
       <w:rPr>
-        <w:rFonts w:ascii="Times New Roman" w:eastAsia="Times New Roman" w:hAnsi="Times New Roman" w:cs="Times New Roman"/>
+        <w:rFonts w:ascii="Times New Roman" w:hAnsi="Times New Roman" w:eastAsia="Times New Roman" w:cs="Times New Roman"/>
         <w:sz w:val="24"/>
         <w:szCs w:val="24"/>
       </w:rPr>
@@ -18492,7 +18456,7 @@
       <w:pStyle w:val="Normal0"/>
       <w:spacing w:line="240" w:lineRule="auto"/>
       <w:rPr>
-        <w:rFonts w:ascii="Times New Roman" w:eastAsia="Times New Roman" w:hAnsi="Times New Roman" w:cs="Times New Roman"/>
+        <w:rFonts w:ascii="Times New Roman" w:hAnsi="Times New Roman" w:eastAsia="Times New Roman" w:cs="Times New Roman"/>
         <w:sz w:val="24"/>
         <w:szCs w:val="24"/>
       </w:rPr>
@@ -18577,7 +18541,7 @@
 </file>
 
 <file path=word/header1.xml><?xml version="1.0" encoding="utf-8"?>
-<w:hdr xmlns:wpc="http://schemas.microsoft.com/office/word/2010/wordprocessingCanvas" xmlns:cx="http://schemas.microsoft.com/office/drawing/2014/chartex" xmlns:cx1="http://schemas.microsoft.com/office/drawing/2015/9/8/chartex" xmlns:cx2="http://schemas.microsoft.com/office/drawing/2015/10/21/chartex" xmlns:cx3="http://schemas.microsoft.com/office/drawing/2016/5/9/chartex" xmlns:cx4="http://schemas.microsoft.com/office/drawing/2016/5/10/chartex" xmlns:cx5="http://schemas.microsoft.com/office/drawing/2016/5/11/chartex" xmlns:cx6="http://schemas.microsoft.com/office/drawing/2016/5/12/chartex" xmlns:cx7="http://schemas.microsoft.com/office/drawing/2016/5/13/chartex" xmlns:cx8="http://schemas.microsoft.com/office/drawing/2016/5/14/chartex" xmlns:mc="http://schemas.openxmlformats.org/markup-compatibility/2006" xmlns:aink="http://schemas.microsoft.com/office/drawing/2016/ink" xmlns:am3d="http://schemas.microsoft.com/office/drawing/2017/model3d" xmlns:o="urn:schemas-microsoft-com:office:office" xmlns:oel="http://schemas.microsoft.com/office/2019/extlst" xmlns:r="http://schemas.openxmlformats.org/officeDocument/2006/relationships" xmlns:m="http://schemas.openxmlformats.org/officeDocument/2006/math" xmlns:v="urn:schemas-microsoft-com:vml" xmlns:wp14="http://schemas.microsoft.com/office/word/2010/wordprocessingDrawing" xmlns:wp="http://schemas.openxmlformats.org/drawingml/2006/wordprocessingDrawing" xmlns:w10="urn:schemas-microsoft-com:office:word" xmlns:w="http://schemas.openxmlformats.org/wordprocessingml/2006/main" xmlns:w14="http://schemas.microsoft.com/office/word/2010/wordml" xmlns:w15="http://schemas.microsoft.com/office/word/2012/wordml" xmlns:w16cex="http://schemas.microsoft.com/office/word/2018/wordml/cex" xmlns:w16cid="http://schemas.microsoft.com/office/word/2016/wordml/cid" xmlns:w16="http://schemas.microsoft.com/office/word/2018/wordml" xmlns:w16du="http://schemas.microsoft.com/office/word/2023/wordml/word16du" xmlns:w16sdtdh="http://schemas.microsoft.com/office/word/2020/wordml/sdtdatahash" xmlns:w16sdtfl="http://schemas.microsoft.com/office/word/2024/wordml/sdtformatlock" xmlns:w16se="http://schemas.microsoft.com/office/word/2015/wordml/symex" xmlns:wpg="http://schemas.microsoft.com/office/word/2010/wordprocessingGroup" xmlns:wpi="http://schemas.microsoft.com/office/word/2010/wordprocessingInk" xmlns:wne="http://schemas.microsoft.com/office/word/2006/wordml" xmlns:wps="http://schemas.microsoft.com/office/word/2010/wordprocessingShape" mc:Ignorable="w14 w15 w16se w16cid w16 w16cex w16sdtdh w16sdtfl w16du wp14">
+<w:hdr xmlns:wpc="http://schemas.microsoft.com/office/word/2010/wordprocessingCanvas" xmlns:cx="http://schemas.microsoft.com/office/drawing/2014/chartex" xmlns:cx1="http://schemas.microsoft.com/office/drawing/2015/9/8/chartex" xmlns:cx2="http://schemas.microsoft.com/office/drawing/2015/10/21/chartex" xmlns:cx3="http://schemas.microsoft.com/office/drawing/2016/5/9/chartex" xmlns:cx4="http://schemas.microsoft.com/office/drawing/2016/5/10/chartex" xmlns:cx5="http://schemas.microsoft.com/office/drawing/2016/5/11/chartex" xmlns:cx6="http://schemas.microsoft.com/office/drawing/2016/5/12/chartex" xmlns:cx7="http://schemas.microsoft.com/office/drawing/2016/5/13/chartex" xmlns:cx8="http://schemas.microsoft.com/office/drawing/2016/5/14/chartex" xmlns:mc="http://schemas.openxmlformats.org/markup-compatibility/2006" xmlns:aink="http://schemas.microsoft.com/office/drawing/2016/ink" xmlns:am3d="http://schemas.microsoft.com/office/drawing/2017/model3d" xmlns:o="urn:schemas-microsoft-com:office:office" xmlns:oel="http://schemas.microsoft.com/office/2019/extlst" xmlns:r="http://schemas.openxmlformats.org/officeDocument/2006/relationships" xmlns:m="http://schemas.openxmlformats.org/officeDocument/2006/math" xmlns:v="urn:schemas-microsoft-com:vml" xmlns:wp14="http://schemas.microsoft.com/office/word/2010/wordprocessingDrawing" xmlns:wp="http://schemas.openxmlformats.org/drawingml/2006/wordprocessingDrawing" xmlns:w10="urn:schemas-microsoft-com:office:word" xmlns:w="http://schemas.openxmlformats.org/wordprocessingml/2006/main" xmlns:w14="http://schemas.microsoft.com/office/word/2010/wordml" xmlns:w15="http://schemas.microsoft.com/office/word/2012/wordml" xmlns:w16cex="http://schemas.microsoft.com/office/word/2018/wordml/cex" xmlns:w16cid="http://schemas.microsoft.com/office/word/2016/wordml/cid" xmlns:w16="http://schemas.microsoft.com/office/word/2018/wordml" xmlns:w16du="http://schemas.microsoft.com/office/word/2023/wordml/word16du" xmlns:w16sdtdh="http://schemas.microsoft.com/office/word/2020/wordml/sdtdatahash" xmlns:w16sdtfl="http://schemas.microsoft.com/office/word/2024/wordml/sdtformatlock" xmlns:w16se="http://schemas.microsoft.com/office/word/2015/wordml/symex" xmlns:wpg="http://schemas.microsoft.com/office/word/2010/wordprocessingGroup" xmlns:wpi="http://schemas.microsoft.com/office/word/2010/wordprocessingInk" xmlns:wne="http://schemas.microsoft.com/office/word/2006/wordml" xmlns:wps="http://schemas.microsoft.com/office/word/2010/wordprocessingShape" xmlns:a="http://schemas.openxmlformats.org/drawingml/2006/main" xmlns:pic="http://schemas.openxmlformats.org/drawingml/2006/picture" xmlns:a14="http://schemas.microsoft.com/office/drawing/2010/main" mc:Ignorable="w14 w15 w16se w16cid w16 w16cex w16sdtdh w16sdtfl w16du wp14">
   <w:p>
     <w:pPr>
       <w:pStyle w:val="Normal0"/>
@@ -18703,7 +18667,7 @@
         <w:ind w:left="1440" w:hanging="360"/>
       </w:pPr>
       <w:rPr>
-        <w:rFonts w:ascii="Symbol" w:hAnsi="Symbol" w:hint="default"/>
+        <w:rFonts w:hint="default" w:ascii="Symbol" w:hAnsi="Symbol"/>
       </w:rPr>
     </w:lvl>
     <w:lvl w:ilvl="2" w:tentative="1">
@@ -18718,7 +18682,7 @@
         <w:ind w:left="2160" w:hanging="360"/>
       </w:pPr>
       <w:rPr>
-        <w:rFonts w:ascii="Wingdings" w:hAnsi="Wingdings" w:hint="default"/>
+        <w:rFonts w:hint="default" w:ascii="Wingdings" w:hAnsi="Wingdings"/>
         <w:sz w:val="20"/>
       </w:rPr>
     </w:lvl>
@@ -18734,7 +18698,7 @@
         <w:ind w:left="2880" w:hanging="360"/>
       </w:pPr>
       <w:rPr>
-        <w:rFonts w:ascii="Wingdings" w:hAnsi="Wingdings" w:hint="default"/>
+        <w:rFonts w:hint="default" w:ascii="Wingdings" w:hAnsi="Wingdings"/>
         <w:sz w:val="20"/>
       </w:rPr>
     </w:lvl>
@@ -18750,7 +18714,7 @@
         <w:ind w:left="3600" w:hanging="360"/>
       </w:pPr>
       <w:rPr>
-        <w:rFonts w:ascii="Wingdings" w:hAnsi="Wingdings" w:hint="default"/>
+        <w:rFonts w:hint="default" w:ascii="Wingdings" w:hAnsi="Wingdings"/>
         <w:sz w:val="20"/>
       </w:rPr>
     </w:lvl>
@@ -18766,7 +18730,7 @@
         <w:ind w:left="4320" w:hanging="360"/>
       </w:pPr>
       <w:rPr>
-        <w:rFonts w:ascii="Wingdings" w:hAnsi="Wingdings" w:hint="default"/>
+        <w:rFonts w:hint="default" w:ascii="Wingdings" w:hAnsi="Wingdings"/>
         <w:sz w:val="20"/>
       </w:rPr>
     </w:lvl>
@@ -18782,7 +18746,7 @@
         <w:ind w:left="5040" w:hanging="360"/>
       </w:pPr>
       <w:rPr>
-        <w:rFonts w:ascii="Wingdings" w:hAnsi="Wingdings" w:hint="default"/>
+        <w:rFonts w:hint="default" w:ascii="Wingdings" w:hAnsi="Wingdings"/>
         <w:sz w:val="20"/>
       </w:rPr>
     </w:lvl>
@@ -18798,7 +18762,7 @@
         <w:ind w:left="5760" w:hanging="360"/>
       </w:pPr>
       <w:rPr>
-        <w:rFonts w:ascii="Wingdings" w:hAnsi="Wingdings" w:hint="default"/>
+        <w:rFonts w:hint="default" w:ascii="Wingdings" w:hAnsi="Wingdings"/>
         <w:sz w:val="20"/>
       </w:rPr>
     </w:lvl>
@@ -18814,7 +18778,7 @@
         <w:ind w:left="6480" w:hanging="360"/>
       </w:pPr>
       <w:rPr>
-        <w:rFonts w:ascii="Wingdings" w:hAnsi="Wingdings" w:hint="default"/>
+        <w:rFonts w:hint="default" w:ascii="Wingdings" w:hAnsi="Wingdings"/>
         <w:sz w:val="20"/>
       </w:rPr>
     </w:lvl>
@@ -18923,7 +18887,7 @@
         <w:ind w:left="720" w:hanging="360"/>
       </w:pPr>
       <w:rPr>
-        <w:rFonts w:ascii="Symbol" w:hAnsi="Symbol" w:hint="default"/>
+        <w:rFonts w:hint="default" w:ascii="Symbol" w:hAnsi="Symbol"/>
       </w:rPr>
     </w:lvl>
     <w:lvl w:ilvl="1" w:tplc="240A0003" w:tentative="1">
@@ -18935,7 +18899,7 @@
         <w:ind w:left="1440" w:hanging="360"/>
       </w:pPr>
       <w:rPr>
-        <w:rFonts w:ascii="Courier New" w:hAnsi="Courier New" w:cs="Courier New" w:hint="default"/>
+        <w:rFonts w:hint="default" w:ascii="Courier New" w:hAnsi="Courier New" w:cs="Courier New"/>
       </w:rPr>
     </w:lvl>
     <w:lvl w:ilvl="2" w:tplc="240A0005" w:tentative="1">
@@ -18947,7 +18911,7 @@
         <w:ind w:left="2160" w:hanging="360"/>
       </w:pPr>
       <w:rPr>
-        <w:rFonts w:ascii="Wingdings" w:hAnsi="Wingdings" w:hint="default"/>
+        <w:rFonts w:hint="default" w:ascii="Wingdings" w:hAnsi="Wingdings"/>
       </w:rPr>
     </w:lvl>
     <w:lvl w:ilvl="3" w:tplc="240A0001" w:tentative="1">
@@ -18959,7 +18923,7 @@
         <w:ind w:left="2880" w:hanging="360"/>
       </w:pPr>
       <w:rPr>
-        <w:rFonts w:ascii="Symbol" w:hAnsi="Symbol" w:hint="default"/>
+        <w:rFonts w:hint="default" w:ascii="Symbol" w:hAnsi="Symbol"/>
       </w:rPr>
     </w:lvl>
     <w:lvl w:ilvl="4" w:tplc="240A0003" w:tentative="1">
@@ -18971,7 +18935,7 @@
         <w:ind w:left="3600" w:hanging="360"/>
       </w:pPr>
       <w:rPr>
-        <w:rFonts w:ascii="Courier New" w:hAnsi="Courier New" w:cs="Courier New" w:hint="default"/>
+        <w:rFonts w:hint="default" w:ascii="Courier New" w:hAnsi="Courier New" w:cs="Courier New"/>
       </w:rPr>
     </w:lvl>
     <w:lvl w:ilvl="5" w:tplc="240A0005" w:tentative="1">
@@ -18983,7 +18947,7 @@
         <w:ind w:left="4320" w:hanging="360"/>
       </w:pPr>
       <w:rPr>
-        <w:rFonts w:ascii="Wingdings" w:hAnsi="Wingdings" w:hint="default"/>
+        <w:rFonts w:hint="default" w:ascii="Wingdings" w:hAnsi="Wingdings"/>
       </w:rPr>
     </w:lvl>
     <w:lvl w:ilvl="6" w:tplc="240A0001" w:tentative="1">
@@ -18995,7 +18959,7 @@
         <w:ind w:left="5040" w:hanging="360"/>
       </w:pPr>
       <w:rPr>
-        <w:rFonts w:ascii="Symbol" w:hAnsi="Symbol" w:hint="default"/>
+        <w:rFonts w:hint="default" w:ascii="Symbol" w:hAnsi="Symbol"/>
       </w:rPr>
     </w:lvl>
     <w:lvl w:ilvl="7" w:tplc="240A0003" w:tentative="1">
@@ -19007,7 +18971,7 @@
         <w:ind w:left="5760" w:hanging="360"/>
       </w:pPr>
       <w:rPr>
-        <w:rFonts w:ascii="Courier New" w:hAnsi="Courier New" w:cs="Courier New" w:hint="default"/>
+        <w:rFonts w:hint="default" w:ascii="Courier New" w:hAnsi="Courier New" w:cs="Courier New"/>
       </w:rPr>
     </w:lvl>
     <w:lvl w:ilvl="8" w:tplc="240A0005" w:tentative="1">
@@ -19019,7 +18983,7 @@
         <w:ind w:left="6480" w:hanging="360"/>
       </w:pPr>
       <w:rPr>
-        <w:rFonts w:ascii="Wingdings" w:hAnsi="Wingdings" w:hint="default"/>
+        <w:rFonts w:hint="default" w:ascii="Wingdings" w:hAnsi="Wingdings"/>
       </w:rPr>
     </w:lvl>
   </w:abstractNum>
@@ -19039,7 +19003,7 @@
         <w:ind w:left="720" w:hanging="360"/>
       </w:pPr>
       <w:rPr>
-        <w:rFonts w:ascii="Symbol" w:hAnsi="Symbol" w:hint="default"/>
+        <w:rFonts w:hint="default" w:ascii="Symbol" w:hAnsi="Symbol"/>
         <w:sz w:val="20"/>
       </w:rPr>
     </w:lvl>
@@ -19055,7 +19019,7 @@
         <w:ind w:left="1440" w:hanging="360"/>
       </w:pPr>
       <w:rPr>
-        <w:rFonts w:ascii="Courier New" w:hAnsi="Courier New" w:hint="default"/>
+        <w:rFonts w:hint="default" w:ascii="Courier New" w:hAnsi="Courier New"/>
         <w:sz w:val="20"/>
       </w:rPr>
     </w:lvl>
@@ -19071,7 +19035,7 @@
         <w:ind w:left="2160" w:hanging="360"/>
       </w:pPr>
       <w:rPr>
-        <w:rFonts w:ascii="Wingdings" w:hAnsi="Wingdings" w:hint="default"/>
+        <w:rFonts w:hint="default" w:ascii="Wingdings" w:hAnsi="Wingdings"/>
         <w:sz w:val="20"/>
       </w:rPr>
     </w:lvl>
@@ -19087,7 +19051,7 @@
         <w:ind w:left="2880" w:hanging="360"/>
       </w:pPr>
       <w:rPr>
-        <w:rFonts w:ascii="Wingdings" w:hAnsi="Wingdings" w:hint="default"/>
+        <w:rFonts w:hint="default" w:ascii="Wingdings" w:hAnsi="Wingdings"/>
         <w:sz w:val="20"/>
       </w:rPr>
     </w:lvl>
@@ -19103,7 +19067,7 @@
         <w:ind w:left="3600" w:hanging="360"/>
       </w:pPr>
       <w:rPr>
-        <w:rFonts w:ascii="Wingdings" w:hAnsi="Wingdings" w:hint="default"/>
+        <w:rFonts w:hint="default" w:ascii="Wingdings" w:hAnsi="Wingdings"/>
         <w:sz w:val="20"/>
       </w:rPr>
     </w:lvl>
@@ -19119,7 +19083,7 @@
         <w:ind w:left="4320" w:hanging="360"/>
       </w:pPr>
       <w:rPr>
-        <w:rFonts w:ascii="Wingdings" w:hAnsi="Wingdings" w:hint="default"/>
+        <w:rFonts w:hint="default" w:ascii="Wingdings" w:hAnsi="Wingdings"/>
         <w:sz w:val="20"/>
       </w:rPr>
     </w:lvl>
@@ -19135,7 +19099,7 @@
         <w:ind w:left="5040" w:hanging="360"/>
       </w:pPr>
       <w:rPr>
-        <w:rFonts w:ascii="Wingdings" w:hAnsi="Wingdings" w:hint="default"/>
+        <w:rFonts w:hint="default" w:ascii="Wingdings" w:hAnsi="Wingdings"/>
         <w:sz w:val="20"/>
       </w:rPr>
     </w:lvl>
@@ -19151,7 +19115,7 @@
         <w:ind w:left="5760" w:hanging="360"/>
       </w:pPr>
       <w:rPr>
-        <w:rFonts w:ascii="Wingdings" w:hAnsi="Wingdings" w:hint="default"/>
+        <w:rFonts w:hint="default" w:ascii="Wingdings" w:hAnsi="Wingdings"/>
         <w:sz w:val="20"/>
       </w:rPr>
     </w:lvl>
@@ -19167,7 +19131,7 @@
         <w:ind w:left="6480" w:hanging="360"/>
       </w:pPr>
       <w:rPr>
-        <w:rFonts w:ascii="Wingdings" w:hAnsi="Wingdings" w:hint="default"/>
+        <w:rFonts w:hint="default" w:ascii="Wingdings" w:hAnsi="Wingdings"/>
         <w:sz w:val="20"/>
       </w:rPr>
     </w:lvl>
@@ -19188,7 +19152,7 @@
         <w:ind w:left="720" w:hanging="360"/>
       </w:pPr>
       <w:rPr>
-        <w:rFonts w:ascii="Symbol" w:hAnsi="Symbol" w:hint="default"/>
+        <w:rFonts w:hint="default" w:ascii="Symbol" w:hAnsi="Symbol"/>
       </w:rPr>
     </w:lvl>
     <w:lvl w:ilvl="1" w:tentative="1">
@@ -19301,7 +19265,7 @@
         <w:ind w:left="720" w:hanging="360"/>
       </w:pPr>
       <w:rPr>
-        <w:rFonts w:ascii="Symbol" w:hAnsi="Symbol" w:hint="default"/>
+        <w:rFonts w:hint="default" w:ascii="Symbol" w:hAnsi="Symbol"/>
       </w:rPr>
     </w:lvl>
     <w:lvl w:ilvl="1" w:tplc="5748F77C">
@@ -19313,7 +19277,7 @@
         <w:ind w:left="1440" w:hanging="360"/>
       </w:pPr>
       <w:rPr>
-        <w:rFonts w:ascii="Symbol" w:hAnsi="Symbol" w:hint="default"/>
+        <w:rFonts w:hint="default" w:ascii="Symbol" w:hAnsi="Symbol"/>
       </w:rPr>
     </w:lvl>
     <w:lvl w:ilvl="2" w:tplc="240A0005" w:tentative="1">
@@ -19325,7 +19289,7 @@
         <w:ind w:left="2160" w:hanging="360"/>
       </w:pPr>
       <w:rPr>
-        <w:rFonts w:ascii="Wingdings" w:hAnsi="Wingdings" w:hint="default"/>
+        <w:rFonts w:hint="default" w:ascii="Wingdings" w:hAnsi="Wingdings"/>
       </w:rPr>
     </w:lvl>
     <w:lvl w:ilvl="3" w:tplc="240A0001" w:tentative="1">
@@ -19337,7 +19301,7 @@
         <w:ind w:left="2880" w:hanging="360"/>
       </w:pPr>
       <w:rPr>
-        <w:rFonts w:ascii="Symbol" w:hAnsi="Symbol" w:hint="default"/>
+        <w:rFonts w:hint="default" w:ascii="Symbol" w:hAnsi="Symbol"/>
       </w:rPr>
     </w:lvl>
     <w:lvl w:ilvl="4" w:tplc="240A0003" w:tentative="1">
@@ -19349,7 +19313,7 @@
         <w:ind w:left="3600" w:hanging="360"/>
       </w:pPr>
       <w:rPr>
-        <w:rFonts w:ascii="Courier New" w:hAnsi="Courier New" w:cs="Courier New" w:hint="default"/>
+        <w:rFonts w:hint="default" w:ascii="Courier New" w:hAnsi="Courier New" w:cs="Courier New"/>
       </w:rPr>
     </w:lvl>
     <w:lvl w:ilvl="5" w:tplc="240A0005" w:tentative="1">
@@ -19361,7 +19325,7 @@
         <w:ind w:left="4320" w:hanging="360"/>
       </w:pPr>
       <w:rPr>
-        <w:rFonts w:ascii="Wingdings" w:hAnsi="Wingdings" w:hint="default"/>
+        <w:rFonts w:hint="default" w:ascii="Wingdings" w:hAnsi="Wingdings"/>
       </w:rPr>
     </w:lvl>
     <w:lvl w:ilvl="6" w:tplc="240A0001" w:tentative="1">
@@ -19373,7 +19337,7 @@
         <w:ind w:left="5040" w:hanging="360"/>
       </w:pPr>
       <w:rPr>
-        <w:rFonts w:ascii="Symbol" w:hAnsi="Symbol" w:hint="default"/>
+        <w:rFonts w:hint="default" w:ascii="Symbol" w:hAnsi="Symbol"/>
       </w:rPr>
     </w:lvl>
     <w:lvl w:ilvl="7" w:tplc="240A0003" w:tentative="1">
@@ -19385,7 +19349,7 @@
         <w:ind w:left="5760" w:hanging="360"/>
       </w:pPr>
       <w:rPr>
-        <w:rFonts w:ascii="Courier New" w:hAnsi="Courier New" w:cs="Courier New" w:hint="default"/>
+        <w:rFonts w:hint="default" w:ascii="Courier New" w:hAnsi="Courier New" w:cs="Courier New"/>
       </w:rPr>
     </w:lvl>
     <w:lvl w:ilvl="8" w:tplc="240A0005" w:tentative="1">
@@ -19397,7 +19361,7 @@
         <w:ind w:left="6480" w:hanging="360"/>
       </w:pPr>
       <w:rPr>
-        <w:rFonts w:ascii="Wingdings" w:hAnsi="Wingdings" w:hint="default"/>
+        <w:rFonts w:hint="default" w:ascii="Wingdings" w:hAnsi="Wingdings"/>
       </w:rPr>
     </w:lvl>
   </w:abstractNum>
@@ -19417,7 +19381,7 @@
         <w:ind w:left="720" w:hanging="360"/>
       </w:pPr>
       <w:rPr>
-        <w:rFonts w:ascii="Symbol" w:hAnsi="Symbol" w:hint="default"/>
+        <w:rFonts w:hint="default" w:ascii="Symbol" w:hAnsi="Symbol"/>
         <w:sz w:val="20"/>
       </w:rPr>
     </w:lvl>
@@ -19433,7 +19397,7 @@
         <w:ind w:left="1440" w:hanging="360"/>
       </w:pPr>
       <w:rPr>
-        <w:rFonts w:ascii="Symbol" w:hAnsi="Symbol" w:hint="default"/>
+        <w:rFonts w:hint="default" w:ascii="Symbol" w:hAnsi="Symbol"/>
         <w:sz w:val="20"/>
       </w:rPr>
     </w:lvl>
@@ -19449,7 +19413,7 @@
         <w:ind w:left="2160" w:hanging="360"/>
       </w:pPr>
       <w:rPr>
-        <w:rFonts w:ascii="Wingdings" w:hAnsi="Wingdings" w:hint="default"/>
+        <w:rFonts w:hint="default" w:ascii="Wingdings" w:hAnsi="Wingdings"/>
         <w:sz w:val="20"/>
       </w:rPr>
     </w:lvl>
@@ -19465,7 +19429,7 @@
         <w:ind w:left="2880" w:hanging="360"/>
       </w:pPr>
       <w:rPr>
-        <w:rFonts w:ascii="Wingdings" w:hAnsi="Wingdings" w:hint="default"/>
+        <w:rFonts w:hint="default" w:ascii="Wingdings" w:hAnsi="Wingdings"/>
         <w:sz w:val="20"/>
       </w:rPr>
     </w:lvl>
@@ -19481,7 +19445,7 @@
         <w:ind w:left="3600" w:hanging="360"/>
       </w:pPr>
       <w:rPr>
-        <w:rFonts w:ascii="Wingdings" w:hAnsi="Wingdings" w:hint="default"/>
+        <w:rFonts w:hint="default" w:ascii="Wingdings" w:hAnsi="Wingdings"/>
         <w:sz w:val="20"/>
       </w:rPr>
     </w:lvl>
@@ -19497,7 +19461,7 @@
         <w:ind w:left="4320" w:hanging="360"/>
       </w:pPr>
       <w:rPr>
-        <w:rFonts w:ascii="Wingdings" w:hAnsi="Wingdings" w:hint="default"/>
+        <w:rFonts w:hint="default" w:ascii="Wingdings" w:hAnsi="Wingdings"/>
         <w:sz w:val="20"/>
       </w:rPr>
     </w:lvl>
@@ -19513,7 +19477,7 @@
         <w:ind w:left="5040" w:hanging="360"/>
       </w:pPr>
       <w:rPr>
-        <w:rFonts w:ascii="Wingdings" w:hAnsi="Wingdings" w:hint="default"/>
+        <w:rFonts w:hint="default" w:ascii="Wingdings" w:hAnsi="Wingdings"/>
         <w:sz w:val="20"/>
       </w:rPr>
     </w:lvl>
@@ -19529,7 +19493,7 @@
         <w:ind w:left="5760" w:hanging="360"/>
       </w:pPr>
       <w:rPr>
-        <w:rFonts w:ascii="Wingdings" w:hAnsi="Wingdings" w:hint="default"/>
+        <w:rFonts w:hint="default" w:ascii="Wingdings" w:hAnsi="Wingdings"/>
         <w:sz w:val="20"/>
       </w:rPr>
     </w:lvl>
@@ -19545,7 +19509,7 @@
         <w:ind w:left="6480" w:hanging="360"/>
       </w:pPr>
       <w:rPr>
-        <w:rFonts w:ascii="Wingdings" w:hAnsi="Wingdings" w:hint="default"/>
+        <w:rFonts w:hint="default" w:ascii="Wingdings" w:hAnsi="Wingdings"/>
         <w:sz w:val="20"/>
       </w:rPr>
     </w:lvl>
@@ -19652,7 +19616,7 @@
         <w:ind w:left="720" w:hanging="360"/>
       </w:pPr>
       <w:rPr>
-        <w:rFonts w:ascii="Symbol" w:hAnsi="Symbol" w:hint="default"/>
+        <w:rFonts w:hint="default" w:ascii="Symbol" w:hAnsi="Symbol"/>
         <w:sz w:val="20"/>
       </w:rPr>
     </w:lvl>
@@ -19668,7 +19632,7 @@
         <w:ind w:left="1440" w:hanging="360"/>
       </w:pPr>
       <w:rPr>
-        <w:rFonts w:ascii="Courier New" w:hAnsi="Courier New" w:hint="default"/>
+        <w:rFonts w:hint="default" w:ascii="Courier New" w:hAnsi="Courier New"/>
         <w:sz w:val="20"/>
       </w:rPr>
     </w:lvl>
@@ -19684,7 +19648,7 @@
         <w:ind w:left="2160" w:hanging="360"/>
       </w:pPr>
       <w:rPr>
-        <w:rFonts w:ascii="Wingdings" w:hAnsi="Wingdings" w:hint="default"/>
+        <w:rFonts w:hint="default" w:ascii="Wingdings" w:hAnsi="Wingdings"/>
         <w:sz w:val="20"/>
       </w:rPr>
     </w:lvl>
@@ -19700,7 +19664,7 @@
         <w:ind w:left="2880" w:hanging="360"/>
       </w:pPr>
       <w:rPr>
-        <w:rFonts w:ascii="Wingdings" w:hAnsi="Wingdings" w:hint="default"/>
+        <w:rFonts w:hint="default" w:ascii="Wingdings" w:hAnsi="Wingdings"/>
         <w:sz w:val="20"/>
       </w:rPr>
     </w:lvl>
@@ -19716,7 +19680,7 @@
         <w:ind w:left="3600" w:hanging="360"/>
       </w:pPr>
       <w:rPr>
-        <w:rFonts w:ascii="Wingdings" w:hAnsi="Wingdings" w:hint="default"/>
+        <w:rFonts w:hint="default" w:ascii="Wingdings" w:hAnsi="Wingdings"/>
         <w:sz w:val="20"/>
       </w:rPr>
     </w:lvl>
@@ -19732,7 +19696,7 @@
         <w:ind w:left="4320" w:hanging="360"/>
       </w:pPr>
       <w:rPr>
-        <w:rFonts w:ascii="Wingdings" w:hAnsi="Wingdings" w:hint="default"/>
+        <w:rFonts w:hint="default" w:ascii="Wingdings" w:hAnsi="Wingdings"/>
         <w:sz w:val="20"/>
       </w:rPr>
     </w:lvl>
@@ -19748,7 +19712,7 @@
         <w:ind w:left="5040" w:hanging="360"/>
       </w:pPr>
       <w:rPr>
-        <w:rFonts w:ascii="Wingdings" w:hAnsi="Wingdings" w:hint="default"/>
+        <w:rFonts w:hint="default" w:ascii="Wingdings" w:hAnsi="Wingdings"/>
         <w:sz w:val="20"/>
       </w:rPr>
     </w:lvl>
@@ -19764,7 +19728,7 @@
         <w:ind w:left="5760" w:hanging="360"/>
       </w:pPr>
       <w:rPr>
-        <w:rFonts w:ascii="Wingdings" w:hAnsi="Wingdings" w:hint="default"/>
+        <w:rFonts w:hint="default" w:ascii="Wingdings" w:hAnsi="Wingdings"/>
         <w:sz w:val="20"/>
       </w:rPr>
     </w:lvl>
@@ -19780,7 +19744,7 @@
         <w:ind w:left="6480" w:hanging="360"/>
       </w:pPr>
       <w:rPr>
-        <w:rFonts w:ascii="Wingdings" w:hAnsi="Wingdings" w:hint="default"/>
+        <w:rFonts w:hint="default" w:ascii="Wingdings" w:hAnsi="Wingdings"/>
         <w:sz w:val="20"/>
       </w:rPr>
     </w:lvl>
@@ -19801,7 +19765,7 @@
         <w:ind w:left="720" w:hanging="360"/>
       </w:pPr>
       <w:rPr>
-        <w:rFonts w:ascii="Symbol" w:hAnsi="Symbol" w:hint="default"/>
+        <w:rFonts w:hint="default" w:ascii="Symbol" w:hAnsi="Symbol"/>
         <w:sz w:val="20"/>
       </w:rPr>
     </w:lvl>
@@ -19817,7 +19781,7 @@
         <w:ind w:left="1440" w:hanging="360"/>
       </w:pPr>
       <w:rPr>
-        <w:rFonts w:ascii="Courier New" w:hAnsi="Courier New" w:hint="default"/>
+        <w:rFonts w:hint="default" w:ascii="Courier New" w:hAnsi="Courier New"/>
         <w:sz w:val="20"/>
       </w:rPr>
     </w:lvl>
@@ -19833,7 +19797,7 @@
         <w:ind w:left="2160" w:hanging="360"/>
       </w:pPr>
       <w:rPr>
-        <w:rFonts w:ascii="Wingdings" w:hAnsi="Wingdings" w:hint="default"/>
+        <w:rFonts w:hint="default" w:ascii="Wingdings" w:hAnsi="Wingdings"/>
         <w:sz w:val="20"/>
       </w:rPr>
     </w:lvl>
@@ -19849,7 +19813,7 @@
         <w:ind w:left="2880" w:hanging="360"/>
       </w:pPr>
       <w:rPr>
-        <w:rFonts w:ascii="Wingdings" w:hAnsi="Wingdings" w:hint="default"/>
+        <w:rFonts w:hint="default" w:ascii="Wingdings" w:hAnsi="Wingdings"/>
         <w:sz w:val="20"/>
       </w:rPr>
     </w:lvl>
@@ -19865,7 +19829,7 @@
         <w:ind w:left="3600" w:hanging="360"/>
       </w:pPr>
       <w:rPr>
-        <w:rFonts w:ascii="Wingdings" w:hAnsi="Wingdings" w:hint="default"/>
+        <w:rFonts w:hint="default" w:ascii="Wingdings" w:hAnsi="Wingdings"/>
         <w:sz w:val="20"/>
       </w:rPr>
     </w:lvl>
@@ -19881,7 +19845,7 @@
         <w:ind w:left="4320" w:hanging="360"/>
       </w:pPr>
       <w:rPr>
-        <w:rFonts w:ascii="Wingdings" w:hAnsi="Wingdings" w:hint="default"/>
+        <w:rFonts w:hint="default" w:ascii="Wingdings" w:hAnsi="Wingdings"/>
         <w:sz w:val="20"/>
       </w:rPr>
     </w:lvl>
@@ -19897,7 +19861,7 @@
         <w:ind w:left="5040" w:hanging="360"/>
       </w:pPr>
       <w:rPr>
-        <w:rFonts w:ascii="Wingdings" w:hAnsi="Wingdings" w:hint="default"/>
+        <w:rFonts w:hint="default" w:ascii="Wingdings" w:hAnsi="Wingdings"/>
         <w:sz w:val="20"/>
       </w:rPr>
     </w:lvl>
@@ -19913,7 +19877,7 @@
         <w:ind w:left="5760" w:hanging="360"/>
       </w:pPr>
       <w:rPr>
-        <w:rFonts w:ascii="Wingdings" w:hAnsi="Wingdings" w:hint="default"/>
+        <w:rFonts w:hint="default" w:ascii="Wingdings" w:hAnsi="Wingdings"/>
         <w:sz w:val="20"/>
       </w:rPr>
     </w:lvl>
@@ -19929,7 +19893,7 @@
         <w:ind w:left="6480" w:hanging="360"/>
       </w:pPr>
       <w:rPr>
-        <w:rFonts w:ascii="Wingdings" w:hAnsi="Wingdings" w:hint="default"/>
+        <w:rFonts w:hint="default" w:ascii="Wingdings" w:hAnsi="Wingdings"/>
         <w:sz w:val="20"/>
       </w:rPr>
     </w:lvl>
@@ -19962,7 +19926,7 @@
         <w:ind w:left="1440" w:hanging="360"/>
       </w:pPr>
       <w:rPr>
-        <w:rFonts w:ascii="Courier New" w:hAnsi="Courier New" w:hint="default"/>
+        <w:rFonts w:hint="default" w:ascii="Courier New" w:hAnsi="Courier New"/>
         <w:sz w:val="20"/>
       </w:rPr>
     </w:lvl>
@@ -20067,7 +20031,7 @@
         <w:ind w:left="720" w:hanging="360"/>
       </w:pPr>
       <w:rPr>
-        <w:rFonts w:ascii="Symbol" w:hAnsi="Symbol" w:hint="default"/>
+        <w:rFonts w:hint="default" w:ascii="Symbol" w:hAnsi="Symbol"/>
         <w:sz w:val="20"/>
       </w:rPr>
     </w:lvl>
@@ -20083,7 +20047,7 @@
         <w:ind w:left="1440" w:hanging="360"/>
       </w:pPr>
       <w:rPr>
-        <w:rFonts w:ascii="Courier New" w:hAnsi="Courier New" w:hint="default"/>
+        <w:rFonts w:hint="default" w:ascii="Courier New" w:hAnsi="Courier New"/>
         <w:sz w:val="20"/>
       </w:rPr>
     </w:lvl>
@@ -20099,7 +20063,7 @@
         <w:ind w:left="2160" w:hanging="360"/>
       </w:pPr>
       <w:rPr>
-        <w:rFonts w:ascii="Wingdings" w:hAnsi="Wingdings" w:hint="default"/>
+        <w:rFonts w:hint="default" w:ascii="Wingdings" w:hAnsi="Wingdings"/>
         <w:sz w:val="20"/>
       </w:rPr>
     </w:lvl>
@@ -20115,7 +20079,7 @@
         <w:ind w:left="2880" w:hanging="360"/>
       </w:pPr>
       <w:rPr>
-        <w:rFonts w:ascii="Wingdings" w:hAnsi="Wingdings" w:hint="default"/>
+        <w:rFonts w:hint="default" w:ascii="Wingdings" w:hAnsi="Wingdings"/>
         <w:sz w:val="20"/>
       </w:rPr>
     </w:lvl>
@@ -20131,7 +20095,7 @@
         <w:ind w:left="3600" w:hanging="360"/>
       </w:pPr>
       <w:rPr>
-        <w:rFonts w:ascii="Wingdings" w:hAnsi="Wingdings" w:hint="default"/>
+        <w:rFonts w:hint="default" w:ascii="Wingdings" w:hAnsi="Wingdings"/>
         <w:sz w:val="20"/>
       </w:rPr>
     </w:lvl>
@@ -20147,7 +20111,7 @@
         <w:ind w:left="4320" w:hanging="360"/>
       </w:pPr>
       <w:rPr>
-        <w:rFonts w:ascii="Wingdings" w:hAnsi="Wingdings" w:hint="default"/>
+        <w:rFonts w:hint="default" w:ascii="Wingdings" w:hAnsi="Wingdings"/>
         <w:sz w:val="20"/>
       </w:rPr>
     </w:lvl>
@@ -20163,7 +20127,7 @@
         <w:ind w:left="5040" w:hanging="360"/>
       </w:pPr>
       <w:rPr>
-        <w:rFonts w:ascii="Wingdings" w:hAnsi="Wingdings" w:hint="default"/>
+        <w:rFonts w:hint="default" w:ascii="Wingdings" w:hAnsi="Wingdings"/>
         <w:sz w:val="20"/>
       </w:rPr>
     </w:lvl>
@@ -20179,7 +20143,7 @@
         <w:ind w:left="5760" w:hanging="360"/>
       </w:pPr>
       <w:rPr>
-        <w:rFonts w:ascii="Wingdings" w:hAnsi="Wingdings" w:hint="default"/>
+        <w:rFonts w:hint="default" w:ascii="Wingdings" w:hAnsi="Wingdings"/>
         <w:sz w:val="20"/>
       </w:rPr>
     </w:lvl>
@@ -20195,7 +20159,7 @@
         <w:ind w:left="6480" w:hanging="360"/>
       </w:pPr>
       <w:rPr>
-        <w:rFonts w:ascii="Wingdings" w:hAnsi="Wingdings" w:hint="default"/>
+        <w:rFonts w:hint="default" w:ascii="Wingdings" w:hAnsi="Wingdings"/>
         <w:sz w:val="20"/>
       </w:rPr>
     </w:lvl>
@@ -20216,7 +20180,7 @@
         <w:ind w:left="720" w:hanging="360"/>
       </w:pPr>
       <w:rPr>
-        <w:rFonts w:ascii="Symbol" w:hAnsi="Symbol" w:hint="default"/>
+        <w:rFonts w:hint="default" w:ascii="Symbol" w:hAnsi="Symbol"/>
         <w:sz w:val="20"/>
       </w:rPr>
     </w:lvl>
@@ -20232,7 +20196,7 @@
         <w:ind w:left="1440" w:hanging="360"/>
       </w:pPr>
       <w:rPr>
-        <w:rFonts w:ascii="Courier New" w:hAnsi="Courier New" w:hint="default"/>
+        <w:rFonts w:hint="default" w:ascii="Courier New" w:hAnsi="Courier New"/>
         <w:sz w:val="20"/>
       </w:rPr>
     </w:lvl>
@@ -20248,7 +20212,7 @@
         <w:ind w:left="2160" w:hanging="360"/>
       </w:pPr>
       <w:rPr>
-        <w:rFonts w:ascii="Wingdings" w:hAnsi="Wingdings" w:hint="default"/>
+        <w:rFonts w:hint="default" w:ascii="Wingdings" w:hAnsi="Wingdings"/>
         <w:sz w:val="20"/>
       </w:rPr>
     </w:lvl>
@@ -20264,7 +20228,7 @@
         <w:ind w:left="2880" w:hanging="360"/>
       </w:pPr>
       <w:rPr>
-        <w:rFonts w:ascii="Wingdings" w:hAnsi="Wingdings" w:hint="default"/>
+        <w:rFonts w:hint="default" w:ascii="Wingdings" w:hAnsi="Wingdings"/>
         <w:sz w:val="20"/>
       </w:rPr>
     </w:lvl>
@@ -20280,7 +20244,7 @@
         <w:ind w:left="3600" w:hanging="360"/>
       </w:pPr>
       <w:rPr>
-        <w:rFonts w:ascii="Wingdings" w:hAnsi="Wingdings" w:hint="default"/>
+        <w:rFonts w:hint="default" w:ascii="Wingdings" w:hAnsi="Wingdings"/>
         <w:sz w:val="20"/>
       </w:rPr>
     </w:lvl>
@@ -20296,7 +20260,7 @@
         <w:ind w:left="4320" w:hanging="360"/>
       </w:pPr>
       <w:rPr>
-        <w:rFonts w:ascii="Wingdings" w:hAnsi="Wingdings" w:hint="default"/>
+        <w:rFonts w:hint="default" w:ascii="Wingdings" w:hAnsi="Wingdings"/>
         <w:sz w:val="20"/>
       </w:rPr>
     </w:lvl>
@@ -20312,7 +20276,7 @@
         <w:ind w:left="5040" w:hanging="360"/>
       </w:pPr>
       <w:rPr>
-        <w:rFonts w:ascii="Wingdings" w:hAnsi="Wingdings" w:hint="default"/>
+        <w:rFonts w:hint="default" w:ascii="Wingdings" w:hAnsi="Wingdings"/>
         <w:sz w:val="20"/>
       </w:rPr>
     </w:lvl>
@@ -20328,7 +20292,7 @@
         <w:ind w:left="5760" w:hanging="360"/>
       </w:pPr>
       <w:rPr>
-        <w:rFonts w:ascii="Wingdings" w:hAnsi="Wingdings" w:hint="default"/>
+        <w:rFonts w:hint="default" w:ascii="Wingdings" w:hAnsi="Wingdings"/>
         <w:sz w:val="20"/>
       </w:rPr>
     </w:lvl>
@@ -20344,7 +20308,7 @@
         <w:ind w:left="6480" w:hanging="360"/>
       </w:pPr>
       <w:rPr>
-        <w:rFonts w:ascii="Wingdings" w:hAnsi="Wingdings" w:hint="default"/>
+        <w:rFonts w:hint="default" w:ascii="Wingdings" w:hAnsi="Wingdings"/>
         <w:sz w:val="20"/>
       </w:rPr>
     </w:lvl>
@@ -20365,7 +20329,7 @@
         <w:ind w:left="720" w:hanging="360"/>
       </w:pPr>
       <w:rPr>
-        <w:rFonts w:ascii="Symbol" w:hAnsi="Symbol" w:hint="default"/>
+        <w:rFonts w:hint="default" w:ascii="Symbol" w:hAnsi="Symbol"/>
         <w:sz w:val="20"/>
       </w:rPr>
     </w:lvl>
@@ -20381,7 +20345,7 @@
         <w:ind w:left="1440" w:hanging="360"/>
       </w:pPr>
       <w:rPr>
-        <w:rFonts w:ascii="Symbol" w:hAnsi="Symbol" w:hint="default"/>
+        <w:rFonts w:hint="default" w:ascii="Symbol" w:hAnsi="Symbol"/>
         <w:sz w:val="20"/>
       </w:rPr>
     </w:lvl>
@@ -20397,7 +20361,7 @@
         <w:ind w:left="2160" w:hanging="360"/>
       </w:pPr>
       <w:rPr>
-        <w:rFonts w:ascii="Wingdings" w:hAnsi="Wingdings" w:hint="default"/>
+        <w:rFonts w:hint="default" w:ascii="Wingdings" w:hAnsi="Wingdings"/>
         <w:sz w:val="20"/>
       </w:rPr>
     </w:lvl>
@@ -20413,7 +20377,7 @@
         <w:ind w:left="2880" w:hanging="360"/>
       </w:pPr>
       <w:rPr>
-        <w:rFonts w:ascii="Wingdings" w:hAnsi="Wingdings" w:hint="default"/>
+        <w:rFonts w:hint="default" w:ascii="Wingdings" w:hAnsi="Wingdings"/>
         <w:sz w:val="20"/>
       </w:rPr>
     </w:lvl>
@@ -20429,7 +20393,7 @@
         <w:ind w:left="3600" w:hanging="360"/>
       </w:pPr>
       <w:rPr>
-        <w:rFonts w:ascii="Wingdings" w:hAnsi="Wingdings" w:hint="default"/>
+        <w:rFonts w:hint="default" w:ascii="Wingdings" w:hAnsi="Wingdings"/>
         <w:sz w:val="20"/>
       </w:rPr>
     </w:lvl>
@@ -20445,7 +20409,7 @@
         <w:ind w:left="4320" w:hanging="360"/>
       </w:pPr>
       <w:rPr>
-        <w:rFonts w:ascii="Wingdings" w:hAnsi="Wingdings" w:hint="default"/>
+        <w:rFonts w:hint="default" w:ascii="Wingdings" w:hAnsi="Wingdings"/>
         <w:sz w:val="20"/>
       </w:rPr>
     </w:lvl>
@@ -20461,7 +20425,7 @@
         <w:ind w:left="5040" w:hanging="360"/>
       </w:pPr>
       <w:rPr>
-        <w:rFonts w:ascii="Wingdings" w:hAnsi="Wingdings" w:hint="default"/>
+        <w:rFonts w:hint="default" w:ascii="Wingdings" w:hAnsi="Wingdings"/>
         <w:sz w:val="20"/>
       </w:rPr>
     </w:lvl>
@@ -20477,7 +20441,7 @@
         <w:ind w:left="5760" w:hanging="360"/>
       </w:pPr>
       <w:rPr>
-        <w:rFonts w:ascii="Wingdings" w:hAnsi="Wingdings" w:hint="default"/>
+        <w:rFonts w:hint="default" w:ascii="Wingdings" w:hAnsi="Wingdings"/>
         <w:sz w:val="20"/>
       </w:rPr>
     </w:lvl>
@@ -20493,7 +20457,7 @@
         <w:ind w:left="6480" w:hanging="360"/>
       </w:pPr>
       <w:rPr>
-        <w:rFonts w:ascii="Wingdings" w:hAnsi="Wingdings" w:hint="default"/>
+        <w:rFonts w:hint="default" w:ascii="Wingdings" w:hAnsi="Wingdings"/>
         <w:sz w:val="20"/>
       </w:rPr>
     </w:lvl>
@@ -20511,7 +20475,7 @@
         <w:ind w:left="720" w:hanging="360"/>
       </w:pPr>
       <w:rPr>
-        <w:rFonts w:ascii="Symbol" w:hAnsi="Symbol" w:hint="default"/>
+        <w:rFonts w:hint="default" w:ascii="Symbol" w:hAnsi="Symbol"/>
       </w:rPr>
     </w:lvl>
     <w:lvl w:ilvl="1" w:tplc="240A0003" w:tentative="1">
@@ -20523,7 +20487,7 @@
         <w:ind w:left="1440" w:hanging="360"/>
       </w:pPr>
       <w:rPr>
-        <w:rFonts w:ascii="Courier New" w:hAnsi="Courier New" w:cs="Courier New" w:hint="default"/>
+        <w:rFonts w:hint="default" w:ascii="Courier New" w:hAnsi="Courier New" w:cs="Courier New"/>
       </w:rPr>
     </w:lvl>
     <w:lvl w:ilvl="2" w:tplc="240A0005" w:tentative="1">
@@ -20535,7 +20499,7 @@
         <w:ind w:left="2160" w:hanging="360"/>
       </w:pPr>
       <w:rPr>
-        <w:rFonts w:ascii="Wingdings" w:hAnsi="Wingdings" w:hint="default"/>
+        <w:rFonts w:hint="default" w:ascii="Wingdings" w:hAnsi="Wingdings"/>
       </w:rPr>
     </w:lvl>
     <w:lvl w:ilvl="3" w:tplc="240A0001" w:tentative="1">
@@ -20547,7 +20511,7 @@
         <w:ind w:left="2880" w:hanging="360"/>
       </w:pPr>
       <w:rPr>
-        <w:rFonts w:ascii="Symbol" w:hAnsi="Symbol" w:hint="default"/>
+        <w:rFonts w:hint="default" w:ascii="Symbol" w:hAnsi="Symbol"/>
       </w:rPr>
     </w:lvl>
     <w:lvl w:ilvl="4" w:tplc="240A0003" w:tentative="1">
@@ -20559,7 +20523,7 @@
         <w:ind w:left="3600" w:hanging="360"/>
       </w:pPr>
       <w:rPr>
-        <w:rFonts w:ascii="Courier New" w:hAnsi="Courier New" w:cs="Courier New" w:hint="default"/>
+        <w:rFonts w:hint="default" w:ascii="Courier New" w:hAnsi="Courier New" w:cs="Courier New"/>
       </w:rPr>
     </w:lvl>
     <w:lvl w:ilvl="5" w:tplc="240A0005" w:tentative="1">
@@ -20571,7 +20535,7 @@
         <w:ind w:left="4320" w:hanging="360"/>
       </w:pPr>
       <w:rPr>
-        <w:rFonts w:ascii="Wingdings" w:hAnsi="Wingdings" w:hint="default"/>
+        <w:rFonts w:hint="default" w:ascii="Wingdings" w:hAnsi="Wingdings"/>
       </w:rPr>
     </w:lvl>
     <w:lvl w:ilvl="6" w:tplc="240A0001" w:tentative="1">
@@ -20583,7 +20547,7 @@
         <w:ind w:left="5040" w:hanging="360"/>
       </w:pPr>
       <w:rPr>
-        <w:rFonts w:ascii="Symbol" w:hAnsi="Symbol" w:hint="default"/>
+        <w:rFonts w:hint="default" w:ascii="Symbol" w:hAnsi="Symbol"/>
       </w:rPr>
     </w:lvl>
     <w:lvl w:ilvl="7" w:tplc="240A0003" w:tentative="1">
@@ -20595,7 +20559,7 @@
         <w:ind w:left="5760" w:hanging="360"/>
       </w:pPr>
       <w:rPr>
-        <w:rFonts w:ascii="Courier New" w:hAnsi="Courier New" w:cs="Courier New" w:hint="default"/>
+        <w:rFonts w:hint="default" w:ascii="Courier New" w:hAnsi="Courier New" w:cs="Courier New"/>
       </w:rPr>
     </w:lvl>
     <w:lvl w:ilvl="8" w:tplc="240A0005" w:tentative="1">
@@ -20607,7 +20571,7 @@
         <w:ind w:left="6480" w:hanging="360"/>
       </w:pPr>
       <w:rPr>
-        <w:rFonts w:ascii="Wingdings" w:hAnsi="Wingdings" w:hint="default"/>
+        <w:rFonts w:hint="default" w:ascii="Wingdings" w:hAnsi="Wingdings"/>
       </w:rPr>
     </w:lvl>
   </w:abstractNum>
@@ -20627,7 +20591,7 @@
         <w:ind w:left="720" w:hanging="360"/>
       </w:pPr>
       <w:rPr>
-        <w:rFonts w:ascii="Symbol" w:hAnsi="Symbol" w:hint="default"/>
+        <w:rFonts w:hint="default" w:ascii="Symbol" w:hAnsi="Symbol"/>
         <w:sz w:val="20"/>
       </w:rPr>
     </w:lvl>
@@ -20643,7 +20607,7 @@
         <w:ind w:left="1440" w:hanging="360"/>
       </w:pPr>
       <w:rPr>
-        <w:rFonts w:ascii="Symbol" w:hAnsi="Symbol" w:hint="default"/>
+        <w:rFonts w:hint="default" w:ascii="Symbol" w:hAnsi="Symbol"/>
         <w:sz w:val="20"/>
       </w:rPr>
     </w:lvl>
@@ -20659,7 +20623,7 @@
         <w:ind w:left="2160" w:hanging="360"/>
       </w:pPr>
       <w:rPr>
-        <w:rFonts w:ascii="Wingdings" w:hAnsi="Wingdings" w:hint="default"/>
+        <w:rFonts w:hint="default" w:ascii="Wingdings" w:hAnsi="Wingdings"/>
         <w:sz w:val="20"/>
       </w:rPr>
     </w:lvl>
@@ -20675,7 +20639,7 @@
         <w:ind w:left="2880" w:hanging="360"/>
       </w:pPr>
       <w:rPr>
-        <w:rFonts w:ascii="Wingdings" w:hAnsi="Wingdings" w:hint="default"/>
+        <w:rFonts w:hint="default" w:ascii="Wingdings" w:hAnsi="Wingdings"/>
         <w:sz w:val="20"/>
       </w:rPr>
     </w:lvl>
@@ -20691,7 +20655,7 @@
         <w:ind w:left="3600" w:hanging="360"/>
       </w:pPr>
       <w:rPr>
-        <w:rFonts w:ascii="Wingdings" w:hAnsi="Wingdings" w:hint="default"/>
+        <w:rFonts w:hint="default" w:ascii="Wingdings" w:hAnsi="Wingdings"/>
         <w:sz w:val="20"/>
       </w:rPr>
     </w:lvl>
@@ -20707,7 +20671,7 @@
         <w:ind w:left="4320" w:hanging="360"/>
       </w:pPr>
       <w:rPr>
-        <w:rFonts w:ascii="Wingdings" w:hAnsi="Wingdings" w:hint="default"/>
+        <w:rFonts w:hint="default" w:ascii="Wingdings" w:hAnsi="Wingdings"/>
         <w:sz w:val="20"/>
       </w:rPr>
     </w:lvl>
@@ -20723,7 +20687,7 @@
         <w:ind w:left="5040" w:hanging="360"/>
       </w:pPr>
       <w:rPr>
-        <w:rFonts w:ascii="Wingdings" w:hAnsi="Wingdings" w:hint="default"/>
+        <w:rFonts w:hint="default" w:ascii="Wingdings" w:hAnsi="Wingdings"/>
         <w:sz w:val="20"/>
       </w:rPr>
     </w:lvl>
@@ -20739,7 +20703,7 @@
         <w:ind w:left="5760" w:hanging="360"/>
       </w:pPr>
       <w:rPr>
-        <w:rFonts w:ascii="Wingdings" w:hAnsi="Wingdings" w:hint="default"/>
+        <w:rFonts w:hint="default" w:ascii="Wingdings" w:hAnsi="Wingdings"/>
         <w:sz w:val="20"/>
       </w:rPr>
     </w:lvl>
@@ -20755,7 +20719,7 @@
         <w:ind w:left="6480" w:hanging="360"/>
       </w:pPr>
       <w:rPr>
-        <w:rFonts w:ascii="Wingdings" w:hAnsi="Wingdings" w:hint="default"/>
+        <w:rFonts w:hint="default" w:ascii="Wingdings" w:hAnsi="Wingdings"/>
         <w:sz w:val="20"/>
       </w:rPr>
     </w:lvl>
@@ -20776,7 +20740,7 @@
         <w:ind w:left="720" w:hanging="360"/>
       </w:pPr>
       <w:rPr>
-        <w:rFonts w:ascii="Symbol" w:hAnsi="Symbol" w:hint="default"/>
+        <w:rFonts w:hint="default" w:ascii="Symbol" w:hAnsi="Symbol"/>
         <w:sz w:val="20"/>
       </w:rPr>
     </w:lvl>
@@ -20792,7 +20756,7 @@
         <w:ind w:left="1440" w:hanging="360"/>
       </w:pPr>
       <w:rPr>
-        <w:rFonts w:ascii="Symbol" w:hAnsi="Symbol" w:hint="default"/>
+        <w:rFonts w:hint="default" w:ascii="Symbol" w:hAnsi="Symbol"/>
         <w:sz w:val="20"/>
       </w:rPr>
     </w:lvl>
@@ -20808,7 +20772,7 @@
         <w:ind w:left="2160" w:hanging="360"/>
       </w:pPr>
       <w:rPr>
-        <w:rFonts w:ascii="Wingdings" w:hAnsi="Wingdings" w:hint="default"/>
+        <w:rFonts w:hint="default" w:ascii="Wingdings" w:hAnsi="Wingdings"/>
         <w:sz w:val="20"/>
       </w:rPr>
     </w:lvl>
@@ -20824,7 +20788,7 @@
         <w:ind w:left="2880" w:hanging="360"/>
       </w:pPr>
       <w:rPr>
-        <w:rFonts w:ascii="Wingdings" w:hAnsi="Wingdings" w:hint="default"/>
+        <w:rFonts w:hint="default" w:ascii="Wingdings" w:hAnsi="Wingdings"/>
         <w:sz w:val="20"/>
       </w:rPr>
     </w:lvl>
@@ -20840,7 +20804,7 @@
         <w:ind w:left="3600" w:hanging="360"/>
       </w:pPr>
       <w:rPr>
-        <w:rFonts w:ascii="Wingdings" w:hAnsi="Wingdings" w:hint="default"/>
+        <w:rFonts w:hint="default" w:ascii="Wingdings" w:hAnsi="Wingdings"/>
         <w:sz w:val="20"/>
       </w:rPr>
     </w:lvl>
@@ -20856,7 +20820,7 @@
         <w:ind w:left="4320" w:hanging="360"/>
       </w:pPr>
       <w:rPr>
-        <w:rFonts w:ascii="Wingdings" w:hAnsi="Wingdings" w:hint="default"/>
+        <w:rFonts w:hint="default" w:ascii="Wingdings" w:hAnsi="Wingdings"/>
         <w:sz w:val="20"/>
       </w:rPr>
     </w:lvl>
@@ -20872,7 +20836,7 @@
         <w:ind w:left="5040" w:hanging="360"/>
       </w:pPr>
       <w:rPr>
-        <w:rFonts w:ascii="Wingdings" w:hAnsi="Wingdings" w:hint="default"/>
+        <w:rFonts w:hint="default" w:ascii="Wingdings" w:hAnsi="Wingdings"/>
         <w:sz w:val="20"/>
       </w:rPr>
     </w:lvl>
@@ -20888,7 +20852,7 @@
         <w:ind w:left="5760" w:hanging="360"/>
       </w:pPr>
       <w:rPr>
-        <w:rFonts w:ascii="Wingdings" w:hAnsi="Wingdings" w:hint="default"/>
+        <w:rFonts w:hint="default" w:ascii="Wingdings" w:hAnsi="Wingdings"/>
         <w:sz w:val="20"/>
       </w:rPr>
     </w:lvl>
@@ -20904,7 +20868,7 @@
         <w:ind w:left="6480" w:hanging="360"/>
       </w:pPr>
       <w:rPr>
-        <w:rFonts w:ascii="Wingdings" w:hAnsi="Wingdings" w:hint="default"/>
+        <w:rFonts w:hint="default" w:ascii="Wingdings" w:hAnsi="Wingdings"/>
         <w:sz w:val="20"/>
       </w:rPr>
     </w:lvl>
@@ -20953,7 +20917,7 @@
         <w:ind w:left="2160" w:hanging="360"/>
       </w:pPr>
       <w:rPr>
-        <w:rFonts w:ascii="Wingdings" w:hAnsi="Wingdings" w:hint="default"/>
+        <w:rFonts w:hint="default" w:ascii="Wingdings" w:hAnsi="Wingdings"/>
         <w:sz w:val="20"/>
       </w:rPr>
     </w:lvl>
@@ -20969,7 +20933,7 @@
         <w:ind w:left="2880" w:hanging="360"/>
       </w:pPr>
       <w:rPr>
-        <w:rFonts w:ascii="Wingdings" w:hAnsi="Wingdings" w:hint="default"/>
+        <w:rFonts w:hint="default" w:ascii="Wingdings" w:hAnsi="Wingdings"/>
         <w:sz w:val="20"/>
       </w:rPr>
     </w:lvl>
@@ -20985,7 +20949,7 @@
         <w:ind w:left="3600" w:hanging="360"/>
       </w:pPr>
       <w:rPr>
-        <w:rFonts w:ascii="Wingdings" w:hAnsi="Wingdings" w:hint="default"/>
+        <w:rFonts w:hint="default" w:ascii="Wingdings" w:hAnsi="Wingdings"/>
         <w:sz w:val="20"/>
       </w:rPr>
     </w:lvl>
@@ -21001,7 +20965,7 @@
         <w:ind w:left="4320" w:hanging="360"/>
       </w:pPr>
       <w:rPr>
-        <w:rFonts w:ascii="Wingdings" w:hAnsi="Wingdings" w:hint="default"/>
+        <w:rFonts w:hint="default" w:ascii="Wingdings" w:hAnsi="Wingdings"/>
         <w:sz w:val="20"/>
       </w:rPr>
     </w:lvl>
@@ -21017,7 +20981,7 @@
         <w:ind w:left="5040" w:hanging="360"/>
       </w:pPr>
       <w:rPr>
-        <w:rFonts w:ascii="Wingdings" w:hAnsi="Wingdings" w:hint="default"/>
+        <w:rFonts w:hint="default" w:ascii="Wingdings" w:hAnsi="Wingdings"/>
         <w:sz w:val="20"/>
       </w:rPr>
     </w:lvl>
@@ -21033,7 +20997,7 @@
         <w:ind w:left="5760" w:hanging="360"/>
       </w:pPr>
       <w:rPr>
-        <w:rFonts w:ascii="Wingdings" w:hAnsi="Wingdings" w:hint="default"/>
+        <w:rFonts w:hint="default" w:ascii="Wingdings" w:hAnsi="Wingdings"/>
         <w:sz w:val="20"/>
       </w:rPr>
     </w:lvl>
@@ -21049,7 +21013,7 @@
         <w:ind w:left="6480" w:hanging="360"/>
       </w:pPr>
       <w:rPr>
-        <w:rFonts w:ascii="Wingdings" w:hAnsi="Wingdings" w:hint="default"/>
+        <w:rFonts w:hint="default" w:ascii="Wingdings" w:hAnsi="Wingdings"/>
         <w:sz w:val="20"/>
       </w:rPr>
     </w:lvl>
@@ -21070,7 +21034,7 @@
         <w:ind w:left="720" w:hanging="360"/>
       </w:pPr>
       <w:rPr>
-        <w:rFonts w:ascii="Symbol" w:hAnsi="Symbol" w:hint="default"/>
+        <w:rFonts w:hint="default" w:ascii="Symbol" w:hAnsi="Symbol"/>
         <w:sz w:val="20"/>
       </w:rPr>
     </w:lvl>
@@ -21086,7 +21050,7 @@
         <w:ind w:left="1440" w:hanging="360"/>
       </w:pPr>
       <w:rPr>
-        <w:rFonts w:ascii="Symbol" w:hAnsi="Symbol" w:hint="default"/>
+        <w:rFonts w:hint="default" w:ascii="Symbol" w:hAnsi="Symbol"/>
         <w:sz w:val="20"/>
       </w:rPr>
     </w:lvl>
@@ -21102,7 +21066,7 @@
         <w:ind w:left="2160" w:hanging="360"/>
       </w:pPr>
       <w:rPr>
-        <w:rFonts w:ascii="Wingdings" w:hAnsi="Wingdings" w:hint="default"/>
+        <w:rFonts w:hint="default" w:ascii="Wingdings" w:hAnsi="Wingdings"/>
         <w:sz w:val="20"/>
       </w:rPr>
     </w:lvl>
@@ -21118,7 +21082,7 @@
         <w:ind w:left="2880" w:hanging="360"/>
       </w:pPr>
       <w:rPr>
-        <w:rFonts w:ascii="Wingdings" w:hAnsi="Wingdings" w:hint="default"/>
+        <w:rFonts w:hint="default" w:ascii="Wingdings" w:hAnsi="Wingdings"/>
         <w:sz w:val="20"/>
       </w:rPr>
     </w:lvl>
@@ -21134,7 +21098,7 @@
         <w:ind w:left="3600" w:hanging="360"/>
       </w:pPr>
       <w:rPr>
-        <w:rFonts w:ascii="Wingdings" w:hAnsi="Wingdings" w:hint="default"/>
+        <w:rFonts w:hint="default" w:ascii="Wingdings" w:hAnsi="Wingdings"/>
         <w:sz w:val="20"/>
       </w:rPr>
     </w:lvl>
@@ -21150,7 +21114,7 @@
         <w:ind w:left="4320" w:hanging="360"/>
       </w:pPr>
       <w:rPr>
-        <w:rFonts w:ascii="Wingdings" w:hAnsi="Wingdings" w:hint="default"/>
+        <w:rFonts w:hint="default" w:ascii="Wingdings" w:hAnsi="Wingdings"/>
         <w:sz w:val="20"/>
       </w:rPr>
     </w:lvl>
@@ -21166,7 +21130,7 @@
         <w:ind w:left="5040" w:hanging="360"/>
       </w:pPr>
       <w:rPr>
-        <w:rFonts w:ascii="Wingdings" w:hAnsi="Wingdings" w:hint="default"/>
+        <w:rFonts w:hint="default" w:ascii="Wingdings" w:hAnsi="Wingdings"/>
         <w:sz w:val="20"/>
       </w:rPr>
     </w:lvl>
@@ -21182,7 +21146,7 @@
         <w:ind w:left="5760" w:hanging="360"/>
       </w:pPr>
       <w:rPr>
-        <w:rFonts w:ascii="Wingdings" w:hAnsi="Wingdings" w:hint="default"/>
+        <w:rFonts w:hint="default" w:ascii="Wingdings" w:hAnsi="Wingdings"/>
         <w:sz w:val="20"/>
       </w:rPr>
     </w:lvl>
@@ -21198,7 +21162,7 @@
         <w:ind w:left="6480" w:hanging="360"/>
       </w:pPr>
       <w:rPr>
-        <w:rFonts w:ascii="Wingdings" w:hAnsi="Wingdings" w:hint="default"/>
+        <w:rFonts w:hint="default" w:ascii="Wingdings" w:hAnsi="Wingdings"/>
         <w:sz w:val="20"/>
       </w:rPr>
     </w:lvl>
@@ -21219,7 +21183,7 @@
         <w:ind w:left="720" w:hanging="360"/>
       </w:pPr>
       <w:rPr>
-        <w:rFonts w:ascii="Symbol" w:hAnsi="Symbol" w:hint="default"/>
+        <w:rFonts w:hint="default" w:ascii="Symbol" w:hAnsi="Symbol"/>
         <w:sz w:val="20"/>
       </w:rPr>
     </w:lvl>
@@ -21235,7 +21199,7 @@
         <w:ind w:left="1440" w:hanging="360"/>
       </w:pPr>
       <w:rPr>
-        <w:rFonts w:ascii="Courier New" w:hAnsi="Courier New" w:hint="default"/>
+        <w:rFonts w:hint="default" w:ascii="Courier New" w:hAnsi="Courier New"/>
         <w:sz w:val="20"/>
       </w:rPr>
     </w:lvl>
@@ -21251,7 +21215,7 @@
         <w:ind w:left="2160" w:hanging="360"/>
       </w:pPr>
       <w:rPr>
-        <w:rFonts w:ascii="Wingdings" w:hAnsi="Wingdings" w:hint="default"/>
+        <w:rFonts w:hint="default" w:ascii="Wingdings" w:hAnsi="Wingdings"/>
         <w:sz w:val="20"/>
       </w:rPr>
     </w:lvl>
@@ -21267,7 +21231,7 @@
         <w:ind w:left="2880" w:hanging="360"/>
       </w:pPr>
       <w:rPr>
-        <w:rFonts w:ascii="Wingdings" w:hAnsi="Wingdings" w:hint="default"/>
+        <w:rFonts w:hint="default" w:ascii="Wingdings" w:hAnsi="Wingdings"/>
         <w:sz w:val="20"/>
       </w:rPr>
     </w:lvl>
@@ -21283,7 +21247,7 @@
         <w:ind w:left="3600" w:hanging="360"/>
       </w:pPr>
       <w:rPr>
-        <w:rFonts w:ascii="Wingdings" w:hAnsi="Wingdings" w:hint="default"/>
+        <w:rFonts w:hint="default" w:ascii="Wingdings" w:hAnsi="Wingdings"/>
         <w:sz w:val="20"/>
       </w:rPr>
     </w:lvl>
@@ -21299,7 +21263,7 @@
         <w:ind w:left="4320" w:hanging="360"/>
       </w:pPr>
       <w:rPr>
-        <w:rFonts w:ascii="Wingdings" w:hAnsi="Wingdings" w:hint="default"/>
+        <w:rFonts w:hint="default" w:ascii="Wingdings" w:hAnsi="Wingdings"/>
         <w:sz w:val="20"/>
       </w:rPr>
     </w:lvl>
@@ -21315,7 +21279,7 @@
         <w:ind w:left="5040" w:hanging="360"/>
       </w:pPr>
       <w:rPr>
-        <w:rFonts w:ascii="Wingdings" w:hAnsi="Wingdings" w:hint="default"/>
+        <w:rFonts w:hint="default" w:ascii="Wingdings" w:hAnsi="Wingdings"/>
         <w:sz w:val="20"/>
       </w:rPr>
     </w:lvl>
@@ -21331,7 +21295,7 @@
         <w:ind w:left="5760" w:hanging="360"/>
       </w:pPr>
       <w:rPr>
-        <w:rFonts w:ascii="Wingdings" w:hAnsi="Wingdings" w:hint="default"/>
+        <w:rFonts w:hint="default" w:ascii="Wingdings" w:hAnsi="Wingdings"/>
         <w:sz w:val="20"/>
       </w:rPr>
     </w:lvl>
@@ -21347,7 +21311,7 @@
         <w:ind w:left="6480" w:hanging="360"/>
       </w:pPr>
       <w:rPr>
-        <w:rFonts w:ascii="Wingdings" w:hAnsi="Wingdings" w:hint="default"/>
+        <w:rFonts w:hint="default" w:ascii="Wingdings" w:hAnsi="Wingdings"/>
         <w:sz w:val="20"/>
       </w:rPr>
     </w:lvl>
@@ -21368,7 +21332,7 @@
         <w:ind w:left="720" w:hanging="360"/>
       </w:pPr>
       <w:rPr>
-        <w:rFonts w:ascii="Symbol" w:hAnsi="Symbol" w:hint="default"/>
+        <w:rFonts w:hint="default" w:ascii="Symbol" w:hAnsi="Symbol"/>
         <w:sz w:val="20"/>
       </w:rPr>
     </w:lvl>
@@ -21384,7 +21348,7 @@
         <w:ind w:left="1440" w:hanging="360"/>
       </w:pPr>
       <w:rPr>
-        <w:rFonts w:ascii="Courier New" w:hAnsi="Courier New" w:hint="default"/>
+        <w:rFonts w:hint="default" w:ascii="Courier New" w:hAnsi="Courier New"/>
         <w:sz w:val="20"/>
       </w:rPr>
     </w:lvl>
@@ -21400,7 +21364,7 @@
         <w:ind w:left="2160" w:hanging="360"/>
       </w:pPr>
       <w:rPr>
-        <w:rFonts w:ascii="Wingdings" w:hAnsi="Wingdings" w:hint="default"/>
+        <w:rFonts w:hint="default" w:ascii="Wingdings" w:hAnsi="Wingdings"/>
         <w:sz w:val="20"/>
       </w:rPr>
     </w:lvl>
@@ -21416,7 +21380,7 @@
         <w:ind w:left="2880" w:hanging="360"/>
       </w:pPr>
       <w:rPr>
-        <w:rFonts w:ascii="Wingdings" w:hAnsi="Wingdings" w:hint="default"/>
+        <w:rFonts w:hint="default" w:ascii="Wingdings" w:hAnsi="Wingdings"/>
         <w:sz w:val="20"/>
       </w:rPr>
     </w:lvl>
@@ -21432,7 +21396,7 @@
         <w:ind w:left="3600" w:hanging="360"/>
       </w:pPr>
       <w:rPr>
-        <w:rFonts w:ascii="Wingdings" w:hAnsi="Wingdings" w:hint="default"/>
+        <w:rFonts w:hint="default" w:ascii="Wingdings" w:hAnsi="Wingdings"/>
         <w:sz w:val="20"/>
       </w:rPr>
     </w:lvl>
@@ -21448,7 +21412,7 @@
         <w:ind w:left="4320" w:hanging="360"/>
       </w:pPr>
       <w:rPr>
-        <w:rFonts w:ascii="Wingdings" w:hAnsi="Wingdings" w:hint="default"/>
+        <w:rFonts w:hint="default" w:ascii="Wingdings" w:hAnsi="Wingdings"/>
         <w:sz w:val="20"/>
       </w:rPr>
     </w:lvl>
@@ -21464,7 +21428,7 @@
         <w:ind w:left="5040" w:hanging="360"/>
       </w:pPr>
       <w:rPr>
-        <w:rFonts w:ascii="Wingdings" w:hAnsi="Wingdings" w:hint="default"/>
+        <w:rFonts w:hint="default" w:ascii="Wingdings" w:hAnsi="Wingdings"/>
         <w:sz w:val="20"/>
       </w:rPr>
     </w:lvl>
@@ -21480,7 +21444,7 @@
         <w:ind w:left="5760" w:hanging="360"/>
       </w:pPr>
       <w:rPr>
-        <w:rFonts w:ascii="Wingdings" w:hAnsi="Wingdings" w:hint="default"/>
+        <w:rFonts w:hint="default" w:ascii="Wingdings" w:hAnsi="Wingdings"/>
         <w:sz w:val="20"/>
       </w:rPr>
     </w:lvl>
@@ -21496,7 +21460,7 @@
         <w:ind w:left="6480" w:hanging="360"/>
       </w:pPr>
       <w:rPr>
-        <w:rFonts w:ascii="Wingdings" w:hAnsi="Wingdings" w:hint="default"/>
+        <w:rFonts w:hint="default" w:ascii="Wingdings" w:hAnsi="Wingdings"/>
         <w:sz w:val="20"/>
       </w:rPr>
     </w:lvl>
@@ -21529,7 +21493,7 @@
         <w:ind w:left="1440" w:hanging="360"/>
       </w:pPr>
       <w:rPr>
-        <w:rFonts w:ascii="Symbol" w:hAnsi="Symbol" w:hint="default"/>
+        <w:rFonts w:hint="default" w:ascii="Symbol" w:hAnsi="Symbol"/>
         <w:sz w:val="20"/>
       </w:rPr>
     </w:lvl>
@@ -21634,7 +21598,7 @@
         <w:ind w:left="720" w:hanging="360"/>
       </w:pPr>
       <w:rPr>
-        <w:rFonts w:ascii="Symbol" w:hAnsi="Symbol" w:hint="default"/>
+        <w:rFonts w:hint="default" w:ascii="Symbol" w:hAnsi="Symbol"/>
         <w:sz w:val="20"/>
       </w:rPr>
     </w:lvl>
@@ -21650,7 +21614,7 @@
         <w:ind w:left="1440" w:hanging="360"/>
       </w:pPr>
       <w:rPr>
-        <w:rFonts w:ascii="Courier New" w:hAnsi="Courier New" w:hint="default"/>
+        <w:rFonts w:hint="default" w:ascii="Courier New" w:hAnsi="Courier New"/>
         <w:sz w:val="20"/>
       </w:rPr>
     </w:lvl>
@@ -21666,7 +21630,7 @@
         <w:ind w:left="2160" w:hanging="360"/>
       </w:pPr>
       <w:rPr>
-        <w:rFonts w:ascii="Wingdings" w:hAnsi="Wingdings" w:hint="default"/>
+        <w:rFonts w:hint="default" w:ascii="Wingdings" w:hAnsi="Wingdings"/>
         <w:sz w:val="20"/>
       </w:rPr>
     </w:lvl>
@@ -21682,7 +21646,7 @@
         <w:ind w:left="2880" w:hanging="360"/>
       </w:pPr>
       <w:rPr>
-        <w:rFonts w:ascii="Wingdings" w:hAnsi="Wingdings" w:hint="default"/>
+        <w:rFonts w:hint="default" w:ascii="Wingdings" w:hAnsi="Wingdings"/>
         <w:sz w:val="20"/>
       </w:rPr>
     </w:lvl>
@@ -21698,7 +21662,7 @@
         <w:ind w:left="3600" w:hanging="360"/>
       </w:pPr>
       <w:rPr>
-        <w:rFonts w:ascii="Wingdings" w:hAnsi="Wingdings" w:hint="default"/>
+        <w:rFonts w:hint="default" w:ascii="Wingdings" w:hAnsi="Wingdings"/>
         <w:sz w:val="20"/>
       </w:rPr>
     </w:lvl>
@@ -21714,7 +21678,7 @@
         <w:ind w:left="4320" w:hanging="360"/>
       </w:pPr>
       <w:rPr>
-        <w:rFonts w:ascii="Wingdings" w:hAnsi="Wingdings" w:hint="default"/>
+        <w:rFonts w:hint="default" w:ascii="Wingdings" w:hAnsi="Wingdings"/>
         <w:sz w:val="20"/>
       </w:rPr>
     </w:lvl>
@@ -21730,7 +21694,7 @@
         <w:ind w:left="5040" w:hanging="360"/>
       </w:pPr>
       <w:rPr>
-        <w:rFonts w:ascii="Wingdings" w:hAnsi="Wingdings" w:hint="default"/>
+        <w:rFonts w:hint="default" w:ascii="Wingdings" w:hAnsi="Wingdings"/>
         <w:sz w:val="20"/>
       </w:rPr>
     </w:lvl>
@@ -21746,7 +21710,7 @@
         <w:ind w:left="5760" w:hanging="360"/>
       </w:pPr>
       <w:rPr>
-        <w:rFonts w:ascii="Wingdings" w:hAnsi="Wingdings" w:hint="default"/>
+        <w:rFonts w:hint="default" w:ascii="Wingdings" w:hAnsi="Wingdings"/>
         <w:sz w:val="20"/>
       </w:rPr>
     </w:lvl>
@@ -21762,7 +21726,7 @@
         <w:ind w:left="6480" w:hanging="360"/>
       </w:pPr>
       <w:rPr>
-        <w:rFonts w:ascii="Wingdings" w:hAnsi="Wingdings" w:hint="default"/>
+        <w:rFonts w:hint="default" w:ascii="Wingdings" w:hAnsi="Wingdings"/>
         <w:sz w:val="20"/>
       </w:rPr>
     </w:lvl>
@@ -21783,7 +21747,7 @@
         <w:ind w:left="720" w:hanging="360"/>
       </w:pPr>
       <w:rPr>
-        <w:rFonts w:ascii="Symbol" w:hAnsi="Symbol" w:hint="default"/>
+        <w:rFonts w:hint="default" w:ascii="Symbol" w:hAnsi="Symbol"/>
         <w:sz w:val="20"/>
       </w:rPr>
     </w:lvl>
@@ -21799,7 +21763,7 @@
         <w:ind w:left="1440" w:hanging="360"/>
       </w:pPr>
       <w:rPr>
-        <w:rFonts w:ascii="Symbol" w:hAnsi="Symbol" w:hint="default"/>
+        <w:rFonts w:hint="default" w:ascii="Symbol" w:hAnsi="Symbol"/>
         <w:sz w:val="20"/>
       </w:rPr>
     </w:lvl>
@@ -21815,7 +21779,7 @@
         <w:ind w:left="2160" w:hanging="360"/>
       </w:pPr>
       <w:rPr>
-        <w:rFonts w:ascii="Wingdings" w:hAnsi="Wingdings" w:hint="default"/>
+        <w:rFonts w:hint="default" w:ascii="Wingdings" w:hAnsi="Wingdings"/>
         <w:sz w:val="20"/>
       </w:rPr>
     </w:lvl>
@@ -21831,7 +21795,7 @@
         <w:ind w:left="2880" w:hanging="360"/>
       </w:pPr>
       <w:rPr>
-        <w:rFonts w:ascii="Wingdings" w:hAnsi="Wingdings" w:hint="default"/>
+        <w:rFonts w:hint="default" w:ascii="Wingdings" w:hAnsi="Wingdings"/>
         <w:sz w:val="20"/>
       </w:rPr>
     </w:lvl>
@@ -21847,7 +21811,7 @@
         <w:ind w:left="3600" w:hanging="360"/>
       </w:pPr>
       <w:rPr>
-        <w:rFonts w:ascii="Wingdings" w:hAnsi="Wingdings" w:hint="default"/>
+        <w:rFonts w:hint="default" w:ascii="Wingdings" w:hAnsi="Wingdings"/>
         <w:sz w:val="20"/>
       </w:rPr>
     </w:lvl>
@@ -21863,7 +21827,7 @@
         <w:ind w:left="4320" w:hanging="360"/>
       </w:pPr>
       <w:rPr>
-        <w:rFonts w:ascii="Wingdings" w:hAnsi="Wingdings" w:hint="default"/>
+        <w:rFonts w:hint="default" w:ascii="Wingdings" w:hAnsi="Wingdings"/>
         <w:sz w:val="20"/>
       </w:rPr>
     </w:lvl>
@@ -21879,7 +21843,7 @@
         <w:ind w:left="5040" w:hanging="360"/>
       </w:pPr>
       <w:rPr>
-        <w:rFonts w:ascii="Wingdings" w:hAnsi="Wingdings" w:hint="default"/>
+        <w:rFonts w:hint="default" w:ascii="Wingdings" w:hAnsi="Wingdings"/>
         <w:sz w:val="20"/>
       </w:rPr>
     </w:lvl>
@@ -21895,7 +21859,7 @@
         <w:ind w:left="5760" w:hanging="360"/>
       </w:pPr>
       <w:rPr>
-        <w:rFonts w:ascii="Wingdings" w:hAnsi="Wingdings" w:hint="default"/>
+        <w:rFonts w:hint="default" w:ascii="Wingdings" w:hAnsi="Wingdings"/>
         <w:sz w:val="20"/>
       </w:rPr>
     </w:lvl>
@@ -21911,7 +21875,7 @@
         <w:ind w:left="6480" w:hanging="360"/>
       </w:pPr>
       <w:rPr>
-        <w:rFonts w:ascii="Wingdings" w:hAnsi="Wingdings" w:hint="default"/>
+        <w:rFonts w:hint="default" w:ascii="Wingdings" w:hAnsi="Wingdings"/>
         <w:sz w:val="20"/>
       </w:rPr>
     </w:lvl>
@@ -21932,7 +21896,7 @@
         <w:ind w:left="720" w:hanging="360"/>
       </w:pPr>
       <w:rPr>
-        <w:rFonts w:ascii="Symbol" w:hAnsi="Symbol" w:hint="default"/>
+        <w:rFonts w:hint="default" w:ascii="Symbol" w:hAnsi="Symbol"/>
         <w:sz w:val="20"/>
       </w:rPr>
     </w:lvl>
@@ -21948,7 +21912,7 @@
         <w:ind w:left="1440" w:hanging="360"/>
       </w:pPr>
       <w:rPr>
-        <w:rFonts w:ascii="Symbol" w:hAnsi="Symbol" w:hint="default"/>
+        <w:rFonts w:hint="default" w:ascii="Symbol" w:hAnsi="Symbol"/>
         <w:sz w:val="20"/>
       </w:rPr>
     </w:lvl>
@@ -21964,7 +21928,7 @@
         <w:ind w:left="2160" w:hanging="360"/>
       </w:pPr>
       <w:rPr>
-        <w:rFonts w:ascii="Wingdings" w:hAnsi="Wingdings" w:hint="default"/>
+        <w:rFonts w:hint="default" w:ascii="Wingdings" w:hAnsi="Wingdings"/>
         <w:sz w:val="20"/>
       </w:rPr>
     </w:lvl>
@@ -21980,7 +21944,7 @@
         <w:ind w:left="2880" w:hanging="360"/>
       </w:pPr>
       <w:rPr>
-        <w:rFonts w:ascii="Wingdings" w:hAnsi="Wingdings" w:hint="default"/>
+        <w:rFonts w:hint="default" w:ascii="Wingdings" w:hAnsi="Wingdings"/>
         <w:sz w:val="20"/>
       </w:rPr>
     </w:lvl>
@@ -21996,7 +21960,7 @@
         <w:ind w:left="3600" w:hanging="360"/>
       </w:pPr>
       <w:rPr>
-        <w:rFonts w:ascii="Wingdings" w:hAnsi="Wingdings" w:hint="default"/>
+        <w:rFonts w:hint="default" w:ascii="Wingdings" w:hAnsi="Wingdings"/>
         <w:sz w:val="20"/>
       </w:rPr>
     </w:lvl>
@@ -22012,7 +21976,7 @@
         <w:ind w:left="4320" w:hanging="360"/>
       </w:pPr>
       <w:rPr>
-        <w:rFonts w:ascii="Wingdings" w:hAnsi="Wingdings" w:hint="default"/>
+        <w:rFonts w:hint="default" w:ascii="Wingdings" w:hAnsi="Wingdings"/>
         <w:sz w:val="20"/>
       </w:rPr>
     </w:lvl>
@@ -22028,7 +21992,7 @@
         <w:ind w:left="5040" w:hanging="360"/>
       </w:pPr>
       <w:rPr>
-        <w:rFonts w:ascii="Wingdings" w:hAnsi="Wingdings" w:hint="default"/>
+        <w:rFonts w:hint="default" w:ascii="Wingdings" w:hAnsi="Wingdings"/>
         <w:sz w:val="20"/>
       </w:rPr>
     </w:lvl>
@@ -22044,7 +22008,7 @@
         <w:ind w:left="5760" w:hanging="360"/>
       </w:pPr>
       <w:rPr>
-        <w:rFonts w:ascii="Wingdings" w:hAnsi="Wingdings" w:hint="default"/>
+        <w:rFonts w:hint="default" w:ascii="Wingdings" w:hAnsi="Wingdings"/>
         <w:sz w:val="20"/>
       </w:rPr>
     </w:lvl>
@@ -22060,7 +22024,7 @@
         <w:ind w:left="6480" w:hanging="360"/>
       </w:pPr>
       <w:rPr>
-        <w:rFonts w:ascii="Wingdings" w:hAnsi="Wingdings" w:hint="default"/>
+        <w:rFonts w:hint="default" w:ascii="Wingdings" w:hAnsi="Wingdings"/>
         <w:sz w:val="20"/>
       </w:rPr>
     </w:lvl>
@@ -22431,7 +22395,7 @@
         <w:ind w:left="720" w:hanging="360"/>
       </w:pPr>
       <w:rPr>
-        <w:rFonts w:ascii="Symbol" w:hAnsi="Symbol" w:hint="default"/>
+        <w:rFonts w:hint="default" w:ascii="Symbol" w:hAnsi="Symbol"/>
         <w:sz w:val="20"/>
       </w:rPr>
     </w:lvl>
@@ -22447,7 +22411,7 @@
         <w:ind w:left="1440" w:hanging="360"/>
       </w:pPr>
       <w:rPr>
-        <w:rFonts w:ascii="Courier New" w:hAnsi="Courier New" w:hint="default"/>
+        <w:rFonts w:hint="default" w:ascii="Courier New" w:hAnsi="Courier New"/>
         <w:sz w:val="20"/>
       </w:rPr>
     </w:lvl>
@@ -22463,7 +22427,7 @@
         <w:ind w:left="2160" w:hanging="360"/>
       </w:pPr>
       <w:rPr>
-        <w:rFonts w:ascii="Wingdings" w:hAnsi="Wingdings" w:hint="default"/>
+        <w:rFonts w:hint="default" w:ascii="Wingdings" w:hAnsi="Wingdings"/>
         <w:sz w:val="20"/>
       </w:rPr>
     </w:lvl>
@@ -22479,7 +22443,7 @@
         <w:ind w:left="2880" w:hanging="360"/>
       </w:pPr>
       <w:rPr>
-        <w:rFonts w:ascii="Wingdings" w:hAnsi="Wingdings" w:hint="default"/>
+        <w:rFonts w:hint="default" w:ascii="Wingdings" w:hAnsi="Wingdings"/>
         <w:sz w:val="20"/>
       </w:rPr>
     </w:lvl>
@@ -22495,7 +22459,7 @@
         <w:ind w:left="3600" w:hanging="360"/>
       </w:pPr>
       <w:rPr>
-        <w:rFonts w:ascii="Wingdings" w:hAnsi="Wingdings" w:hint="default"/>
+        <w:rFonts w:hint="default" w:ascii="Wingdings" w:hAnsi="Wingdings"/>
         <w:sz w:val="20"/>
       </w:rPr>
     </w:lvl>
@@ -22511,7 +22475,7 @@
         <w:ind w:left="4320" w:hanging="360"/>
       </w:pPr>
       <w:rPr>
-        <w:rFonts w:ascii="Wingdings" w:hAnsi="Wingdings" w:hint="default"/>
+        <w:rFonts w:hint="default" w:ascii="Wingdings" w:hAnsi="Wingdings"/>
         <w:sz w:val="20"/>
       </w:rPr>
     </w:lvl>
@@ -22527,7 +22491,7 @@
         <w:ind w:left="5040" w:hanging="360"/>
       </w:pPr>
       <w:rPr>
-        <w:rFonts w:ascii="Wingdings" w:hAnsi="Wingdings" w:hint="default"/>
+        <w:rFonts w:hint="default" w:ascii="Wingdings" w:hAnsi="Wingdings"/>
         <w:sz w:val="20"/>
       </w:rPr>
     </w:lvl>
@@ -22543,7 +22507,7 @@
         <w:ind w:left="5760" w:hanging="360"/>
       </w:pPr>
       <w:rPr>
-        <w:rFonts w:ascii="Wingdings" w:hAnsi="Wingdings" w:hint="default"/>
+        <w:rFonts w:hint="default" w:ascii="Wingdings" w:hAnsi="Wingdings"/>
         <w:sz w:val="20"/>
       </w:rPr>
     </w:lvl>
@@ -22559,7 +22523,7 @@
         <w:ind w:left="6480" w:hanging="360"/>
       </w:pPr>
       <w:rPr>
-        <w:rFonts w:ascii="Wingdings" w:hAnsi="Wingdings" w:hint="default"/>
+        <w:rFonts w:hint="default" w:ascii="Wingdings" w:hAnsi="Wingdings"/>
         <w:sz w:val="20"/>
       </w:rPr>
     </w:lvl>
@@ -22663,7 +22627,7 @@
         <w:ind w:left="720" w:hanging="360"/>
       </w:pPr>
       <w:rPr>
-        <w:rFonts w:ascii="Symbol" w:hAnsi="Symbol" w:hint="default"/>
+        <w:rFonts w:hint="default" w:ascii="Symbol" w:hAnsi="Symbol"/>
       </w:rPr>
     </w:lvl>
     <w:lvl w:ilvl="1" w:tplc="240A0003" w:tentative="1">
@@ -22675,7 +22639,7 @@
         <w:ind w:left="1440" w:hanging="360"/>
       </w:pPr>
       <w:rPr>
-        <w:rFonts w:ascii="Courier New" w:hAnsi="Courier New" w:cs="Courier New" w:hint="default"/>
+        <w:rFonts w:hint="default" w:ascii="Courier New" w:hAnsi="Courier New" w:cs="Courier New"/>
       </w:rPr>
     </w:lvl>
     <w:lvl w:ilvl="2" w:tplc="240A0005" w:tentative="1">
@@ -22687,7 +22651,7 @@
         <w:ind w:left="2160" w:hanging="360"/>
       </w:pPr>
       <w:rPr>
-        <w:rFonts w:ascii="Wingdings" w:hAnsi="Wingdings" w:hint="default"/>
+        <w:rFonts w:hint="default" w:ascii="Wingdings" w:hAnsi="Wingdings"/>
       </w:rPr>
     </w:lvl>
     <w:lvl w:ilvl="3" w:tplc="240A0001" w:tentative="1">
@@ -22699,7 +22663,7 @@
         <w:ind w:left="2880" w:hanging="360"/>
       </w:pPr>
       <w:rPr>
-        <w:rFonts w:ascii="Symbol" w:hAnsi="Symbol" w:hint="default"/>
+        <w:rFonts w:hint="default" w:ascii="Symbol" w:hAnsi="Symbol"/>
       </w:rPr>
     </w:lvl>
     <w:lvl w:ilvl="4" w:tplc="240A0003" w:tentative="1">
@@ -22711,7 +22675,7 @@
         <w:ind w:left="3600" w:hanging="360"/>
       </w:pPr>
       <w:rPr>
-        <w:rFonts w:ascii="Courier New" w:hAnsi="Courier New" w:cs="Courier New" w:hint="default"/>
+        <w:rFonts w:hint="default" w:ascii="Courier New" w:hAnsi="Courier New" w:cs="Courier New"/>
       </w:rPr>
     </w:lvl>
     <w:lvl w:ilvl="5" w:tplc="240A0005" w:tentative="1">
@@ -22723,7 +22687,7 @@
         <w:ind w:left="4320" w:hanging="360"/>
       </w:pPr>
       <w:rPr>
-        <w:rFonts w:ascii="Wingdings" w:hAnsi="Wingdings" w:hint="default"/>
+        <w:rFonts w:hint="default" w:ascii="Wingdings" w:hAnsi="Wingdings"/>
       </w:rPr>
     </w:lvl>
     <w:lvl w:ilvl="6" w:tplc="240A0001" w:tentative="1">
@@ -22735,7 +22699,7 @@
         <w:ind w:left="5040" w:hanging="360"/>
       </w:pPr>
       <w:rPr>
-        <w:rFonts w:ascii="Symbol" w:hAnsi="Symbol" w:hint="default"/>
+        <w:rFonts w:hint="default" w:ascii="Symbol" w:hAnsi="Symbol"/>
       </w:rPr>
     </w:lvl>
     <w:lvl w:ilvl="7" w:tplc="240A0003" w:tentative="1">
@@ -22747,7 +22711,7 @@
         <w:ind w:left="5760" w:hanging="360"/>
       </w:pPr>
       <w:rPr>
-        <w:rFonts w:ascii="Courier New" w:hAnsi="Courier New" w:cs="Courier New" w:hint="default"/>
+        <w:rFonts w:hint="default" w:ascii="Courier New" w:hAnsi="Courier New" w:cs="Courier New"/>
       </w:rPr>
     </w:lvl>
     <w:lvl w:ilvl="8" w:tplc="240A0005" w:tentative="1">
@@ -22759,7 +22723,7 @@
         <w:ind w:left="6480" w:hanging="360"/>
       </w:pPr>
       <w:rPr>
-        <w:rFonts w:ascii="Wingdings" w:hAnsi="Wingdings" w:hint="default"/>
+        <w:rFonts w:hint="default" w:ascii="Wingdings" w:hAnsi="Wingdings"/>
       </w:rPr>
     </w:lvl>
   </w:abstractNum>
@@ -22779,7 +22743,7 @@
         <w:ind w:left="720" w:hanging="360"/>
       </w:pPr>
       <w:rPr>
-        <w:rFonts w:ascii="Symbol" w:hAnsi="Symbol" w:hint="default"/>
+        <w:rFonts w:hint="default" w:ascii="Symbol" w:hAnsi="Symbol"/>
       </w:rPr>
     </w:lvl>
     <w:lvl w:ilvl="1" w:tentative="1">
@@ -22981,7 +22945,7 @@
         <w:ind w:left="720" w:hanging="360"/>
       </w:pPr>
       <w:rPr>
-        <w:rFonts w:ascii="Symbol" w:hAnsi="Symbol" w:hint="default"/>
+        <w:rFonts w:hint="default" w:ascii="Symbol" w:hAnsi="Symbol"/>
         <w:sz w:val="20"/>
       </w:rPr>
     </w:lvl>
@@ -22997,7 +22961,7 @@
         <w:ind w:left="1440" w:hanging="360"/>
       </w:pPr>
       <w:rPr>
-        <w:rFonts w:ascii="Symbol" w:hAnsi="Symbol" w:hint="default"/>
+        <w:rFonts w:hint="default" w:ascii="Symbol" w:hAnsi="Symbol"/>
         <w:sz w:val="20"/>
       </w:rPr>
     </w:lvl>
@@ -23013,7 +22977,7 @@
         <w:ind w:left="2160" w:hanging="360"/>
       </w:pPr>
       <w:rPr>
-        <w:rFonts w:ascii="Wingdings" w:hAnsi="Wingdings" w:hint="default"/>
+        <w:rFonts w:hint="default" w:ascii="Wingdings" w:hAnsi="Wingdings"/>
         <w:sz w:val="20"/>
       </w:rPr>
     </w:lvl>
@@ -23029,7 +22993,7 @@
         <w:ind w:left="2880" w:hanging="360"/>
       </w:pPr>
       <w:rPr>
-        <w:rFonts w:ascii="Wingdings" w:hAnsi="Wingdings" w:hint="default"/>
+        <w:rFonts w:hint="default" w:ascii="Wingdings" w:hAnsi="Wingdings"/>
         <w:sz w:val="20"/>
       </w:rPr>
     </w:lvl>
@@ -23045,7 +23009,7 @@
         <w:ind w:left="3600" w:hanging="360"/>
       </w:pPr>
       <w:rPr>
-        <w:rFonts w:ascii="Wingdings" w:hAnsi="Wingdings" w:hint="default"/>
+        <w:rFonts w:hint="default" w:ascii="Wingdings" w:hAnsi="Wingdings"/>
         <w:sz w:val="20"/>
       </w:rPr>
     </w:lvl>
@@ -23061,7 +23025,7 @@
         <w:ind w:left="4320" w:hanging="360"/>
       </w:pPr>
       <w:rPr>
-        <w:rFonts w:ascii="Wingdings" w:hAnsi="Wingdings" w:hint="default"/>
+        <w:rFonts w:hint="default" w:ascii="Wingdings" w:hAnsi="Wingdings"/>
         <w:sz w:val="20"/>
       </w:rPr>
     </w:lvl>
@@ -23077,7 +23041,7 @@
         <w:ind w:left="5040" w:hanging="360"/>
       </w:pPr>
       <w:rPr>
-        <w:rFonts w:ascii="Wingdings" w:hAnsi="Wingdings" w:hint="default"/>
+        <w:rFonts w:hint="default" w:ascii="Wingdings" w:hAnsi="Wingdings"/>
         <w:sz w:val="20"/>
       </w:rPr>
     </w:lvl>
@@ -23093,7 +23057,7 @@
         <w:ind w:left="5760" w:hanging="360"/>
       </w:pPr>
       <w:rPr>
-        <w:rFonts w:ascii="Wingdings" w:hAnsi="Wingdings" w:hint="default"/>
+        <w:rFonts w:hint="default" w:ascii="Wingdings" w:hAnsi="Wingdings"/>
         <w:sz w:val="20"/>
       </w:rPr>
     </w:lvl>
@@ -23109,7 +23073,7 @@
         <w:ind w:left="6480" w:hanging="360"/>
       </w:pPr>
       <w:rPr>
-        <w:rFonts w:ascii="Wingdings" w:hAnsi="Wingdings" w:hint="default"/>
+        <w:rFonts w:hint="default" w:ascii="Wingdings" w:hAnsi="Wingdings"/>
         <w:sz w:val="20"/>
       </w:rPr>
     </w:lvl>
@@ -23130,7 +23094,7 @@
         <w:ind w:left="720" w:hanging="360"/>
       </w:pPr>
       <w:rPr>
-        <w:rFonts w:ascii="Symbol" w:hAnsi="Symbol" w:hint="default"/>
+        <w:rFonts w:hint="default" w:ascii="Symbol" w:hAnsi="Symbol"/>
         <w:sz w:val="20"/>
       </w:rPr>
     </w:lvl>
@@ -23146,7 +23110,7 @@
         <w:ind w:left="1440" w:hanging="360"/>
       </w:pPr>
       <w:rPr>
-        <w:rFonts w:ascii="Symbol" w:hAnsi="Symbol" w:hint="default"/>
+        <w:rFonts w:hint="default" w:ascii="Symbol" w:hAnsi="Symbol"/>
         <w:sz w:val="20"/>
       </w:rPr>
     </w:lvl>
@@ -23162,7 +23126,7 @@
         <w:ind w:left="2160" w:hanging="360"/>
       </w:pPr>
       <w:rPr>
-        <w:rFonts w:ascii="Wingdings" w:hAnsi="Wingdings" w:hint="default"/>
+        <w:rFonts w:hint="default" w:ascii="Wingdings" w:hAnsi="Wingdings"/>
         <w:sz w:val="20"/>
       </w:rPr>
     </w:lvl>
@@ -23178,7 +23142,7 @@
         <w:ind w:left="2880" w:hanging="360"/>
       </w:pPr>
       <w:rPr>
-        <w:rFonts w:ascii="Wingdings" w:hAnsi="Wingdings" w:hint="default"/>
+        <w:rFonts w:hint="default" w:ascii="Wingdings" w:hAnsi="Wingdings"/>
         <w:sz w:val="20"/>
       </w:rPr>
     </w:lvl>
@@ -23194,7 +23158,7 @@
         <w:ind w:left="3600" w:hanging="360"/>
       </w:pPr>
       <w:rPr>
-        <w:rFonts w:ascii="Wingdings" w:hAnsi="Wingdings" w:hint="default"/>
+        <w:rFonts w:hint="default" w:ascii="Wingdings" w:hAnsi="Wingdings"/>
         <w:sz w:val="20"/>
       </w:rPr>
     </w:lvl>
@@ -23210,7 +23174,7 @@
         <w:ind w:left="4320" w:hanging="360"/>
       </w:pPr>
       <w:rPr>
-        <w:rFonts w:ascii="Wingdings" w:hAnsi="Wingdings" w:hint="default"/>
+        <w:rFonts w:hint="default" w:ascii="Wingdings" w:hAnsi="Wingdings"/>
         <w:sz w:val="20"/>
       </w:rPr>
     </w:lvl>
@@ -23226,7 +23190,7 @@
         <w:ind w:left="5040" w:hanging="360"/>
       </w:pPr>
       <w:rPr>
-        <w:rFonts w:ascii="Wingdings" w:hAnsi="Wingdings" w:hint="default"/>
+        <w:rFonts w:hint="default" w:ascii="Wingdings" w:hAnsi="Wingdings"/>
         <w:sz w:val="20"/>
       </w:rPr>
     </w:lvl>
@@ -23242,7 +23206,7 @@
         <w:ind w:left="5760" w:hanging="360"/>
       </w:pPr>
       <w:rPr>
-        <w:rFonts w:ascii="Wingdings" w:hAnsi="Wingdings" w:hint="default"/>
+        <w:rFonts w:hint="default" w:ascii="Wingdings" w:hAnsi="Wingdings"/>
         <w:sz w:val="20"/>
       </w:rPr>
     </w:lvl>
@@ -23258,7 +23222,7 @@
         <w:ind w:left="6480" w:hanging="360"/>
       </w:pPr>
       <w:rPr>
-        <w:rFonts w:ascii="Wingdings" w:hAnsi="Wingdings" w:hint="default"/>
+        <w:rFonts w:hint="default" w:ascii="Wingdings" w:hAnsi="Wingdings"/>
         <w:sz w:val="20"/>
       </w:rPr>
     </w:lvl>
@@ -23294,7 +23258,7 @@
         <w:ind w:left="1440" w:hanging="360"/>
       </w:pPr>
       <w:rPr>
-        <w:rFonts w:ascii="Symbol" w:hAnsi="Symbol" w:hint="default"/>
+        <w:rFonts w:hint="default" w:ascii="Symbol" w:hAnsi="Symbol"/>
         <w:sz w:val="20"/>
       </w:rPr>
     </w:lvl>
@@ -23415,7 +23379,7 @@
         <w:ind w:left="1440" w:hanging="360"/>
       </w:pPr>
       <w:rPr>
-        <w:rFonts w:ascii="Courier New" w:hAnsi="Courier New" w:hint="default"/>
+        <w:rFonts w:hint="default" w:ascii="Courier New" w:hAnsi="Courier New"/>
         <w:sz w:val="20"/>
       </w:rPr>
     </w:lvl>
@@ -23431,7 +23395,7 @@
         <w:ind w:left="2160" w:hanging="360"/>
       </w:pPr>
       <w:rPr>
-        <w:rFonts w:ascii="Wingdings" w:hAnsi="Wingdings" w:hint="default"/>
+        <w:rFonts w:hint="default" w:ascii="Wingdings" w:hAnsi="Wingdings"/>
         <w:sz w:val="20"/>
       </w:rPr>
     </w:lvl>
@@ -23447,7 +23411,7 @@
         <w:ind w:left="2880" w:hanging="360"/>
       </w:pPr>
       <w:rPr>
-        <w:rFonts w:ascii="Wingdings" w:hAnsi="Wingdings" w:hint="default"/>
+        <w:rFonts w:hint="default" w:ascii="Wingdings" w:hAnsi="Wingdings"/>
         <w:sz w:val="20"/>
       </w:rPr>
     </w:lvl>
@@ -23463,7 +23427,7 @@
         <w:ind w:left="3600" w:hanging="360"/>
       </w:pPr>
       <w:rPr>
-        <w:rFonts w:ascii="Wingdings" w:hAnsi="Wingdings" w:hint="default"/>
+        <w:rFonts w:hint="default" w:ascii="Wingdings" w:hAnsi="Wingdings"/>
         <w:sz w:val="20"/>
       </w:rPr>
     </w:lvl>
@@ -23479,7 +23443,7 @@
         <w:ind w:left="4320" w:hanging="360"/>
       </w:pPr>
       <w:rPr>
-        <w:rFonts w:ascii="Wingdings" w:hAnsi="Wingdings" w:hint="default"/>
+        <w:rFonts w:hint="default" w:ascii="Wingdings" w:hAnsi="Wingdings"/>
         <w:sz w:val="20"/>
       </w:rPr>
     </w:lvl>
@@ -23495,7 +23459,7 @@
         <w:ind w:left="5040" w:hanging="360"/>
       </w:pPr>
       <w:rPr>
-        <w:rFonts w:ascii="Wingdings" w:hAnsi="Wingdings" w:hint="default"/>
+        <w:rFonts w:hint="default" w:ascii="Wingdings" w:hAnsi="Wingdings"/>
         <w:sz w:val="20"/>
       </w:rPr>
     </w:lvl>
@@ -23511,7 +23475,7 @@
         <w:ind w:left="5760" w:hanging="360"/>
       </w:pPr>
       <w:rPr>
-        <w:rFonts w:ascii="Wingdings" w:hAnsi="Wingdings" w:hint="default"/>
+        <w:rFonts w:hint="default" w:ascii="Wingdings" w:hAnsi="Wingdings"/>
         <w:sz w:val="20"/>
       </w:rPr>
     </w:lvl>
@@ -23527,7 +23491,7 @@
         <w:ind w:left="6480" w:hanging="360"/>
       </w:pPr>
       <w:rPr>
-        <w:rFonts w:ascii="Wingdings" w:hAnsi="Wingdings" w:hint="default"/>
+        <w:rFonts w:hint="default" w:ascii="Wingdings" w:hAnsi="Wingdings"/>
         <w:sz w:val="20"/>
       </w:rPr>
     </w:lvl>
@@ -23720,7 +23684,7 @@
         <w:ind w:left="720" w:hanging="360"/>
       </w:pPr>
       <w:rPr>
-        <w:rFonts w:ascii="Symbol" w:hAnsi="Symbol" w:hint="default"/>
+        <w:rFonts w:hint="default" w:ascii="Symbol" w:hAnsi="Symbol"/>
         <w:sz w:val="20"/>
       </w:rPr>
     </w:lvl>
@@ -23736,7 +23700,7 @@
         <w:ind w:left="1440" w:hanging="360"/>
       </w:pPr>
       <w:rPr>
-        <w:rFonts w:ascii="Symbol" w:hAnsi="Symbol" w:hint="default"/>
+        <w:rFonts w:hint="default" w:ascii="Symbol" w:hAnsi="Symbol"/>
         <w:sz w:val="20"/>
       </w:rPr>
     </w:lvl>
@@ -23752,7 +23716,7 @@
         <w:ind w:left="2160" w:hanging="360"/>
       </w:pPr>
       <w:rPr>
-        <w:rFonts w:ascii="Wingdings" w:hAnsi="Wingdings" w:hint="default"/>
+        <w:rFonts w:hint="default" w:ascii="Wingdings" w:hAnsi="Wingdings"/>
         <w:sz w:val="20"/>
       </w:rPr>
     </w:lvl>
@@ -23768,7 +23732,7 @@
         <w:ind w:left="2880" w:hanging="360"/>
       </w:pPr>
       <w:rPr>
-        <w:rFonts w:ascii="Wingdings" w:hAnsi="Wingdings" w:hint="default"/>
+        <w:rFonts w:hint="default" w:ascii="Wingdings" w:hAnsi="Wingdings"/>
         <w:sz w:val="20"/>
       </w:rPr>
     </w:lvl>
@@ -23784,7 +23748,7 @@
         <w:ind w:left="3600" w:hanging="360"/>
       </w:pPr>
       <w:rPr>
-        <w:rFonts w:ascii="Wingdings" w:hAnsi="Wingdings" w:hint="default"/>
+        <w:rFonts w:hint="default" w:ascii="Wingdings" w:hAnsi="Wingdings"/>
         <w:sz w:val="20"/>
       </w:rPr>
     </w:lvl>
@@ -23800,7 +23764,7 @@
         <w:ind w:left="4320" w:hanging="360"/>
       </w:pPr>
       <w:rPr>
-        <w:rFonts w:ascii="Wingdings" w:hAnsi="Wingdings" w:hint="default"/>
+        <w:rFonts w:hint="default" w:ascii="Wingdings" w:hAnsi="Wingdings"/>
         <w:sz w:val="20"/>
       </w:rPr>
     </w:lvl>
@@ -23816,7 +23780,7 @@
         <w:ind w:left="5040" w:hanging="360"/>
       </w:pPr>
       <w:rPr>
-        <w:rFonts w:ascii="Wingdings" w:hAnsi="Wingdings" w:hint="default"/>
+        <w:rFonts w:hint="default" w:ascii="Wingdings" w:hAnsi="Wingdings"/>
         <w:sz w:val="20"/>
       </w:rPr>
     </w:lvl>
@@ -23832,7 +23796,7 @@
         <w:ind w:left="5760" w:hanging="360"/>
       </w:pPr>
       <w:rPr>
-        <w:rFonts w:ascii="Wingdings" w:hAnsi="Wingdings" w:hint="default"/>
+        <w:rFonts w:hint="default" w:ascii="Wingdings" w:hAnsi="Wingdings"/>
         <w:sz w:val="20"/>
       </w:rPr>
     </w:lvl>
@@ -23848,7 +23812,7 @@
         <w:ind w:left="6480" w:hanging="360"/>
       </w:pPr>
       <w:rPr>
-        <w:rFonts w:ascii="Wingdings" w:hAnsi="Wingdings" w:hint="default"/>
+        <w:rFonts w:hint="default" w:ascii="Wingdings" w:hAnsi="Wingdings"/>
         <w:sz w:val="20"/>
       </w:rPr>
     </w:lvl>
@@ -23869,7 +23833,7 @@
         <w:ind w:left="720" w:hanging="360"/>
       </w:pPr>
       <w:rPr>
-        <w:rFonts w:ascii="Symbol" w:hAnsi="Symbol" w:hint="default"/>
+        <w:rFonts w:hint="default" w:ascii="Symbol" w:hAnsi="Symbol"/>
         <w:sz w:val="20"/>
       </w:rPr>
     </w:lvl>
@@ -23885,7 +23849,7 @@
         <w:ind w:left="1440" w:hanging="360"/>
       </w:pPr>
       <w:rPr>
-        <w:rFonts w:ascii="Courier New" w:hAnsi="Courier New" w:hint="default"/>
+        <w:rFonts w:hint="default" w:ascii="Courier New" w:hAnsi="Courier New"/>
         <w:sz w:val="20"/>
       </w:rPr>
     </w:lvl>
@@ -23901,7 +23865,7 @@
         <w:ind w:left="2160" w:hanging="360"/>
       </w:pPr>
       <w:rPr>
-        <w:rFonts w:ascii="Wingdings" w:hAnsi="Wingdings" w:hint="default"/>
+        <w:rFonts w:hint="default" w:ascii="Wingdings" w:hAnsi="Wingdings"/>
         <w:sz w:val="20"/>
       </w:rPr>
     </w:lvl>
@@ -23917,7 +23881,7 @@
         <w:ind w:left="2880" w:hanging="360"/>
       </w:pPr>
       <w:rPr>
-        <w:rFonts w:ascii="Wingdings" w:hAnsi="Wingdings" w:hint="default"/>
+        <w:rFonts w:hint="default" w:ascii="Wingdings" w:hAnsi="Wingdings"/>
         <w:sz w:val="20"/>
       </w:rPr>
     </w:lvl>
@@ -23933,7 +23897,7 @@
         <w:ind w:left="3600" w:hanging="360"/>
       </w:pPr>
       <w:rPr>
-        <w:rFonts w:ascii="Wingdings" w:hAnsi="Wingdings" w:hint="default"/>
+        <w:rFonts w:hint="default" w:ascii="Wingdings" w:hAnsi="Wingdings"/>
         <w:sz w:val="20"/>
       </w:rPr>
     </w:lvl>
@@ -23949,7 +23913,7 @@
         <w:ind w:left="4320" w:hanging="360"/>
       </w:pPr>
       <w:rPr>
-        <w:rFonts w:ascii="Wingdings" w:hAnsi="Wingdings" w:hint="default"/>
+        <w:rFonts w:hint="default" w:ascii="Wingdings" w:hAnsi="Wingdings"/>
         <w:sz w:val="20"/>
       </w:rPr>
     </w:lvl>
@@ -23965,7 +23929,7 @@
         <w:ind w:left="5040" w:hanging="360"/>
       </w:pPr>
       <w:rPr>
-        <w:rFonts w:ascii="Wingdings" w:hAnsi="Wingdings" w:hint="default"/>
+        <w:rFonts w:hint="default" w:ascii="Wingdings" w:hAnsi="Wingdings"/>
         <w:sz w:val="20"/>
       </w:rPr>
     </w:lvl>
@@ -23981,7 +23945,7 @@
         <w:ind w:left="5760" w:hanging="360"/>
       </w:pPr>
       <w:rPr>
-        <w:rFonts w:ascii="Wingdings" w:hAnsi="Wingdings" w:hint="default"/>
+        <w:rFonts w:hint="default" w:ascii="Wingdings" w:hAnsi="Wingdings"/>
         <w:sz w:val="20"/>
       </w:rPr>
     </w:lvl>
@@ -23997,7 +23961,7 @@
         <w:ind w:left="6480" w:hanging="360"/>
       </w:pPr>
       <w:rPr>
-        <w:rFonts w:ascii="Wingdings" w:hAnsi="Wingdings" w:hint="default"/>
+        <w:rFonts w:hint="default" w:ascii="Wingdings" w:hAnsi="Wingdings"/>
         <w:sz w:val="20"/>
       </w:rPr>
     </w:lvl>
@@ -24030,7 +23994,7 @@
         <w:ind w:left="1440" w:hanging="360"/>
       </w:pPr>
       <w:rPr>
-        <w:rFonts w:ascii="Courier New" w:hAnsi="Courier New" w:hint="default"/>
+        <w:rFonts w:hint="default" w:ascii="Courier New" w:hAnsi="Courier New"/>
         <w:sz w:val="20"/>
       </w:rPr>
     </w:lvl>
@@ -24265,7 +24229,7 @@
   <w:docDefaults>
     <w:rPrDefault>
       <w:rPr>
-        <w:rFonts w:ascii="Arial" w:eastAsia="Arial" w:hAnsi="Arial" w:cs="Arial"/>
+        <w:rFonts w:ascii="Arial" w:hAnsi="Arial" w:eastAsia="Arial" w:cs="Arial"/>
         <w:sz w:val="22"/>
         <w:szCs w:val="22"/>
         <w:lang w:val="es-CO" w:eastAsia="ja-JP" w:bidi="ar-SA"/>
@@ -24280,14 +24244,14 @@
   <w:latentStyles w:defLockedState="0" w:defUIPriority="99" w:defSemiHidden="0" w:defUnhideWhenUsed="0" w:defQFormat="0" w:count="376">
     <w:lsdException w:name="Normal" w:uiPriority="0" w:qFormat="1"/>
     <w:lsdException w:name="heading 1" w:uiPriority="9" w:qFormat="1"/>
-    <w:lsdException w:name="heading 2" w:semiHidden="1" w:uiPriority="9" w:unhideWhenUsed="1" w:qFormat="1"/>
-    <w:lsdException w:name="heading 3" w:semiHidden="1" w:uiPriority="9" w:unhideWhenUsed="1" w:qFormat="1"/>
-    <w:lsdException w:name="heading 4" w:semiHidden="1" w:uiPriority="9" w:unhideWhenUsed="1" w:qFormat="1"/>
-    <w:lsdException w:name="heading 5" w:semiHidden="1" w:uiPriority="9" w:unhideWhenUsed="1" w:qFormat="1"/>
-    <w:lsdException w:name="heading 6" w:semiHidden="1" w:uiPriority="9" w:unhideWhenUsed="1" w:qFormat="1"/>
-    <w:lsdException w:name="heading 7" w:semiHidden="1" w:uiPriority="9" w:unhideWhenUsed="1" w:qFormat="1"/>
-    <w:lsdException w:name="heading 8" w:semiHidden="1" w:uiPriority="9" w:unhideWhenUsed="1" w:qFormat="1"/>
-    <w:lsdException w:name="heading 9" w:semiHidden="1" w:uiPriority="9" w:unhideWhenUsed="1" w:qFormat="1"/>
+    <w:lsdException w:name="heading 2" w:uiPriority="9" w:semiHidden="1" w:unhideWhenUsed="1" w:qFormat="1"/>
+    <w:lsdException w:name="heading 3" w:uiPriority="9" w:semiHidden="1" w:unhideWhenUsed="1" w:qFormat="1"/>
+    <w:lsdException w:name="heading 4" w:uiPriority="9" w:semiHidden="1" w:unhideWhenUsed="1" w:qFormat="1"/>
+    <w:lsdException w:name="heading 5" w:uiPriority="9" w:semiHidden="1" w:unhideWhenUsed="1" w:qFormat="1"/>
+    <w:lsdException w:name="heading 6" w:uiPriority="9" w:semiHidden="1" w:unhideWhenUsed="1" w:qFormat="1"/>
+    <w:lsdException w:name="heading 7" w:uiPriority="9" w:semiHidden="1" w:unhideWhenUsed="1" w:qFormat="1"/>
+    <w:lsdException w:name="heading 8" w:uiPriority="9" w:semiHidden="1" w:unhideWhenUsed="1" w:qFormat="1"/>
+    <w:lsdException w:name="heading 9" w:uiPriority="9" w:semiHidden="1" w:unhideWhenUsed="1" w:qFormat="1"/>
     <w:lsdException w:name="index 1" w:semiHidden="1" w:unhideWhenUsed="1"/>
     <w:lsdException w:name="index 2" w:semiHidden="1" w:unhideWhenUsed="1"/>
     <w:lsdException w:name="index 3" w:semiHidden="1" w:unhideWhenUsed="1"/>
@@ -24297,22 +24261,22 @@
     <w:lsdException w:name="index 7" w:semiHidden="1" w:unhideWhenUsed="1"/>
     <w:lsdException w:name="index 8" w:semiHidden="1" w:unhideWhenUsed="1"/>
     <w:lsdException w:name="index 9" w:semiHidden="1" w:unhideWhenUsed="1"/>
-    <w:lsdException w:name="toc 1" w:semiHidden="1" w:uiPriority="39" w:unhideWhenUsed="1"/>
-    <w:lsdException w:name="toc 2" w:semiHidden="1" w:uiPriority="39" w:unhideWhenUsed="1"/>
-    <w:lsdException w:name="toc 3" w:semiHidden="1" w:uiPriority="39" w:unhideWhenUsed="1"/>
-    <w:lsdException w:name="toc 4" w:semiHidden="1" w:uiPriority="39" w:unhideWhenUsed="1"/>
-    <w:lsdException w:name="toc 5" w:semiHidden="1" w:uiPriority="39" w:unhideWhenUsed="1"/>
-    <w:lsdException w:name="toc 6" w:semiHidden="1" w:uiPriority="39" w:unhideWhenUsed="1"/>
-    <w:lsdException w:name="toc 7" w:semiHidden="1" w:uiPriority="39" w:unhideWhenUsed="1"/>
-    <w:lsdException w:name="toc 8" w:semiHidden="1" w:uiPriority="39" w:unhideWhenUsed="1"/>
-    <w:lsdException w:name="toc 9" w:semiHidden="1" w:uiPriority="39" w:unhideWhenUsed="1"/>
+    <w:lsdException w:name="toc 1" w:uiPriority="39" w:semiHidden="1" w:unhideWhenUsed="1"/>
+    <w:lsdException w:name="toc 2" w:uiPriority="39" w:semiHidden="1" w:unhideWhenUsed="1"/>
+    <w:lsdException w:name="toc 3" w:uiPriority="39" w:semiHidden="1" w:unhideWhenUsed="1"/>
+    <w:lsdException w:name="toc 4" w:uiPriority="39" w:semiHidden="1" w:unhideWhenUsed="1"/>
+    <w:lsdException w:name="toc 5" w:uiPriority="39" w:semiHidden="1" w:unhideWhenUsed="1"/>
+    <w:lsdException w:name="toc 6" w:uiPriority="39" w:semiHidden="1" w:unhideWhenUsed="1"/>
+    <w:lsdException w:name="toc 7" w:uiPriority="39" w:semiHidden="1" w:unhideWhenUsed="1"/>
+    <w:lsdException w:name="toc 8" w:uiPriority="39" w:semiHidden="1" w:unhideWhenUsed="1"/>
+    <w:lsdException w:name="toc 9" w:uiPriority="39" w:semiHidden="1" w:unhideWhenUsed="1"/>
     <w:lsdException w:name="Normal Indent" w:semiHidden="1" w:unhideWhenUsed="1"/>
     <w:lsdException w:name="footnote text" w:semiHidden="1" w:unhideWhenUsed="1"/>
     <w:lsdException w:name="annotation text" w:semiHidden="1" w:unhideWhenUsed="1"/>
     <w:lsdException w:name="header" w:semiHidden="1" w:unhideWhenUsed="1"/>
     <w:lsdException w:name="footer" w:semiHidden="1" w:unhideWhenUsed="1"/>
     <w:lsdException w:name="index heading" w:semiHidden="1" w:unhideWhenUsed="1"/>
-    <w:lsdException w:name="caption" w:semiHidden="1" w:uiPriority="35" w:unhideWhenUsed="1" w:qFormat="1"/>
+    <w:lsdException w:name="caption" w:uiPriority="35" w:semiHidden="1" w:unhideWhenUsed="1" w:qFormat="1"/>
     <w:lsdException w:name="table of figures" w:semiHidden="1" w:unhideWhenUsed="1"/>
     <w:lsdException w:name="envelope address" w:semiHidden="1" w:unhideWhenUsed="1"/>
     <w:lsdException w:name="envelope return" w:semiHidden="1" w:unhideWhenUsed="1"/>
@@ -24343,8 +24307,8 @@
     <w:lsdException w:name="Title" w:uiPriority="10" w:qFormat="1"/>
     <w:lsdException w:name="Closing" w:semiHidden="1" w:unhideWhenUsed="1"/>
     <w:lsdException w:name="Signature" w:semiHidden="1" w:unhideWhenUsed="1"/>
-    <w:lsdException w:name="Default Paragraph Font" w:semiHidden="1" w:uiPriority="1" w:unhideWhenUsed="1"/>
-    <w:lsdException w:name="Body Text" w:semiHidden="1" w:uiPriority="1" w:unhideWhenUsed="1" w:qFormat="1"/>
+    <w:lsdException w:name="Default Paragraph Font" w:uiPriority="1" w:semiHidden="1" w:unhideWhenUsed="1"/>
+    <w:lsdException w:name="Body Text" w:uiPriority="1" w:semiHidden="1" w:unhideWhenUsed="1" w:qFormat="1"/>
     <w:lsdException w:name="Body Text Indent" w:semiHidden="1" w:unhideWhenUsed="1"/>
     <w:lsdException w:name="List Continue" w:semiHidden="1" w:unhideWhenUsed="1"/>
     <w:lsdException w:name="List Continue 2" w:semiHidden="1" w:unhideWhenUsed="1"/>
@@ -24543,8 +24507,8 @@
     <w:lsdException w:name="Subtle Reference" w:uiPriority="31" w:qFormat="1"/>
     <w:lsdException w:name="Intense Reference" w:uiPriority="32" w:qFormat="1"/>
     <w:lsdException w:name="Book Title" w:uiPriority="33" w:qFormat="1"/>
-    <w:lsdException w:name="Bibliography" w:semiHidden="1" w:uiPriority="37" w:unhideWhenUsed="1"/>
-    <w:lsdException w:name="TOC Heading" w:semiHidden="1" w:uiPriority="39" w:unhideWhenUsed="1" w:qFormat="1"/>
+    <w:lsdException w:name="Bibliography" w:uiPriority="37" w:semiHidden="1" w:unhideWhenUsed="1"/>
+    <w:lsdException w:name="TOC Heading" w:uiPriority="39" w:semiHidden="1" w:unhideWhenUsed="1" w:qFormat="1"/>
     <w:lsdException w:name="Plain Table 1" w:uiPriority="41"/>
     <w:lsdException w:name="Plain Table 2" w:uiPriority="42"/>
     <w:lsdException w:name="Plain Table 3" w:uiPriority="43"/>
@@ -24655,7 +24619,7 @@
     <w:lsdException w:name="Unresolved Mention" w:semiHidden="1" w:unhideWhenUsed="1"/>
     <w:lsdException w:name="Smart Link" w:semiHidden="1" w:unhideWhenUsed="1"/>
   </w:latentStyles>
-  <w:style w:type="paragraph" w:default="1" w:styleId="Normal">
+  <w:style w:type="paragraph" w:styleId="Normal" w:default="1">
     <w:name w:val="Normal"/>
     <w:qFormat/>
     <w:rsid w:val="00FF051A"/>
@@ -24772,12 +24736,13 @@
       <w:color w:val="666666"/>
     </w:rPr>
   </w:style>
-  <w:style w:type="character" w:default="1" w:styleId="Fuentedeprrafopredeter">
+  <w:style w:type="character" w:styleId="Fuentedeprrafopredeter" w:default="1">
     <w:name w:val="Default Paragraph Font"/>
     <w:uiPriority w:val="1"/>
+    <w:semiHidden/>
     <w:unhideWhenUsed/>
   </w:style>
-  <w:style w:type="table" w:default="1" w:styleId="Tablanormal">
+  <w:style w:type="table" w:styleId="Tablanormal" w:default="1">
     <w:name w:val="Normal Table"/>
     <w:uiPriority w:val="99"/>
     <w:semiHidden/>
@@ -24792,7 +24757,7 @@
       </w:tblCellMar>
     </w:tblPr>
   </w:style>
-  <w:style w:type="numbering" w:default="1" w:styleId="Sinlista">
+  <w:style w:type="numbering" w:styleId="Sinlista" w:default="1">
     <w:name w:val="No List"/>
     <w:uiPriority w:val="99"/>
     <w:semiHidden/>
@@ -24814,11 +24779,11 @@
       <w:szCs w:val="52"/>
     </w:rPr>
   </w:style>
-  <w:style w:type="paragraph" w:customStyle="1" w:styleId="Normal0">
+  <w:style w:type="paragraph" w:styleId="Normal0" w:customStyle="1">
     <w:name w:val="Normal0"/>
     <w:qFormat/>
   </w:style>
-  <w:style w:type="paragraph" w:customStyle="1" w:styleId="heading10">
+  <w:style w:type="paragraph" w:styleId="heading10" w:customStyle="1">
     <w:name w:val="heading 10"/>
     <w:basedOn w:val="Normal0"/>
     <w:next w:val="Normal0"/>
@@ -24835,7 +24800,7 @@
       <w:szCs w:val="40"/>
     </w:rPr>
   </w:style>
-  <w:style w:type="paragraph" w:customStyle="1" w:styleId="heading20">
+  <w:style w:type="paragraph" w:styleId="heading20" w:customStyle="1">
     <w:name w:val="heading 20"/>
     <w:basedOn w:val="Normal0"/>
     <w:next w:val="Normal0"/>
@@ -24854,7 +24819,7 @@
       <w:szCs w:val="32"/>
     </w:rPr>
   </w:style>
-  <w:style w:type="paragraph" w:customStyle="1" w:styleId="heading30">
+  <w:style w:type="paragraph" w:styleId="heading30" w:customStyle="1">
     <w:name w:val="heading 30"/>
     <w:basedOn w:val="Normal0"/>
     <w:next w:val="Normal0"/>
@@ -24874,7 +24839,7 @@
       <w:szCs w:val="28"/>
     </w:rPr>
   </w:style>
-  <w:style w:type="paragraph" w:customStyle="1" w:styleId="heading40">
+  <w:style w:type="paragraph" w:styleId="heading40" w:customStyle="1">
     <w:name w:val="heading 40"/>
     <w:basedOn w:val="Normal0"/>
     <w:next w:val="Normal0"/>
@@ -24894,7 +24859,7 @@
       <w:szCs w:val="24"/>
     </w:rPr>
   </w:style>
-  <w:style w:type="paragraph" w:customStyle="1" w:styleId="heading50">
+  <w:style w:type="paragraph" w:styleId="heading50" w:customStyle="1">
     <w:name w:val="heading 50"/>
     <w:basedOn w:val="Normal0"/>
     <w:next w:val="Normal0"/>
@@ -24912,7 +24877,7 @@
       <w:color w:val="666666"/>
     </w:rPr>
   </w:style>
-  <w:style w:type="paragraph" w:customStyle="1" w:styleId="heading60">
+  <w:style w:type="paragraph" w:styleId="heading60" w:customStyle="1">
     <w:name w:val="heading 60"/>
     <w:basedOn w:val="Normal0"/>
     <w:next w:val="Normal0"/>
@@ -24931,7 +24896,7 @@
       <w:color w:val="666666"/>
     </w:rPr>
   </w:style>
-  <w:style w:type="table" w:customStyle="1" w:styleId="NormalTable0">
+  <w:style w:type="table" w:styleId="NormalTable0" w:customStyle="1">
     <w:name w:val="Normal Table0"/>
     <w:uiPriority w:val="99"/>
     <w:semiHidden/>
@@ -24946,7 +24911,7 @@
       </w:tblCellMar>
     </w:tblPr>
   </w:style>
-  <w:style w:type="table" w:customStyle="1" w:styleId="NormalTable1">
+  <w:style w:type="table" w:styleId="NormalTable1" w:customStyle="1">
     <w:name w:val="Normal Table1"/>
     <w:tblPr>
       <w:tblCellMar>
@@ -24957,7 +24922,7 @@
       </w:tblCellMar>
     </w:tblPr>
   </w:style>
-  <w:style w:type="paragraph" w:customStyle="1" w:styleId="Title0">
+  <w:style w:type="paragraph" w:styleId="Title0" w:customStyle="1">
     <w:name w:val="Title0"/>
     <w:basedOn w:val="Normal0"/>
     <w:next w:val="Normal0"/>
@@ -24973,7 +24938,7 @@
       <w:szCs w:val="52"/>
     </w:rPr>
   </w:style>
-  <w:style w:type="table" w:customStyle="1" w:styleId="TableNormal">
+  <w:style w:type="table" w:styleId="TableNormal" w:customStyle="1">
     <w:name w:val="Table Normal"/>
     <w:uiPriority w:val="2"/>
     <w:qFormat/>
@@ -25003,7 +24968,7 @@
       <w:szCs w:val="30"/>
     </w:rPr>
   </w:style>
-  <w:style w:type="table" w:customStyle="1" w:styleId="32">
+  <w:style w:type="table" w:styleId="32" w:customStyle="1">
     <w:name w:val="32"/>
     <w:basedOn w:val="NormalTable0"/>
     <w:tblPr>
@@ -25017,7 +24982,7 @@
       </w:tblCellMar>
     </w:tblPr>
   </w:style>
-  <w:style w:type="table" w:customStyle="1" w:styleId="31">
+  <w:style w:type="table" w:styleId="31" w:customStyle="1">
     <w:name w:val="31"/>
     <w:basedOn w:val="NormalTable0"/>
     <w:tblPr>
@@ -25031,7 +24996,7 @@
       </w:tblCellMar>
     </w:tblPr>
   </w:style>
-  <w:style w:type="table" w:customStyle="1" w:styleId="30">
+  <w:style w:type="table" w:styleId="30" w:customStyle="1">
     <w:name w:val="30"/>
     <w:basedOn w:val="NormalTable0"/>
     <w:tblPr>
@@ -25055,12 +25020,12 @@
     </w:pPr>
     <w:tblPr>
       <w:tblBorders>
-        <w:top w:val="single" w:sz="4" w:space="0" w:color="auto"/>
-        <w:left w:val="single" w:sz="4" w:space="0" w:color="auto"/>
-        <w:bottom w:val="single" w:sz="4" w:space="0" w:color="auto"/>
-        <w:right w:val="single" w:sz="4" w:space="0" w:color="auto"/>
-        <w:insideH w:val="single" w:sz="4" w:space="0" w:color="auto"/>
-        <w:insideV w:val="single" w:sz="4" w:space="0" w:color="auto"/>
+        <w:top w:val="single" w:color="auto" w:sz="4" w:space="0"/>
+        <w:left w:val="single" w:color="auto" w:sz="4" w:space="0"/>
+        <w:bottom w:val="single" w:color="auto" w:sz="4" w:space="0"/>
+        <w:right w:val="single" w:color="auto" w:sz="4" w:space="0"/>
+        <w:insideH w:val="single" w:color="auto" w:sz="4" w:space="0"/>
+        <w:insideV w:val="single" w:color="auto" w:sz="4" w:space="0"/>
       </w:tblBorders>
     </w:tblPr>
   </w:style>
@@ -25079,7 +25044,7 @@
       <w:spacing w:line="240" w:lineRule="auto"/>
     </w:pPr>
   </w:style>
-  <w:style w:type="character" w:customStyle="1" w:styleId="EncabezadoCar">
+  <w:style w:type="character" w:styleId="EncabezadoCar" w:customStyle="1">
     <w:name w:val="Encabezado Car"/>
     <w:basedOn w:val="Fuentedeprrafopredeter"/>
     <w:link w:val="Encabezado"/>
@@ -25101,7 +25066,7 @@
       <w:spacing w:line="240" w:lineRule="auto"/>
     </w:pPr>
   </w:style>
-  <w:style w:type="character" w:customStyle="1" w:styleId="PiedepginaCar">
+  <w:style w:type="character" w:styleId="PiedepginaCar" w:customStyle="1">
     <w:name w:val="Pie de página Car"/>
     <w:basedOn w:val="Fuentedeprrafopredeter"/>
     <w:link w:val="Piedepgina"/>
@@ -25118,12 +25083,12 @@
       <w:spacing w:before="100" w:beforeAutospacing="1" w:after="100" w:afterAutospacing="1" w:line="240" w:lineRule="auto"/>
     </w:pPr>
     <w:rPr>
-      <w:rFonts w:ascii="Times New Roman" w:eastAsia="Times New Roman" w:hAnsi="Times New Roman" w:cs="Times New Roman"/>
+      <w:rFonts w:ascii="Times New Roman" w:hAnsi="Times New Roman" w:eastAsia="Times New Roman" w:cs="Times New Roman"/>
       <w:sz w:val="24"/>
       <w:szCs w:val="24"/>
     </w:rPr>
   </w:style>
-  <w:style w:type="character" w:customStyle="1" w:styleId="Listavistosa-nfasis1Car">
+  <w:style w:type="character" w:styleId="Listavistosa-nfasis1Car" w:customStyle="1">
     <w:name w:val="Lista vistosa - Énfasis 1 Car"/>
     <w:link w:val="Listavistosa-nfasis1"/>
     <w:uiPriority w:val="34"/>
@@ -25164,7 +25129,7 @@
       <w:tblPr/>
       <w:tcPr>
         <w:tcBorders>
-          <w:bottom w:val="single" w:sz="12" w:space="0" w:color="FFFFFF" w:themeColor="background1"/>
+          <w:bottom w:val="single" w:color="FFFFFF" w:themeColor="background1" w:sz="12" w:space="0"/>
         </w:tcBorders>
         <w:shd w:val="clear" w:color="auto" w:fill="9E3A38" w:themeFill="accent2" w:themeFillShade="CC"/>
       </w:tcPr>
@@ -25173,7 +25138,7 @@
       <w:tblPr/>
       <w:tcPr>
         <w:tcBorders>
-          <w:top w:val="single" w:sz="12" w:space="0" w:color="000000" w:themeColor="text1"/>
+          <w:top w:val="single" w:color="000000" w:themeColor="text1" w:sz="12" w:space="0"/>
         </w:tcBorders>
         <w:shd w:val="clear" w:color="auto" w:fill="FFFFFF" w:themeFill="background1"/>
       </w:tcPr>
@@ -25221,7 +25186,7 @@
       <w:u w:val="single"/>
     </w:rPr>
   </w:style>
-  <w:style w:type="character" w:customStyle="1" w:styleId="Mencinsinresolver1">
+  <w:style w:type="character" w:styleId="Mencinsinresolver1" w:customStyle="1">
     <w:name w:val="Mención sin resolver1"/>
     <w:basedOn w:val="Fuentedeprrafopredeter"/>
     <w:uiPriority w:val="99"/>
@@ -25262,7 +25227,7 @@
       <w:szCs w:val="18"/>
     </w:rPr>
   </w:style>
-  <w:style w:type="character" w:customStyle="1" w:styleId="TextodegloboCar">
+  <w:style w:type="character" w:styleId="TextodegloboCar" w:customStyle="1">
     <w:name w:val="Texto de globo Car"/>
     <w:basedOn w:val="Fuentedeprrafopredeter"/>
     <w:link w:val="Textodeglobo"/>
@@ -25302,7 +25267,7 @@
       <w:szCs w:val="20"/>
     </w:rPr>
   </w:style>
-  <w:style w:type="character" w:customStyle="1" w:styleId="TextocomentarioCar">
+  <w:style w:type="character" w:styleId="TextocomentarioCar" w:customStyle="1">
     <w:name w:val="Texto comentario Car"/>
     <w:basedOn w:val="Fuentedeprrafopredeter"/>
     <w:link w:val="Textocomentario"/>
@@ -25327,7 +25292,7 @@
       <w:bCs/>
     </w:rPr>
   </w:style>
-  <w:style w:type="character" w:customStyle="1" w:styleId="AsuntodelcomentarioCar">
+  <w:style w:type="character" w:styleId="AsuntodelcomentarioCar" w:customStyle="1">
     <w:name w:val="Asunto del comentario Car"/>
     <w:basedOn w:val="TextocomentarioCar"/>
     <w:link w:val="Asuntodelcomentario"/>
@@ -25341,7 +25306,7 @@
       <w:szCs w:val="20"/>
     </w:rPr>
   </w:style>
-  <w:style w:type="table" w:customStyle="1" w:styleId="29">
+  <w:style w:type="table" w:styleId="29" w:customStyle="1">
     <w:name w:val="29"/>
     <w:basedOn w:val="TableNormal"/>
     <w:pPr>
@@ -25364,7 +25329,7 @@
       <w:shd w:val="clear" w:color="auto" w:fill="EDF2F8"/>
     </w:tcPr>
   </w:style>
-  <w:style w:type="table" w:customStyle="1" w:styleId="28">
+  <w:style w:type="table" w:styleId="28" w:customStyle="1">
     <w:name w:val="28"/>
     <w:basedOn w:val="TableNormal"/>
     <w:pPr>
@@ -25387,7 +25352,7 @@
       <w:shd w:val="clear" w:color="auto" w:fill="EDF2F8"/>
     </w:tcPr>
   </w:style>
-  <w:style w:type="table" w:customStyle="1" w:styleId="27">
+  <w:style w:type="table" w:styleId="27" w:customStyle="1">
     <w:name w:val="27"/>
     <w:basedOn w:val="TableNormal"/>
     <w:pPr>
@@ -25410,7 +25375,7 @@
       <w:shd w:val="clear" w:color="auto" w:fill="EDF2F8"/>
     </w:tcPr>
   </w:style>
-  <w:style w:type="table" w:customStyle="1" w:styleId="26">
+  <w:style w:type="table" w:styleId="26" w:customStyle="1">
     <w:name w:val="26"/>
     <w:basedOn w:val="TableNormal"/>
     <w:pPr>
@@ -25433,7 +25398,7 @@
       <w:shd w:val="clear" w:color="auto" w:fill="EDF2F8"/>
     </w:tcPr>
   </w:style>
-  <w:style w:type="table" w:customStyle="1" w:styleId="25">
+  <w:style w:type="table" w:styleId="25" w:customStyle="1">
     <w:name w:val="25"/>
     <w:basedOn w:val="TableNormal"/>
     <w:tblPr>
@@ -25445,7 +25410,7 @@
       </w:tblCellMar>
     </w:tblPr>
   </w:style>
-  <w:style w:type="table" w:customStyle="1" w:styleId="24">
+  <w:style w:type="table" w:styleId="24" w:customStyle="1">
     <w:name w:val="24"/>
     <w:basedOn w:val="TableNormal"/>
     <w:tblPr>
@@ -25459,7 +25424,7 @@
       </w:tblCellMar>
     </w:tblPr>
   </w:style>
-  <w:style w:type="table" w:customStyle="1" w:styleId="23">
+  <w:style w:type="table" w:styleId="23" w:customStyle="1">
     <w:name w:val="23"/>
     <w:basedOn w:val="TableNormal"/>
     <w:tblPr>
@@ -25473,7 +25438,7 @@
       </w:tblCellMar>
     </w:tblPr>
   </w:style>
-  <w:style w:type="table" w:customStyle="1" w:styleId="22">
+  <w:style w:type="table" w:styleId="22" w:customStyle="1">
     <w:name w:val="22"/>
     <w:basedOn w:val="TableNormal"/>
     <w:tblPr>
@@ -25485,7 +25450,7 @@
       </w:tblCellMar>
     </w:tblPr>
   </w:style>
-  <w:style w:type="table" w:customStyle="1" w:styleId="21">
+  <w:style w:type="table" w:styleId="21" w:customStyle="1">
     <w:name w:val="21"/>
     <w:basedOn w:val="TableNormal"/>
     <w:tblPr>
@@ -25497,7 +25462,7 @@
       </w:tblCellMar>
     </w:tblPr>
   </w:style>
-  <w:style w:type="table" w:customStyle="1" w:styleId="20">
+  <w:style w:type="table" w:styleId="20" w:customStyle="1">
     <w:name w:val="20"/>
     <w:basedOn w:val="TableNormal"/>
     <w:pPr>
@@ -25520,7 +25485,7 @@
       <w:shd w:val="clear" w:color="auto" w:fill="EDF2F8"/>
     </w:tcPr>
   </w:style>
-  <w:style w:type="table" w:customStyle="1" w:styleId="19">
+  <w:style w:type="table" w:styleId="19" w:customStyle="1">
     <w:name w:val="19"/>
     <w:basedOn w:val="TableNormal"/>
     <w:pPr>
@@ -25543,7 +25508,7 @@
       <w:shd w:val="clear" w:color="auto" w:fill="EDF2F8"/>
     </w:tcPr>
   </w:style>
-  <w:style w:type="table" w:customStyle="1" w:styleId="18">
+  <w:style w:type="table" w:styleId="18" w:customStyle="1">
     <w:name w:val="18"/>
     <w:basedOn w:val="TableNormal"/>
     <w:pPr>
@@ -25566,7 +25531,7 @@
       <w:shd w:val="clear" w:color="auto" w:fill="EDF2F8"/>
     </w:tcPr>
   </w:style>
-  <w:style w:type="table" w:customStyle="1" w:styleId="17">
+  <w:style w:type="table" w:styleId="17" w:customStyle="1">
     <w:name w:val="17"/>
     <w:basedOn w:val="TableNormal"/>
     <w:pPr>
@@ -25589,7 +25554,7 @@
       <w:shd w:val="clear" w:color="auto" w:fill="EDF2F8"/>
     </w:tcPr>
   </w:style>
-  <w:style w:type="table" w:customStyle="1" w:styleId="16">
+  <w:style w:type="table" w:styleId="16" w:customStyle="1">
     <w:name w:val="16"/>
     <w:basedOn w:val="TableNormal"/>
     <w:pPr>
@@ -25612,7 +25577,7 @@
       <w:shd w:val="clear" w:color="auto" w:fill="EDF2F8"/>
     </w:tcPr>
   </w:style>
-  <w:style w:type="table" w:customStyle="1" w:styleId="15">
+  <w:style w:type="table" w:styleId="15" w:customStyle="1">
     <w:name w:val="15"/>
     <w:basedOn w:val="TableNormal"/>
     <w:pPr>
@@ -25635,7 +25600,7 @@
       <w:shd w:val="clear" w:color="auto" w:fill="EDF2F8"/>
     </w:tcPr>
   </w:style>
-  <w:style w:type="table" w:customStyle="1" w:styleId="14">
+  <w:style w:type="table" w:styleId="14" w:customStyle="1">
     <w:name w:val="14"/>
     <w:basedOn w:val="TableNormal"/>
     <w:pPr>
@@ -25658,7 +25623,7 @@
       <w:shd w:val="clear" w:color="auto" w:fill="EDF2F8"/>
     </w:tcPr>
   </w:style>
-  <w:style w:type="table" w:customStyle="1" w:styleId="13">
+  <w:style w:type="table" w:styleId="13" w:customStyle="1">
     <w:name w:val="13"/>
     <w:basedOn w:val="TableNormal"/>
     <w:pPr>
@@ -25681,7 +25646,7 @@
       <w:shd w:val="clear" w:color="auto" w:fill="EDF2F8"/>
     </w:tcPr>
   </w:style>
-  <w:style w:type="table" w:customStyle="1" w:styleId="12">
+  <w:style w:type="table" w:styleId="12" w:customStyle="1">
     <w:name w:val="12"/>
     <w:basedOn w:val="TableNormal"/>
     <w:pPr>
@@ -25704,7 +25669,7 @@
       <w:shd w:val="clear" w:color="auto" w:fill="EDF2F8"/>
     </w:tcPr>
   </w:style>
-  <w:style w:type="character" w:customStyle="1" w:styleId="Mencinsinresolver2">
+  <w:style w:type="character" w:styleId="Mencinsinresolver2" w:customStyle="1">
     <w:name w:val="Mención sin resolver2"/>
     <w:basedOn w:val="Fuentedeprrafopredeter"/>
     <w:uiPriority w:val="99"/>
@@ -25716,7 +25681,7 @@
       <w:shd w:val="clear" w:color="auto" w:fill="E1DFDD"/>
     </w:rPr>
   </w:style>
-  <w:style w:type="paragraph" w:customStyle="1" w:styleId="Subtitle0">
+  <w:style w:type="paragraph" w:styleId="Subtitle0" w:customStyle="1">
     <w:name w:val="Subtitle0"/>
     <w:basedOn w:val="Normal0"/>
     <w:next w:val="Normal0"/>
@@ -25731,7 +25696,7 @@
       <w:szCs w:val="30"/>
     </w:rPr>
   </w:style>
-  <w:style w:type="table" w:customStyle="1" w:styleId="11">
+  <w:style w:type="table" w:styleId="11" w:customStyle="1">
     <w:name w:val="11"/>
     <w:basedOn w:val="NormalTable1"/>
     <w:pPr>
@@ -25754,7 +25719,7 @@
       <w:shd w:val="clear" w:color="auto" w:fill="EDF2F8"/>
     </w:tcPr>
   </w:style>
-  <w:style w:type="table" w:customStyle="1" w:styleId="10">
+  <w:style w:type="table" w:styleId="10" w:customStyle="1">
     <w:name w:val="10"/>
     <w:basedOn w:val="NormalTable1"/>
     <w:pPr>
@@ -25777,7 +25742,7 @@
       <w:shd w:val="clear" w:color="auto" w:fill="EDF2F8"/>
     </w:tcPr>
   </w:style>
-  <w:style w:type="table" w:customStyle="1" w:styleId="9">
+  <w:style w:type="table" w:styleId="9" w:customStyle="1">
     <w:name w:val="9"/>
     <w:basedOn w:val="NormalTable1"/>
     <w:pPr>
@@ -25800,7 +25765,7 @@
       <w:shd w:val="clear" w:color="auto" w:fill="EDF2F8"/>
     </w:tcPr>
   </w:style>
-  <w:style w:type="table" w:customStyle="1" w:styleId="8">
+  <w:style w:type="table" w:styleId="8" w:customStyle="1">
     <w:name w:val="8"/>
     <w:basedOn w:val="NormalTable1"/>
     <w:pPr>
@@ -25823,7 +25788,7 @@
       <w:shd w:val="clear" w:color="auto" w:fill="EDF2F8"/>
     </w:tcPr>
   </w:style>
-  <w:style w:type="table" w:customStyle="1" w:styleId="7">
+  <w:style w:type="table" w:styleId="7" w:customStyle="1">
     <w:name w:val="7"/>
     <w:basedOn w:val="NormalTable1"/>
     <w:tblPr>
@@ -25837,7 +25802,7 @@
       </w:tblCellMar>
     </w:tblPr>
   </w:style>
-  <w:style w:type="table" w:customStyle="1" w:styleId="6">
+  <w:style w:type="table" w:styleId="6" w:customStyle="1">
     <w:name w:val="6"/>
     <w:basedOn w:val="NormalTable1"/>
     <w:tblPr>
@@ -25851,7 +25816,7 @@
       </w:tblCellMar>
     </w:tblPr>
   </w:style>
-  <w:style w:type="table" w:customStyle="1" w:styleId="5">
+  <w:style w:type="table" w:styleId="5" w:customStyle="1">
     <w:name w:val="5"/>
     <w:basedOn w:val="NormalTable1"/>
     <w:pPr>
@@ -25874,7 +25839,7 @@
       <w:shd w:val="clear" w:color="auto" w:fill="EDF2F8"/>
     </w:tcPr>
   </w:style>
-  <w:style w:type="table" w:customStyle="1" w:styleId="4">
+  <w:style w:type="table" w:styleId="4" w:customStyle="1">
     <w:name w:val="4"/>
     <w:basedOn w:val="NormalTable1"/>
     <w:pPr>
@@ -25897,7 +25862,7 @@
       <w:shd w:val="clear" w:color="auto" w:fill="EDF2F8"/>
     </w:tcPr>
   </w:style>
-  <w:style w:type="table" w:customStyle="1" w:styleId="3">
+  <w:style w:type="table" w:styleId="3" w:customStyle="1">
     <w:name w:val="3"/>
     <w:basedOn w:val="NormalTable1"/>
     <w:pPr>
@@ -25920,7 +25885,7 @@
       <w:shd w:val="clear" w:color="auto" w:fill="EDF2F8"/>
     </w:tcPr>
   </w:style>
-  <w:style w:type="table" w:customStyle="1" w:styleId="2">
+  <w:style w:type="table" w:styleId="2" w:customStyle="1">
     <w:name w:val="2"/>
     <w:basedOn w:val="NormalTable1"/>
     <w:pPr>
@@ -25943,7 +25908,7 @@
       <w:shd w:val="clear" w:color="auto" w:fill="EDF2F8"/>
     </w:tcPr>
   </w:style>
-  <w:style w:type="table" w:customStyle="1" w:styleId="1">
+  <w:style w:type="table" w:styleId="1" w:customStyle="1">
     <w:name w:val="1"/>
     <w:basedOn w:val="NormalTable1"/>
     <w:pPr>
@@ -25966,12 +25931,12 @@
       <w:shd w:val="clear" w:color="auto" w:fill="EDF2F8"/>
     </w:tcPr>
   </w:style>
-  <w:style w:type="character" w:customStyle="1" w:styleId="fontstyle01">
+  <w:style w:type="character" w:styleId="fontstyle01" w:customStyle="1">
     <w:name w:val="fontstyle01"/>
     <w:basedOn w:val="Fuentedeprrafopredeter"/>
     <w:rsid w:val="00D9059F"/>
     <w:rPr>
-      <w:rFonts w:ascii="Helvetica" w:hAnsi="Helvetica" w:hint="default"/>
+      <w:rFonts w:hint="default" w:ascii="Helvetica" w:hAnsi="Helvetica"/>
       <w:b w:val="0"/>
       <w:bCs w:val="0"/>
       <w:i w:val="0"/>
@@ -26003,12 +25968,12 @@
       <w:iCs/>
     </w:rPr>
   </w:style>
-  <w:style w:type="character" w:customStyle="1" w:styleId="fontstyle21">
+  <w:style w:type="character" w:styleId="fontstyle21" w:customStyle="1">
     <w:name w:val="fontstyle21"/>
     <w:basedOn w:val="Fuentedeprrafopredeter"/>
     <w:rsid w:val="00252122"/>
     <w:rPr>
-      <w:rFonts w:ascii="ArialMT" w:hAnsi="ArialMT" w:hint="default"/>
+      <w:rFonts w:hint="default" w:ascii="ArialMT" w:hAnsi="ArialMT"/>
       <w:b w:val="0"/>
       <w:bCs w:val="0"/>
       <w:i w:val="0"/>
@@ -26032,26 +25997,26 @@
       <w:spacing w:line="240" w:lineRule="auto"/>
     </w:pPr>
     <w:rPr>
-      <w:rFonts w:ascii="Arial MT" w:eastAsia="Arial MT" w:hAnsi="Arial MT" w:cs="Arial MT"/>
+      <w:rFonts w:ascii="Arial MT" w:hAnsi="Arial MT" w:eastAsia="Arial MT" w:cs="Arial MT"/>
       <w:sz w:val="24"/>
       <w:szCs w:val="24"/>
       <w:lang w:val="es-ES" w:eastAsia="en-US"/>
     </w:rPr>
   </w:style>
-  <w:style w:type="character" w:customStyle="1" w:styleId="TextoindependienteCar">
+  <w:style w:type="character" w:styleId="TextoindependienteCar" w:customStyle="1">
     <w:name w:val="Texto independiente Car"/>
     <w:basedOn w:val="Fuentedeprrafopredeter"/>
     <w:link w:val="Textoindependiente"/>
     <w:uiPriority w:val="1"/>
     <w:rsid w:val="00D859C0"/>
     <w:rPr>
-      <w:rFonts w:ascii="Arial MT" w:eastAsia="Arial MT" w:hAnsi="Arial MT" w:cs="Arial MT"/>
+      <w:rFonts w:ascii="Arial MT" w:hAnsi="Arial MT" w:eastAsia="Arial MT" w:cs="Arial MT"/>
       <w:sz w:val="24"/>
       <w:szCs w:val="24"/>
       <w:lang w:val="es-ES" w:eastAsia="en-US"/>
     </w:rPr>
   </w:style>
-  <w:style w:type="paragraph" w:customStyle="1" w:styleId="TableParagraph">
+  <w:style w:type="paragraph" w:styleId="TableParagraph" w:customStyle="1">
     <w:name w:val="Table Paragraph"/>
     <w:basedOn w:val="Normal"/>
     <w:uiPriority w:val="1"/>
@@ -26064,11 +26029,11 @@
       <w:spacing w:line="240" w:lineRule="auto"/>
     </w:pPr>
     <w:rPr>
-      <w:rFonts w:ascii="Arial MT" w:eastAsia="Arial MT" w:hAnsi="Arial MT" w:cs="Arial MT"/>
+      <w:rFonts w:ascii="Arial MT" w:hAnsi="Arial MT" w:eastAsia="Arial MT" w:cs="Arial MT"/>
       <w:lang w:val="es-ES" w:eastAsia="en-US"/>
     </w:rPr>
   </w:style>
-  <w:style w:type="character" w:customStyle="1" w:styleId="Mencinsinresolver3">
+  <w:style w:type="character" w:styleId="Mencinsinresolver3" w:customStyle="1">
     <w:name w:val="Mención sin resolver3"/>
     <w:basedOn w:val="Fuentedeprrafopredeter"/>
     <w:uiPriority w:val="99"/>
@@ -26080,7 +26045,7 @@
       <w:shd w:val="clear" w:color="auto" w:fill="E1DFDD"/>
     </w:rPr>
   </w:style>
-  <w:style w:type="table" w:customStyle="1" w:styleId="TableNormal1">
+  <w:style w:type="table" w:styleId="TableNormal1" w:customStyle="1">
     <w:name w:val="Table Normal1"/>
     <w:uiPriority w:val="2"/>
     <w:semiHidden/>
@@ -26094,7 +26059,7 @@
       <w:spacing w:line="240" w:lineRule="auto"/>
     </w:pPr>
     <w:rPr>
-      <w:rFonts w:asciiTheme="minorHAnsi" w:eastAsiaTheme="minorHAnsi" w:hAnsiTheme="minorHAnsi" w:cstheme="minorBidi"/>
+      <w:rFonts w:asciiTheme="minorHAnsi" w:hAnsiTheme="minorHAnsi" w:eastAsiaTheme="minorHAnsi" w:cstheme="minorBidi"/>
       <w:lang w:val="en-US" w:eastAsia="en-US"/>
     </w:rPr>
     <w:tblPr>
@@ -26120,7 +26085,7 @@
       <w:outlineLvl w:val="9"/>
     </w:pPr>
     <w:rPr>
-      <w:rFonts w:asciiTheme="majorHAnsi" w:eastAsiaTheme="majorEastAsia" w:hAnsiTheme="majorHAnsi" w:cstheme="majorBidi"/>
+      <w:rFonts w:asciiTheme="majorHAnsi" w:hAnsiTheme="majorHAnsi" w:eastAsiaTheme="majorEastAsia" w:cstheme="majorBidi"/>
       <w:color w:val="365F91" w:themeColor="accent1" w:themeShade="BF"/>
       <w:sz w:val="32"/>
       <w:szCs w:val="32"/>
@@ -26183,10 +26148,10 @@
       <w:tblStyleRowBandSize w:val="1"/>
       <w:tblStyleColBandSize w:val="1"/>
       <w:tblBorders>
-        <w:top w:val="single" w:sz="2" w:space="0" w:color="95B3D7" w:themeColor="accent1" w:themeTint="99"/>
-        <w:bottom w:val="single" w:sz="2" w:space="0" w:color="95B3D7" w:themeColor="accent1" w:themeTint="99"/>
-        <w:insideH w:val="single" w:sz="2" w:space="0" w:color="95B3D7" w:themeColor="accent1" w:themeTint="99"/>
-        <w:insideV w:val="single" w:sz="2" w:space="0" w:color="95B3D7" w:themeColor="accent1" w:themeTint="99"/>
+        <w:top w:val="single" w:color="95B3D7" w:themeColor="accent1" w:themeTint="99" w:sz="2" w:space="0"/>
+        <w:bottom w:val="single" w:color="95B3D7" w:themeColor="accent1" w:themeTint="99" w:sz="2" w:space="0"/>
+        <w:insideH w:val="single" w:color="95B3D7" w:themeColor="accent1" w:themeTint="99" w:sz="2" w:space="0"/>
+        <w:insideV w:val="single" w:color="95B3D7" w:themeColor="accent1" w:themeTint="99" w:sz="2" w:space="0"/>
       </w:tblBorders>
     </w:tblPr>
     <w:tblStylePr w:type="firstRow">
@@ -26198,7 +26163,7 @@
       <w:tcPr>
         <w:tcBorders>
           <w:top w:val="nil"/>
-          <w:bottom w:val="single" w:sz="12" w:space="0" w:color="95B3D7" w:themeColor="accent1" w:themeTint="99"/>
+          <w:bottom w:val="single" w:color="95B3D7" w:themeColor="accent1" w:themeTint="99" w:sz="12" w:space="0"/>
           <w:insideH w:val="nil"/>
           <w:insideV w:val="nil"/>
         </w:tcBorders>
@@ -26213,7 +26178,7 @@
       <w:tblPr/>
       <w:tcPr>
         <w:tcBorders>
-          <w:top w:val="double" w:sz="2" w:space="0" w:color="95B3D7" w:themeColor="accent1" w:themeTint="99"/>
+          <w:top w:val="double" w:color="95B3D7" w:themeColor="accent1" w:themeTint="99" w:sz="2" w:space="0"/>
           <w:bottom w:val="nil"/>
           <w:insideH w:val="nil"/>
           <w:insideV w:val="nil"/>
@@ -26261,8 +26226,8 @@
       <w:tblStyleRowBandSize w:val="1"/>
       <w:tblStyleColBandSize w:val="1"/>
       <w:tblBorders>
-        <w:top w:val="single" w:sz="4" w:space="0" w:color="000000" w:themeColor="text1"/>
-        <w:bottom w:val="single" w:sz="4" w:space="0" w:color="000000" w:themeColor="text1"/>
+        <w:top w:val="single" w:color="000000" w:themeColor="text1" w:sz="4" w:space="0"/>
+        <w:bottom w:val="single" w:color="000000" w:themeColor="text1" w:sz="4" w:space="0"/>
       </w:tblBorders>
     </w:tblPr>
     <w:tblStylePr w:type="firstRow">
@@ -26273,7 +26238,7 @@
       <w:tblPr/>
       <w:tcPr>
         <w:tcBorders>
-          <w:bottom w:val="single" w:sz="4" w:space="0" w:color="000000" w:themeColor="text1"/>
+          <w:bottom w:val="single" w:color="000000" w:themeColor="text1" w:sz="4" w:space="0"/>
         </w:tcBorders>
       </w:tcPr>
     </w:tblStylePr>
@@ -26285,7 +26250,7 @@
       <w:tblPr/>
       <w:tcPr>
         <w:tcBorders>
-          <w:top w:val="double" w:sz="4" w:space="0" w:color="000000" w:themeColor="text1"/>
+          <w:top w:val="double" w:color="000000" w:themeColor="text1" w:sz="4" w:space="0"/>
         </w:tcBorders>
       </w:tcPr>
     </w:tblStylePr>
@@ -26326,10 +26291,10 @@
       <w:tblStyleRowBandSize w:val="1"/>
       <w:tblStyleColBandSize w:val="1"/>
       <w:tblBorders>
-        <w:top w:val="single" w:sz="2" w:space="0" w:color="FABF8F" w:themeColor="accent6" w:themeTint="99"/>
-        <w:bottom w:val="single" w:sz="2" w:space="0" w:color="FABF8F" w:themeColor="accent6" w:themeTint="99"/>
-        <w:insideH w:val="single" w:sz="2" w:space="0" w:color="FABF8F" w:themeColor="accent6" w:themeTint="99"/>
-        <w:insideV w:val="single" w:sz="2" w:space="0" w:color="FABF8F" w:themeColor="accent6" w:themeTint="99"/>
+        <w:top w:val="single" w:color="FABF8F" w:themeColor="accent6" w:themeTint="99" w:sz="2" w:space="0"/>
+        <w:bottom w:val="single" w:color="FABF8F" w:themeColor="accent6" w:themeTint="99" w:sz="2" w:space="0"/>
+        <w:insideH w:val="single" w:color="FABF8F" w:themeColor="accent6" w:themeTint="99" w:sz="2" w:space="0"/>
+        <w:insideV w:val="single" w:color="FABF8F" w:themeColor="accent6" w:themeTint="99" w:sz="2" w:space="0"/>
       </w:tblBorders>
     </w:tblPr>
     <w:tblStylePr w:type="firstRow">
@@ -26341,7 +26306,7 @@
       <w:tcPr>
         <w:tcBorders>
           <w:top w:val="nil"/>
-          <w:bottom w:val="single" w:sz="12" w:space="0" w:color="FABF8F" w:themeColor="accent6" w:themeTint="99"/>
+          <w:bottom w:val="single" w:color="FABF8F" w:themeColor="accent6" w:themeTint="99" w:sz="12" w:space="0"/>
           <w:insideH w:val="nil"/>
           <w:insideV w:val="nil"/>
         </w:tcBorders>
@@ -26356,7 +26321,7 @@
       <w:tblPr/>
       <w:tcPr>
         <w:tcBorders>
-          <w:top w:val="double" w:sz="2" w:space="0" w:color="FABF8F" w:themeColor="accent6" w:themeTint="99"/>
+          <w:top w:val="double" w:color="FABF8F" w:themeColor="accent6" w:themeTint="99" w:sz="2" w:space="0"/>
           <w:bottom w:val="nil"/>
           <w:insideH w:val="nil"/>
           <w:insideV w:val="nil"/>
@@ -26411,11 +26376,11 @@
       <w:tblStyleRowBandSize w:val="1"/>
       <w:tblStyleColBandSize w:val="1"/>
       <w:tblBorders>
-        <w:top w:val="single" w:sz="4" w:space="0" w:color="FABF8F" w:themeColor="accent6" w:themeTint="99"/>
-        <w:left w:val="single" w:sz="4" w:space="0" w:color="FABF8F" w:themeColor="accent6" w:themeTint="99"/>
-        <w:bottom w:val="single" w:sz="4" w:space="0" w:color="FABF8F" w:themeColor="accent6" w:themeTint="99"/>
-        <w:right w:val="single" w:sz="4" w:space="0" w:color="FABF8F" w:themeColor="accent6" w:themeTint="99"/>
-        <w:insideH w:val="single" w:sz="4" w:space="0" w:color="FABF8F" w:themeColor="accent6" w:themeTint="99"/>
+        <w:top w:val="single" w:color="FABF8F" w:themeColor="accent6" w:themeTint="99" w:sz="4" w:space="0"/>
+        <w:left w:val="single" w:color="FABF8F" w:themeColor="accent6" w:themeTint="99" w:sz="4" w:space="0"/>
+        <w:bottom w:val="single" w:color="FABF8F" w:themeColor="accent6" w:themeTint="99" w:sz="4" w:space="0"/>
+        <w:right w:val="single" w:color="FABF8F" w:themeColor="accent6" w:themeTint="99" w:sz="4" w:space="0"/>
+        <w:insideH w:val="single" w:color="FABF8F" w:themeColor="accent6" w:themeTint="99" w:sz="4" w:space="0"/>
       </w:tblBorders>
     </w:tblPr>
     <w:tblStylePr w:type="firstRow">
@@ -26427,10 +26392,10 @@
       <w:tblPr/>
       <w:tcPr>
         <w:tcBorders>
-          <w:top w:val="single" w:sz="4" w:space="0" w:color="F79646" w:themeColor="accent6"/>
-          <w:left w:val="single" w:sz="4" w:space="0" w:color="F79646" w:themeColor="accent6"/>
-          <w:bottom w:val="single" w:sz="4" w:space="0" w:color="F79646" w:themeColor="accent6"/>
-          <w:right w:val="single" w:sz="4" w:space="0" w:color="F79646" w:themeColor="accent6"/>
+          <w:top w:val="single" w:color="F79646" w:themeColor="accent6" w:sz="4" w:space="0"/>
+          <w:left w:val="single" w:color="F79646" w:themeColor="accent6" w:sz="4" w:space="0"/>
+          <w:bottom w:val="single" w:color="F79646" w:themeColor="accent6" w:sz="4" w:space="0"/>
+          <w:right w:val="single" w:color="F79646" w:themeColor="accent6" w:sz="4" w:space="0"/>
           <w:insideH w:val="nil"/>
         </w:tcBorders>
         <w:shd w:val="clear" w:color="auto" w:fill="F79646" w:themeFill="accent6"/>
@@ -26444,7 +26409,7 @@
       <w:tblPr/>
       <w:tcPr>
         <w:tcBorders>
-          <w:top w:val="double" w:sz="4" w:space="0" w:color="FABF8F" w:themeColor="accent6" w:themeTint="99"/>
+          <w:top w:val="double" w:color="FABF8F" w:themeColor="accent6" w:themeTint="99" w:sz="4" w:space="0"/>
         </w:tcBorders>
       </w:tcPr>
     </w:tblStylePr>
@@ -26493,12 +26458,12 @@
     </w:pPr>
     <w:tblPr>
       <w:tblBorders>
-        <w:top w:val="single" w:sz="4" w:space="0" w:color="BFBFBF" w:themeColor="background1" w:themeShade="BF"/>
-        <w:left w:val="single" w:sz="4" w:space="0" w:color="BFBFBF" w:themeColor="background1" w:themeShade="BF"/>
-        <w:bottom w:val="single" w:sz="4" w:space="0" w:color="BFBFBF" w:themeColor="background1" w:themeShade="BF"/>
-        <w:right w:val="single" w:sz="4" w:space="0" w:color="BFBFBF" w:themeColor="background1" w:themeShade="BF"/>
-        <w:insideH w:val="single" w:sz="4" w:space="0" w:color="BFBFBF" w:themeColor="background1" w:themeShade="BF"/>
-        <w:insideV w:val="single" w:sz="4" w:space="0" w:color="BFBFBF" w:themeColor="background1" w:themeShade="BF"/>
+        <w:top w:val="single" w:color="BFBFBF" w:themeColor="background1" w:themeShade="BF" w:sz="4" w:space="0"/>
+        <w:left w:val="single" w:color="BFBFBF" w:themeColor="background1" w:themeShade="BF" w:sz="4" w:space="0"/>
+        <w:bottom w:val="single" w:color="BFBFBF" w:themeColor="background1" w:themeShade="BF" w:sz="4" w:space="0"/>
+        <w:right w:val="single" w:color="BFBFBF" w:themeColor="background1" w:themeShade="BF" w:sz="4" w:space="0"/>
+        <w:insideH w:val="single" w:color="BFBFBF" w:themeColor="background1" w:themeShade="BF" w:sz="4" w:space="0"/>
+        <w:insideV w:val="single" w:color="BFBFBF" w:themeColor="background1" w:themeShade="BF" w:sz="4" w:space="0"/>
       </w:tblBorders>
     </w:tblPr>
   </w:style>
@@ -26849,12 +26814,6 @@
 </file>
 
 <file path=customXml/item1.xml><?xml version="1.0" encoding="utf-8"?>
-<go:gDocsCustomXmlDataStorage xmlns:go="http://customooxmlschemas.google.com/" xmlns:r="http://schemas.openxmlformats.org/officeDocument/2006/relationships">
-  <go:docsCustomData xmlns:go="http://customooxmlschemas.google.com/" roundtripDataSignature="AMtx7mh3w1sXrKwdjzYCxjbwPkf7wsIk5w==">AMUW2mWhRc/xLonLdtoI8dz4BVu2GREgE7++Eme5Ko+W5/2G+QfXPKxV7NwLPPaJ77IM2LrlHDguxVZnDKcg4iQIvJIe+zJ9DBWjUaWFI+z0k4HbdiCFsJo=</go:docsCustomData>
-</go:gDocsCustomXmlDataStorage>
-</file>
-
-<file path=customXml/item2.xml><?xml version="1.0" encoding="utf-8"?>
 <p:properties xmlns:p="http://schemas.microsoft.com/office/2006/metadata/properties" xmlns:xsi="http://www.w3.org/2001/XMLSchema-instance" xmlns:pc="http://schemas.microsoft.com/office/infopath/2007/PartnerControls">
   <documentManagement>
     <TaxCatchAll xmlns="285d351f-f218-493a-825f-85a9dfbde315" xsi:nil="true"/>
@@ -26865,20 +26824,13 @@
 </p:properties>
 </file>
 
-<file path=customXml/item3.xml><?xml version="1.0" encoding="utf-8"?>
-<b:Sources xmlns:b="http://schemas.openxmlformats.org/officeDocument/2006/bibliography" xmlns="http://schemas.openxmlformats.org/officeDocument/2006/bibliography" SelectedStyle="\APASixthEditionOfficeOnline.xsl" StyleName="APA" Version="6"/>
+<file path=customXml/item2.xml><?xml version="1.0" encoding="utf-8"?>
+<go:gDocsCustomXmlDataStorage xmlns:go="http://customooxmlschemas.google.com/" xmlns:r="http://schemas.openxmlformats.org/officeDocument/2006/relationships">
+  <go:docsCustomData xmlns:go="http://customooxmlschemas.google.com/" roundtripDataSignature="AMtx7mh3w1sXrKwdjzYCxjbwPkf7wsIk5w==">AMUW2mWhRc/xLonLdtoI8dz4BVu2GREgE7++Eme5Ko+W5/2G+QfXPKxV7NwLPPaJ77IM2LrlHDguxVZnDKcg4iQIvJIe+zJ9DBWjUaWFI+z0k4HbdiCFsJo=</go:docsCustomData>
+</go:gDocsCustomXmlDataStorage>
 </file>
 
-<file path=customXml/item4.xml><?xml version="1.0" encoding="utf-8"?>
-<?mso-contentType ?>
-<FormTemplates xmlns="http://schemas.microsoft.com/sharepoint/v3/contenttype/forms">
-  <Display>DocumentLibraryForm</Display>
-  <Edit>DocumentLibraryForm</Edit>
-  <New>DocumentLibraryForm</New>
-</FormTemplates>
-</file>
-
-<file path=customXml/item5.xml><?xml version="1.0" encoding="utf-8"?>
+<file path=customXml/item3.xml><?xml version="1.0" encoding="utf-8"?>
 <ct:contentTypeSchema xmlns:ct="http://schemas.microsoft.com/office/2006/metadata/contentType" xmlns:ma="http://schemas.microsoft.com/office/2006/metadata/properties/metaAttributes" ct:_="" ma:_="" ma:contentTypeName="Documento" ma:contentTypeID="0x0101005D7421CBAB376F47AC1876466873BE0C" ma:contentTypeVersion="11" ma:contentTypeDescription="Crear nuevo documento." ma:contentTypeScope="" ma:versionID="f360f8b6fb6f4c8bd21c6a7e407e2e16">
   <xsd:schema xmlns:xsd="http://www.w3.org/2001/XMLSchema" xmlns:xs="http://www.w3.org/2001/XMLSchema" xmlns:p="http://schemas.microsoft.com/office/2006/metadata/properties" xmlns:ns2="55abea07-cd72-4a95-add0-1082a24cf9e9" xmlns:ns3="285d351f-f218-493a-825f-85a9dfbde315" targetNamespace="http://schemas.microsoft.com/office/2006/metadata/properties" ma:root="true" ma:fieldsID="45e32b76c8e436055369618aac27ad35" ns2:_="" ns3:_="">
     <xsd:import namespace="55abea07-cd72-4a95-add0-1082a24cf9e9"/>
@@ -27073,16 +27025,20 @@
 </ct:contentTypeSchema>
 </file>
 
-<file path=customXml/itemProps1.xml><?xml version="1.0" encoding="utf-8"?>
-<ds:datastoreItem xmlns:ds="http://schemas.openxmlformats.org/officeDocument/2006/customXml" ds:itemID="{11111111-1234-1234-1234-123412341234}">
-  <ds:schemaRefs>
-    <ds:schemaRef ds:uri="http://customooxmlschemas.google.com/"/>
-    <ds:schemaRef ds:uri="http://schemas.openxmlformats.org/officeDocument/2006/relationships"/>
-  </ds:schemaRefs>
-</ds:datastoreItem>
+<file path=customXml/item4.xml><?xml version="1.0" encoding="utf-8"?>
+<?mso-contentType ?>
+<FormTemplates xmlns="http://schemas.microsoft.com/sharepoint/v3/contenttype/forms">
+  <Display>DocumentLibraryForm</Display>
+  <Edit>DocumentLibraryForm</Edit>
+  <New>DocumentLibraryForm</New>
+</FormTemplates>
 </file>
 
-<file path=customXml/itemProps2.xml><?xml version="1.0" encoding="utf-8"?>
+<file path=customXml/item5.xml><?xml version="1.0" encoding="utf-8"?>
+<b:Sources xmlns:b="http://schemas.openxmlformats.org/officeDocument/2006/bibliography" xmlns="http://schemas.openxmlformats.org/officeDocument/2006/bibliography" SelectedStyle="\APASixthEditionOfficeOnline.xsl" StyleName="APA" Version="6"/>
+</file>
+
+<file path=customXml/itemProps1.xml><?xml version="1.0" encoding="utf-8"?>
 <ds:datastoreItem xmlns:ds="http://schemas.openxmlformats.org/officeDocument/2006/customXml" ds:itemID="{9D9B1A75-0210-4935-8179-95DF20A26AD1}">
   <ds:schemaRefs>
     <ds:schemaRef ds:uri="http://schemas.microsoft.com/office/2006/metadata/properties"/>
@@ -27093,23 +27049,16 @@
 </ds:datastoreItem>
 </file>
 
-<file path=customXml/itemProps3.xml><?xml version="1.0" encoding="utf-8"?>
-<ds:datastoreItem xmlns:ds="http://schemas.openxmlformats.org/officeDocument/2006/customXml" ds:itemID="{B2DA30B1-1EE8-46E0-9D9F-97E3827BBCD7}">
+<file path=customXml/itemProps2.xml><?xml version="1.0" encoding="utf-8"?>
+<ds:datastoreItem xmlns:ds="http://schemas.openxmlformats.org/officeDocument/2006/customXml" ds:itemID="{11111111-1234-1234-1234-123412341234}">
   <ds:schemaRefs>
-    <ds:schemaRef ds:uri="http://schemas.openxmlformats.org/officeDocument/2006/bibliography"/>
+    <ds:schemaRef ds:uri="http://customooxmlschemas.google.com/"/>
+    <ds:schemaRef ds:uri="http://schemas.openxmlformats.org/officeDocument/2006/relationships"/>
   </ds:schemaRefs>
 </ds:datastoreItem>
 </file>
 
-<file path=customXml/itemProps4.xml><?xml version="1.0" encoding="utf-8"?>
-<ds:datastoreItem xmlns:ds="http://schemas.openxmlformats.org/officeDocument/2006/customXml" ds:itemID="{83102ECF-E44F-4F73-A78F-FE313D1BFB9A}">
-  <ds:schemaRefs>
-    <ds:schemaRef ds:uri="http://schemas.microsoft.com/sharepoint/v3/contenttype/forms"/>
-  </ds:schemaRefs>
-</ds:datastoreItem>
-</file>
-
-<file path=customXml/itemProps5.xml><?xml version="1.0" encoding="utf-8"?>
+<file path=customXml/itemProps3.xml><?xml version="1.0" encoding="utf-8"?>
 <ds:datastoreItem xmlns:ds="http://schemas.openxmlformats.org/officeDocument/2006/customXml" ds:itemID="{74BACA54-D105-4F83-B812-4836FE3A6611}">
   <ds:schemaRefs>
     <ds:schemaRef ds:uri="http://schemas.microsoft.com/office/2006/metadata/contentType"/>
@@ -27126,4 +27075,20 @@
     <ds:schemaRef ds:uri="http://schemas.microsoft.com/internal/obd"/>
   </ds:schemaRefs>
 </ds:datastoreItem>
+</file>
+
+<file path=customXml/itemProps4.xml><?xml version="1.0" encoding="utf-8"?>
+<ds:datastoreItem xmlns:ds="http://schemas.openxmlformats.org/officeDocument/2006/customXml" ds:itemID="{83102ECF-E44F-4F73-A78F-FE313D1BFB9A}">
+  <ds:schemaRefs>
+    <ds:schemaRef ds:uri="http://schemas.microsoft.com/sharepoint/v3/contenttype/forms"/>
+  </ds:schemaRefs>
+</ds:datastoreItem>
+</file>
+
+<file path=customXml/itemProps5.xml><?xml version="1.0" encoding="utf-8"?>
+<ds:datastoreItem xmlns:ds="http://schemas.openxmlformats.org/officeDocument/2006/customXml" ds:itemID="{B2DA30B1-1EE8-46E0-9D9F-97E3827BBCD7}">
+  <ds:schemaRefs>
+    <ds:schemaRef ds:uri="http://schemas.openxmlformats.org/officeDocument/2006/bibliography"/>
+  </ds:schemaRefs>
+</ds:datastoreItem>
 </file>